--- a/templates/at-template-tagged.docx
+++ b/templates/at-template-tagged.docx
@@ -343,16 +343,14 @@
                 <w:sz w:val="20"/>
                 <w:szCs w:val="20"/>
               </w:rPr>
-              <w:fldChar w:fldCharType="begin">
-                <w:ffData>
-                  <w:name w:val="Texto2"/>
-                  <w:enabled/>
-                  <w:calcOnExit w:val="0"/>
-                  <w:textInput>
-                    <w:type w:val="number"/>
-                  </w:textInput>
-                </w:ffData>
-              </w:fldChar>
+              <w:ffData>
+                <w:name w:val="Texto2"/>
+                <w:enabled/>
+                <w:calcOnExit w:val="0"/>
+                <w:textInput>
+                  <w:type w:val="number"/>
+                </w:textInput>
+              </w:ffData>
             </w:r>
             <w:r>
               <w:rPr>
@@ -362,7 +360,6 @@
                 <w:sz w:val="20"/>
                 <w:szCs w:val="20"/>
               </w:rPr>
-              <w:instrText xml:space="preserve"> FORMTEXT </w:instrText>
             </w:r>
             <w:r>
               <w:rPr>
@@ -381,7 +378,6 @@
                 <w:sz w:val="20"/>
                 <w:szCs w:val="20"/>
               </w:rPr>
-              <w:fldChar w:fldCharType="separate"/>
             </w:r>
             <w:r>
               <w:rPr>
@@ -446,7 +442,6 @@
                 <w:sz w:val="20"/>
                 <w:szCs w:val="20"/>
               </w:rPr>
-              <w:fldChar w:fldCharType="end"/>
             </w:r>
           </w:p>
         </w:tc>
@@ -590,16 +585,14 @@
                 <w:sz w:val="20"/>
                 <w:szCs w:val="20"/>
               </w:rPr>
-              <w:fldChar w:fldCharType="begin">
-                <w:ffData>
-                  <w:name w:val="Texto2"/>
-                  <w:enabled/>
-                  <w:calcOnExit w:val="0"/>
-                  <w:textInput>
-                    <w:type w:val="number"/>
-                  </w:textInput>
-                </w:ffData>
-              </w:fldChar>
+              <w:ffData>
+                <w:name w:val="Texto2"/>
+                <w:enabled/>
+                <w:calcOnExit w:val="0"/>
+                <w:textInput>
+                  <w:type w:val="number"/>
+                </w:textInput>
+              </w:ffData>
             </w:r>
             <w:r>
               <w:rPr>
@@ -609,7 +602,6 @@
                 <w:sz w:val="20"/>
                 <w:szCs w:val="20"/>
               </w:rPr>
-              <w:instrText xml:space="preserve"> FORMTEXT </w:instrText>
             </w:r>
             <w:r>
               <w:rPr>
@@ -628,7 +620,6 @@
                 <w:sz w:val="20"/>
                 <w:szCs w:val="20"/>
               </w:rPr>
-              <w:fldChar w:fldCharType="separate"/>
             </w:r>
             <w:r>
               <w:rPr>
@@ -693,7 +684,6 @@
                 <w:sz w:val="20"/>
                 <w:szCs w:val="20"/>
               </w:rPr>
-              <w:fldChar w:fldCharType="end"/>
             </w:r>
           </w:p>
         </w:tc>
@@ -766,39 +756,35 @@
                 <w:sz w:val="20"/>
                 <w:szCs w:val="20"/>
               </w:rPr>
-              <w:fldChar w:fldCharType="begin">
-                <w:ffData>
-                  <w:name w:val="Texto2"/>
-                  <w:enabled/>
-                  <w:calcOnExit w:val="0"/>
-                  <w:textInput>
-                    <w:type w:val="number"/>
-                  </w:textInput>
-                </w:ffData>
-              </w:fldChar>
-            </w:r>
-            <w:r>
-              <w:rPr>
-                <w:rFonts w:ascii="Calibri" w:hAnsi="Calibri" w:cs="Calibri"/>
-                <w:sz w:val="20"/>
-                <w:szCs w:val="20"/>
-              </w:rPr>
-              <w:instrText xml:space="preserve"> FORMTEXT </w:instrText>
-            </w:r>
-            <w:r>
-              <w:rPr>
-                <w:rFonts w:ascii="Calibri" w:hAnsi="Calibri" w:cs="Calibri"/>
-                <w:sz w:val="20"/>
-                <w:szCs w:val="20"/>
-              </w:rPr>
-            </w:r>
-            <w:r>
-              <w:rPr>
-                <w:rFonts w:ascii="Calibri" w:hAnsi="Calibri" w:cs="Calibri"/>
-                <w:sz w:val="20"/>
-                <w:szCs w:val="20"/>
-              </w:rPr>
-              <w:fldChar w:fldCharType="separate"/>
+              <w:ffData>
+                <w:name w:val="Texto2"/>
+                <w:enabled/>
+                <w:calcOnExit w:val="0"/>
+                <w:textInput>
+                  <w:type w:val="number"/>
+                </w:textInput>
+              </w:ffData>
+            </w:r>
+            <w:r>
+              <w:rPr>
+                <w:rFonts w:ascii="Calibri" w:hAnsi="Calibri" w:cs="Calibri"/>
+                <w:sz w:val="20"/>
+                <w:szCs w:val="20"/>
+              </w:rPr>
+            </w:r>
+            <w:r>
+              <w:rPr>
+                <w:rFonts w:ascii="Calibri" w:hAnsi="Calibri" w:cs="Calibri"/>
+                <w:sz w:val="20"/>
+                <w:szCs w:val="20"/>
+              </w:rPr>
+            </w:r>
+            <w:r>
+              <w:rPr>
+                <w:rFonts w:ascii="Calibri" w:hAnsi="Calibri" w:cs="Calibri"/>
+                <w:sz w:val="20"/>
+                <w:szCs w:val="20"/>
+              </w:rPr>
             </w:r>
             <w:r>
               <w:rPr>
@@ -851,7 +837,6 @@
                 <w:sz w:val="20"/>
                 <w:szCs w:val="20"/>
               </w:rPr>
-              <w:fldChar w:fldCharType="end"/>
             </w:r>
           </w:p>
         </w:tc>
@@ -919,39 +904,35 @@
                 <w:sz w:val="20"/>
                 <w:szCs w:val="20"/>
               </w:rPr>
-              <w:fldChar w:fldCharType="begin">
-                <w:ffData>
-                  <w:name w:val="Texto2"/>
-                  <w:enabled/>
-                  <w:calcOnExit w:val="0"/>
-                  <w:textInput>
-                    <w:type w:val="number"/>
-                  </w:textInput>
-                </w:ffData>
-              </w:fldChar>
-            </w:r>
-            <w:r>
-              <w:rPr>
-                <w:rFonts w:ascii="Calibri" w:hAnsi="Calibri" w:cs="Calibri"/>
-                <w:sz w:val="20"/>
-                <w:szCs w:val="20"/>
-              </w:rPr>
-              <w:instrText xml:space="preserve"> FORMTEXT </w:instrText>
-            </w:r>
-            <w:r>
-              <w:rPr>
-                <w:rFonts w:ascii="Calibri" w:hAnsi="Calibri" w:cs="Calibri"/>
-                <w:sz w:val="20"/>
-                <w:szCs w:val="20"/>
-              </w:rPr>
-            </w:r>
-            <w:r>
-              <w:rPr>
-                <w:rFonts w:ascii="Calibri" w:hAnsi="Calibri" w:cs="Calibri"/>
-                <w:sz w:val="20"/>
-                <w:szCs w:val="20"/>
-              </w:rPr>
-              <w:fldChar w:fldCharType="separate"/>
+              <w:ffData>
+                <w:name w:val="Texto2"/>
+                <w:enabled/>
+                <w:calcOnExit w:val="0"/>
+                <w:textInput>
+                  <w:type w:val="number"/>
+                </w:textInput>
+              </w:ffData>
+            </w:r>
+            <w:r>
+              <w:rPr>
+                <w:rFonts w:ascii="Calibri" w:hAnsi="Calibri" w:cs="Calibri"/>
+                <w:sz w:val="20"/>
+                <w:szCs w:val="20"/>
+              </w:rPr>
+            </w:r>
+            <w:r>
+              <w:rPr>
+                <w:rFonts w:ascii="Calibri" w:hAnsi="Calibri" w:cs="Calibri"/>
+                <w:sz w:val="20"/>
+                <w:szCs w:val="20"/>
+              </w:rPr>
+            </w:r>
+            <w:r>
+              <w:rPr>
+                <w:rFonts w:ascii="Calibri" w:hAnsi="Calibri" w:cs="Calibri"/>
+                <w:sz w:val="20"/>
+                <w:szCs w:val="20"/>
+              </w:rPr>
             </w:r>
             <w:r>
               <w:rPr>
@@ -1004,7 +985,6 @@
                 <w:sz w:val="20"/>
                 <w:szCs w:val="20"/>
               </w:rPr>
-              <w:fldChar w:fldCharType="end"/>
             </w:r>
           </w:p>
         </w:tc>
@@ -1088,39 +1068,35 @@
                 <w:sz w:val="20"/>
                 <w:szCs w:val="20"/>
               </w:rPr>
-              <w:fldChar w:fldCharType="begin">
-                <w:ffData>
-                  <w:name w:val="Texto2"/>
-                  <w:enabled/>
-                  <w:calcOnExit w:val="0"/>
-                  <w:textInput>
-                    <w:type w:val="number"/>
-                  </w:textInput>
-                </w:ffData>
-              </w:fldChar>
-            </w:r>
-            <w:r>
-              <w:rPr>
-                <w:rFonts w:ascii="Calibri" w:hAnsi="Calibri" w:cs="Calibri"/>
-                <w:sz w:val="20"/>
-                <w:szCs w:val="20"/>
-              </w:rPr>
-              <w:instrText xml:space="preserve"> FORMTEXT </w:instrText>
-            </w:r>
-            <w:r>
-              <w:rPr>
-                <w:rFonts w:ascii="Calibri" w:hAnsi="Calibri" w:cs="Calibri"/>
-                <w:sz w:val="20"/>
-                <w:szCs w:val="20"/>
-              </w:rPr>
-            </w:r>
-            <w:r>
-              <w:rPr>
-                <w:rFonts w:ascii="Calibri" w:hAnsi="Calibri" w:cs="Calibri"/>
-                <w:sz w:val="20"/>
-                <w:szCs w:val="20"/>
-              </w:rPr>
-              <w:fldChar w:fldCharType="separate"/>
+              <w:ffData>
+                <w:name w:val="Texto2"/>
+                <w:enabled/>
+                <w:calcOnExit w:val="0"/>
+                <w:textInput>
+                  <w:type w:val="number"/>
+                </w:textInput>
+              </w:ffData>
+            </w:r>
+            <w:r>
+              <w:rPr>
+                <w:rFonts w:ascii="Calibri" w:hAnsi="Calibri" w:cs="Calibri"/>
+                <w:sz w:val="20"/>
+                <w:szCs w:val="20"/>
+              </w:rPr>
+            </w:r>
+            <w:r>
+              <w:rPr>
+                <w:rFonts w:ascii="Calibri" w:hAnsi="Calibri" w:cs="Calibri"/>
+                <w:sz w:val="20"/>
+                <w:szCs w:val="20"/>
+              </w:rPr>
+            </w:r>
+            <w:r>
+              <w:rPr>
+                <w:rFonts w:ascii="Calibri" w:hAnsi="Calibri" w:cs="Calibri"/>
+                <w:sz w:val="20"/>
+                <w:szCs w:val="20"/>
+              </w:rPr>
             </w:r>
             <w:r>
               <w:rPr>
@@ -1173,7 +1149,6 @@
                 <w:sz w:val="20"/>
                 <w:szCs w:val="20"/>
               </w:rPr>
-              <w:fldChar w:fldCharType="end"/>
             </w:r>
           </w:p>
         </w:tc>
@@ -1237,39 +1212,35 @@
                 <w:sz w:val="20"/>
                 <w:szCs w:val="20"/>
               </w:rPr>
-              <w:fldChar w:fldCharType="begin">
-                <w:ffData>
-                  <w:name w:val="Texto2"/>
-                  <w:enabled/>
-                  <w:calcOnExit w:val="0"/>
-                  <w:textInput>
-                    <w:type w:val="number"/>
-                  </w:textInput>
-                </w:ffData>
-              </w:fldChar>
-            </w:r>
-            <w:r>
-              <w:rPr>
-                <w:rFonts w:ascii="Calibri" w:hAnsi="Calibri" w:cs="Calibri"/>
-                <w:sz w:val="20"/>
-                <w:szCs w:val="20"/>
-              </w:rPr>
-              <w:instrText xml:space="preserve"> FORMTEXT </w:instrText>
-            </w:r>
-            <w:r>
-              <w:rPr>
-                <w:rFonts w:ascii="Calibri" w:hAnsi="Calibri" w:cs="Calibri"/>
-                <w:sz w:val="20"/>
-                <w:szCs w:val="20"/>
-              </w:rPr>
-            </w:r>
-            <w:r>
-              <w:rPr>
-                <w:rFonts w:ascii="Calibri" w:hAnsi="Calibri" w:cs="Calibri"/>
-                <w:sz w:val="20"/>
-                <w:szCs w:val="20"/>
-              </w:rPr>
-              <w:fldChar w:fldCharType="separate"/>
+              <w:ffData>
+                <w:name w:val="Texto2"/>
+                <w:enabled/>
+                <w:calcOnExit w:val="0"/>
+                <w:textInput>
+                  <w:type w:val="number"/>
+                </w:textInput>
+              </w:ffData>
+            </w:r>
+            <w:r>
+              <w:rPr>
+                <w:rFonts w:ascii="Calibri" w:hAnsi="Calibri" w:cs="Calibri"/>
+                <w:sz w:val="20"/>
+                <w:szCs w:val="20"/>
+              </w:rPr>
+            </w:r>
+            <w:r>
+              <w:rPr>
+                <w:rFonts w:ascii="Calibri" w:hAnsi="Calibri" w:cs="Calibri"/>
+                <w:sz w:val="20"/>
+                <w:szCs w:val="20"/>
+              </w:rPr>
+            </w:r>
+            <w:r>
+              <w:rPr>
+                <w:rFonts w:ascii="Calibri" w:hAnsi="Calibri" w:cs="Calibri"/>
+                <w:sz w:val="20"/>
+                <w:szCs w:val="20"/>
+              </w:rPr>
             </w:r>
             <w:r>
               <w:rPr>
@@ -1322,7 +1293,6 @@
                 <w:sz w:val="20"/>
                 <w:szCs w:val="20"/>
               </w:rPr>
-              <w:fldChar w:fldCharType="end"/>
             </w:r>
           </w:p>
         </w:tc>
@@ -1389,39 +1359,35 @@
                 <w:sz w:val="20"/>
                 <w:szCs w:val="20"/>
               </w:rPr>
-              <w:fldChar w:fldCharType="begin">
-                <w:ffData>
-                  <w:name w:val="Texto2"/>
-                  <w:enabled/>
-                  <w:calcOnExit w:val="0"/>
-                  <w:textInput>
-                    <w:type w:val="number"/>
-                  </w:textInput>
-                </w:ffData>
-              </w:fldChar>
-            </w:r>
-            <w:r>
-              <w:rPr>
-                <w:rFonts w:ascii="Calibri" w:hAnsi="Calibri" w:cs="Calibri"/>
-                <w:sz w:val="20"/>
-                <w:szCs w:val="20"/>
-              </w:rPr>
-              <w:instrText xml:space="preserve"> FORMTEXT </w:instrText>
-            </w:r>
-            <w:r>
-              <w:rPr>
-                <w:rFonts w:ascii="Calibri" w:hAnsi="Calibri" w:cs="Calibri"/>
-                <w:sz w:val="20"/>
-                <w:szCs w:val="20"/>
-              </w:rPr>
-            </w:r>
-            <w:r>
-              <w:rPr>
-                <w:rFonts w:ascii="Calibri" w:hAnsi="Calibri" w:cs="Calibri"/>
-                <w:sz w:val="20"/>
-                <w:szCs w:val="20"/>
-              </w:rPr>
-              <w:fldChar w:fldCharType="separate"/>
+              <w:ffData>
+                <w:name w:val="Texto2"/>
+                <w:enabled/>
+                <w:calcOnExit w:val="0"/>
+                <w:textInput>
+                  <w:type w:val="number"/>
+                </w:textInput>
+              </w:ffData>
+            </w:r>
+            <w:r>
+              <w:rPr>
+                <w:rFonts w:ascii="Calibri" w:hAnsi="Calibri" w:cs="Calibri"/>
+                <w:sz w:val="20"/>
+                <w:szCs w:val="20"/>
+              </w:rPr>
+            </w:r>
+            <w:r>
+              <w:rPr>
+                <w:rFonts w:ascii="Calibri" w:hAnsi="Calibri" w:cs="Calibri"/>
+                <w:sz w:val="20"/>
+                <w:szCs w:val="20"/>
+              </w:rPr>
+            </w:r>
+            <w:r>
+              <w:rPr>
+                <w:rFonts w:ascii="Calibri" w:hAnsi="Calibri" w:cs="Calibri"/>
+                <w:sz w:val="20"/>
+                <w:szCs w:val="20"/>
+              </w:rPr>
             </w:r>
             <w:r>
               <w:rPr>
@@ -1474,7 +1440,6 @@
                 <w:sz w:val="20"/>
                 <w:szCs w:val="20"/>
               </w:rPr>
-              <w:fldChar w:fldCharType="end"/>
             </w:r>
           </w:p>
         </w:tc>
@@ -1536,39 +1501,35 @@
                 <w:sz w:val="20"/>
                 <w:szCs w:val="20"/>
               </w:rPr>
-              <w:fldChar w:fldCharType="begin">
-                <w:ffData>
-                  <w:name w:val="Texto2"/>
-                  <w:enabled/>
-                  <w:calcOnExit w:val="0"/>
-                  <w:textInput>
-                    <w:type w:val="number"/>
-                  </w:textInput>
-                </w:ffData>
-              </w:fldChar>
-            </w:r>
-            <w:r>
-              <w:rPr>
-                <w:rFonts w:ascii="Calibri" w:hAnsi="Calibri" w:cs="Calibri"/>
-                <w:sz w:val="20"/>
-                <w:szCs w:val="20"/>
-              </w:rPr>
-              <w:instrText xml:space="preserve"> FORMTEXT </w:instrText>
-            </w:r>
-            <w:r>
-              <w:rPr>
-                <w:rFonts w:ascii="Calibri" w:hAnsi="Calibri" w:cs="Calibri"/>
-                <w:sz w:val="20"/>
-                <w:szCs w:val="20"/>
-              </w:rPr>
-            </w:r>
-            <w:r>
-              <w:rPr>
-                <w:rFonts w:ascii="Calibri" w:hAnsi="Calibri" w:cs="Calibri"/>
-                <w:sz w:val="20"/>
-                <w:szCs w:val="20"/>
-              </w:rPr>
-              <w:fldChar w:fldCharType="separate"/>
+              <w:ffData>
+                <w:name w:val="Texto2"/>
+                <w:enabled/>
+                <w:calcOnExit w:val="0"/>
+                <w:textInput>
+                  <w:type w:val="number"/>
+                </w:textInput>
+              </w:ffData>
+            </w:r>
+            <w:r>
+              <w:rPr>
+                <w:rFonts w:ascii="Calibri" w:hAnsi="Calibri" w:cs="Calibri"/>
+                <w:sz w:val="20"/>
+                <w:szCs w:val="20"/>
+              </w:rPr>
+            </w:r>
+            <w:r>
+              <w:rPr>
+                <w:rFonts w:ascii="Calibri" w:hAnsi="Calibri" w:cs="Calibri"/>
+                <w:sz w:val="20"/>
+                <w:szCs w:val="20"/>
+              </w:rPr>
+            </w:r>
+            <w:r>
+              <w:rPr>
+                <w:rFonts w:ascii="Calibri" w:hAnsi="Calibri" w:cs="Calibri"/>
+                <w:sz w:val="20"/>
+                <w:szCs w:val="20"/>
+              </w:rPr>
             </w:r>
             <w:r>
               <w:rPr>
@@ -1621,7 +1582,6 @@
                 <w:sz w:val="20"/>
                 <w:szCs w:val="20"/>
               </w:rPr>
-              <w:fldChar w:fldCharType="end"/>
             </w:r>
           </w:p>
         </w:tc>
@@ -1747,14 +1707,12 @@
                 <w:sz w:val="20"/>
                 <w:szCs w:val="20"/>
               </w:rPr>
-              <w:fldChar w:fldCharType="begin">
-                <w:ffData>
-                  <w:name w:val="Texto4"/>
-                  <w:enabled/>
-                  <w:calcOnExit w:val="0"/>
-                  <w:textInput/>
-                </w:ffData>
-              </w:fldChar>
+              <w:ffData>
+                <w:name w:val="Texto4"/>
+                <w:enabled/>
+                <w:calcOnExit w:val="0"/>
+                <w:textInput/>
+              </w:ffData>
             </w:r>
             <w:bookmarkStart w:id="2" w:name="Texto4"/>
             <w:r>
@@ -1763,22 +1721,20 @@
                 <w:sz w:val="20"/>
                 <w:szCs w:val="20"/>
               </w:rPr>
-              <w:instrText xml:space="preserve"> FORMTEXT </w:instrText>
-            </w:r>
-            <w:r>
-              <w:rPr>
-                <w:rFonts w:ascii="Calibri" w:hAnsi="Calibri" w:cs="Calibri"/>
-                <w:sz w:val="20"/>
-                <w:szCs w:val="20"/>
-              </w:rPr>
-            </w:r>
-            <w:r>
-              <w:rPr>
-                <w:rFonts w:ascii="Calibri" w:hAnsi="Calibri" w:cs="Calibri"/>
-                <w:sz w:val="20"/>
-                <w:szCs w:val="20"/>
-              </w:rPr>
-              <w:fldChar w:fldCharType="separate"/>
+            </w:r>
+            <w:r>
+              <w:rPr>
+                <w:rFonts w:ascii="Calibri" w:hAnsi="Calibri" w:cs="Calibri"/>
+                <w:sz w:val="20"/>
+                <w:szCs w:val="20"/>
+              </w:rPr>
+            </w:r>
+            <w:r>
+              <w:rPr>
+                <w:rFonts w:ascii="Calibri" w:hAnsi="Calibri" w:cs="Calibri"/>
+                <w:sz w:val="20"/>
+                <w:szCs w:val="20"/>
+              </w:rPr>
             </w:r>
             <w:r>
               <w:rPr>
@@ -1831,7 +1787,6 @@
                 <w:sz w:val="20"/>
                 <w:szCs w:val="20"/>
               </w:rPr>
-              <w:fldChar w:fldCharType="end"/>
             </w:r>
             <w:bookmarkEnd w:id="2"/>
           </w:p>
@@ -1886,40 +1841,36 @@
                 <w:sz w:val="20"/>
                 <w:szCs w:val="20"/>
               </w:rPr>
-              <w:fldChar w:fldCharType="begin">
-                <w:ffData>
-                  <w:name w:val="Texto13"/>
-                  <w:enabled/>
-                  <w:calcOnExit w:val="0"/>
-                  <w:textInput>
-                    <w:type w:val="number"/>
-                    <w:maxLength w:val="9"/>
-                  </w:textInput>
-                </w:ffData>
-              </w:fldChar>
-            </w:r>
-            <w:r>
-              <w:rPr>
-                <w:rFonts w:ascii="Calibri" w:hAnsi="Calibri" w:cs="Calibri"/>
-                <w:sz w:val="20"/>
-                <w:szCs w:val="20"/>
-              </w:rPr>
-              <w:instrText xml:space="preserve"> FORMTEXT </w:instrText>
-            </w:r>
-            <w:r>
-              <w:rPr>
-                <w:rFonts w:ascii="Calibri" w:hAnsi="Calibri" w:cs="Calibri"/>
-                <w:sz w:val="20"/>
-                <w:szCs w:val="20"/>
-              </w:rPr>
-            </w:r>
-            <w:r>
-              <w:rPr>
-                <w:rFonts w:ascii="Calibri" w:hAnsi="Calibri" w:cs="Calibri"/>
-                <w:sz w:val="20"/>
-                <w:szCs w:val="20"/>
-              </w:rPr>
-              <w:fldChar w:fldCharType="separate"/>
+              <w:ffData>
+                <w:name w:val="Texto13"/>
+                <w:enabled/>
+                <w:calcOnExit w:val="0"/>
+                <w:textInput>
+                  <w:type w:val="number"/>
+                  <w:maxLength w:val="9"/>
+                </w:textInput>
+              </w:ffData>
+            </w:r>
+            <w:r>
+              <w:rPr>
+                <w:rFonts w:ascii="Calibri" w:hAnsi="Calibri" w:cs="Calibri"/>
+                <w:sz w:val="20"/>
+                <w:szCs w:val="20"/>
+              </w:rPr>
+            </w:r>
+            <w:r>
+              <w:rPr>
+                <w:rFonts w:ascii="Calibri" w:hAnsi="Calibri" w:cs="Calibri"/>
+                <w:sz w:val="20"/>
+                <w:szCs w:val="20"/>
+              </w:rPr>
+            </w:r>
+            <w:r>
+              <w:rPr>
+                <w:rFonts w:ascii="Calibri" w:hAnsi="Calibri" w:cs="Calibri"/>
+                <w:sz w:val="20"/>
+                <w:szCs w:val="20"/>
+              </w:rPr>
             </w:r>
             <w:r>
               <w:rPr>
@@ -1972,7 +1923,6 @@
                 <w:sz w:val="20"/>
                 <w:szCs w:val="20"/>
               </w:rPr>
-              <w:fldChar w:fldCharType="end"/>
             </w:r>
           </w:p>
         </w:tc>
@@ -2026,37 +1976,33 @@
                 <w:sz w:val="20"/>
                 <w:szCs w:val="20"/>
               </w:rPr>
-              <w:fldChar w:fldCharType="begin">
-                <w:ffData>
-                  <w:name w:val="Texto10"/>
-                  <w:enabled/>
-                  <w:calcOnExit w:val="0"/>
-                  <w:textInput/>
-                </w:ffData>
-              </w:fldChar>
-            </w:r>
-            <w:r>
-              <w:rPr>
-                <w:rFonts w:ascii="Calibri" w:hAnsi="Calibri" w:cs="Calibri"/>
-                <w:sz w:val="20"/>
-                <w:szCs w:val="20"/>
-              </w:rPr>
-              <w:instrText xml:space="preserve"> FORMTEXT </w:instrText>
-            </w:r>
-            <w:r>
-              <w:rPr>
-                <w:rFonts w:ascii="Calibri" w:hAnsi="Calibri" w:cs="Calibri"/>
-                <w:sz w:val="20"/>
-                <w:szCs w:val="20"/>
-              </w:rPr>
-            </w:r>
-            <w:r>
-              <w:rPr>
-                <w:rFonts w:ascii="Calibri" w:hAnsi="Calibri" w:cs="Calibri"/>
-                <w:sz w:val="20"/>
-                <w:szCs w:val="20"/>
-              </w:rPr>
-              <w:fldChar w:fldCharType="separate"/>
+              <w:ffData>
+                <w:name w:val="Texto10"/>
+                <w:enabled/>
+                <w:calcOnExit w:val="0"/>
+                <w:textInput/>
+              </w:ffData>
+            </w:r>
+            <w:r>
+              <w:rPr>
+                <w:rFonts w:ascii="Calibri" w:hAnsi="Calibri" w:cs="Calibri"/>
+                <w:sz w:val="20"/>
+                <w:szCs w:val="20"/>
+              </w:rPr>
+            </w:r>
+            <w:r>
+              <w:rPr>
+                <w:rFonts w:ascii="Calibri" w:hAnsi="Calibri" w:cs="Calibri"/>
+                <w:sz w:val="20"/>
+                <w:szCs w:val="20"/>
+              </w:rPr>
+            </w:r>
+            <w:r>
+              <w:rPr>
+                <w:rFonts w:ascii="Calibri" w:hAnsi="Calibri" w:cs="Calibri"/>
+                <w:sz w:val="20"/>
+                <w:szCs w:val="20"/>
+              </w:rPr>
             </w:r>
             <w:r>
               <w:rPr>
@@ -2109,7 +2055,6 @@
                 <w:sz w:val="20"/>
                 <w:szCs w:val="20"/>
               </w:rPr>
-              <w:fldChar w:fldCharType="end"/>
             </w:r>
             <w:bookmarkEnd w:id="3"/>
           </w:p>
@@ -2158,40 +2103,36 @@
                 <w:sz w:val="20"/>
                 <w:szCs w:val="20"/>
               </w:rPr>
-              <w:fldChar w:fldCharType="begin">
-                <w:ffData>
-                  <w:name w:val="Texto13"/>
-                  <w:enabled/>
-                  <w:calcOnExit w:val="0"/>
-                  <w:textInput>
-                    <w:type w:val="number"/>
-                    <w:maxLength w:val="9"/>
-                  </w:textInput>
-                </w:ffData>
-              </w:fldChar>
-            </w:r>
-            <w:r>
-              <w:rPr>
-                <w:rFonts w:ascii="Calibri" w:hAnsi="Calibri" w:cs="Calibri"/>
-                <w:sz w:val="20"/>
-                <w:szCs w:val="20"/>
-              </w:rPr>
-              <w:instrText xml:space="preserve"> FORMTEXT </w:instrText>
-            </w:r>
-            <w:r>
-              <w:rPr>
-                <w:rFonts w:ascii="Calibri" w:hAnsi="Calibri" w:cs="Calibri"/>
-                <w:sz w:val="20"/>
-                <w:szCs w:val="20"/>
-              </w:rPr>
-            </w:r>
-            <w:r>
-              <w:rPr>
-                <w:rFonts w:ascii="Calibri" w:hAnsi="Calibri" w:cs="Calibri"/>
-                <w:sz w:val="20"/>
-                <w:szCs w:val="20"/>
-              </w:rPr>
-              <w:fldChar w:fldCharType="separate"/>
+              <w:ffData>
+                <w:name w:val="Texto13"/>
+                <w:enabled/>
+                <w:calcOnExit w:val="0"/>
+                <w:textInput>
+                  <w:type w:val="number"/>
+                  <w:maxLength w:val="9"/>
+                </w:textInput>
+              </w:ffData>
+            </w:r>
+            <w:r>
+              <w:rPr>
+                <w:rFonts w:ascii="Calibri" w:hAnsi="Calibri" w:cs="Calibri"/>
+                <w:sz w:val="20"/>
+                <w:szCs w:val="20"/>
+              </w:rPr>
+            </w:r>
+            <w:r>
+              <w:rPr>
+                <w:rFonts w:ascii="Calibri" w:hAnsi="Calibri" w:cs="Calibri"/>
+                <w:sz w:val="20"/>
+                <w:szCs w:val="20"/>
+              </w:rPr>
+            </w:r>
+            <w:r>
+              <w:rPr>
+                <w:rFonts w:ascii="Calibri" w:hAnsi="Calibri" w:cs="Calibri"/>
+                <w:sz w:val="20"/>
+                <w:szCs w:val="20"/>
+              </w:rPr>
             </w:r>
             <w:r>
               <w:rPr>
@@ -2244,7 +2185,6 @@
                 <w:sz w:val="20"/>
                 <w:szCs w:val="20"/>
               </w:rPr>
-              <w:fldChar w:fldCharType="end"/>
             </w:r>
             <w:bookmarkEnd w:id="4"/>
           </w:p>
@@ -2299,39 +2239,35 @@
                 <w:sz w:val="20"/>
                 <w:szCs w:val="20"/>
               </w:rPr>
-              <w:fldChar w:fldCharType="begin">
-                <w:ffData>
-                  <w:name w:val="Texto11"/>
-                  <w:enabled/>
-                  <w:calcOnExit w:val="0"/>
-                  <w:textInput>
-                    <w:maxLength w:val="9"/>
-                  </w:textInput>
-                </w:ffData>
-              </w:fldChar>
-            </w:r>
-            <w:r>
-              <w:rPr>
-                <w:rFonts w:ascii="Calibri" w:hAnsi="Calibri" w:cs="Calibri"/>
-                <w:sz w:val="20"/>
-                <w:szCs w:val="20"/>
-              </w:rPr>
-              <w:instrText xml:space="preserve"> FORMTEXT </w:instrText>
-            </w:r>
-            <w:r>
-              <w:rPr>
-                <w:rFonts w:ascii="Calibri" w:hAnsi="Calibri" w:cs="Calibri"/>
-                <w:sz w:val="20"/>
-                <w:szCs w:val="20"/>
-              </w:rPr>
-            </w:r>
-            <w:r>
-              <w:rPr>
-                <w:rFonts w:ascii="Calibri" w:hAnsi="Calibri" w:cs="Calibri"/>
-                <w:sz w:val="20"/>
-                <w:szCs w:val="20"/>
-              </w:rPr>
-              <w:fldChar w:fldCharType="separate"/>
+              <w:ffData>
+                <w:name w:val="Texto11"/>
+                <w:enabled/>
+                <w:calcOnExit w:val="0"/>
+                <w:textInput>
+                  <w:maxLength w:val="9"/>
+                </w:textInput>
+              </w:ffData>
+            </w:r>
+            <w:r>
+              <w:rPr>
+                <w:rFonts w:ascii="Calibri" w:hAnsi="Calibri" w:cs="Calibri"/>
+                <w:sz w:val="20"/>
+                <w:szCs w:val="20"/>
+              </w:rPr>
+            </w:r>
+            <w:r>
+              <w:rPr>
+                <w:rFonts w:ascii="Calibri" w:hAnsi="Calibri" w:cs="Calibri"/>
+                <w:sz w:val="20"/>
+                <w:szCs w:val="20"/>
+              </w:rPr>
+            </w:r>
+            <w:r>
+              <w:rPr>
+                <w:rFonts w:ascii="Calibri" w:hAnsi="Calibri" w:cs="Calibri"/>
+                <w:sz w:val="20"/>
+                <w:szCs w:val="20"/>
+              </w:rPr>
             </w:r>
             <w:r>
               <w:rPr>
@@ -2384,7 +2320,6 @@
                 <w:sz w:val="20"/>
                 <w:szCs w:val="20"/>
               </w:rPr>
-              <w:fldChar w:fldCharType="end"/>
             </w:r>
             <w:bookmarkEnd w:id="5"/>
           </w:p>
@@ -2433,37 +2368,33 @@
                 <w:sz w:val="20"/>
                 <w:szCs w:val="20"/>
               </w:rPr>
-              <w:fldChar w:fldCharType="begin">
-                <w:ffData>
-                  <w:name w:val="Texto14"/>
-                  <w:enabled/>
-                  <w:calcOnExit w:val="0"/>
-                  <w:textInput/>
-                </w:ffData>
-              </w:fldChar>
-            </w:r>
-            <w:r>
-              <w:rPr>
-                <w:rFonts w:ascii="Calibri" w:hAnsi="Calibri" w:cs="Calibri"/>
-                <w:sz w:val="20"/>
-                <w:szCs w:val="20"/>
-              </w:rPr>
-              <w:instrText xml:space="preserve"> FORMTEXT </w:instrText>
-            </w:r>
-            <w:r>
-              <w:rPr>
-                <w:rFonts w:ascii="Calibri" w:hAnsi="Calibri" w:cs="Calibri"/>
-                <w:sz w:val="20"/>
-                <w:szCs w:val="20"/>
-              </w:rPr>
-            </w:r>
-            <w:r>
-              <w:rPr>
-                <w:rFonts w:ascii="Calibri" w:hAnsi="Calibri" w:cs="Calibri"/>
-                <w:sz w:val="20"/>
-                <w:szCs w:val="20"/>
-              </w:rPr>
-              <w:fldChar w:fldCharType="separate"/>
+              <w:ffData>
+                <w:name w:val="Texto14"/>
+                <w:enabled/>
+                <w:calcOnExit w:val="0"/>
+                <w:textInput/>
+              </w:ffData>
+            </w:r>
+            <w:r>
+              <w:rPr>
+                <w:rFonts w:ascii="Calibri" w:hAnsi="Calibri" w:cs="Calibri"/>
+                <w:sz w:val="20"/>
+                <w:szCs w:val="20"/>
+              </w:rPr>
+            </w:r>
+            <w:r>
+              <w:rPr>
+                <w:rFonts w:ascii="Calibri" w:hAnsi="Calibri" w:cs="Calibri"/>
+                <w:sz w:val="20"/>
+                <w:szCs w:val="20"/>
+              </w:rPr>
+            </w:r>
+            <w:r>
+              <w:rPr>
+                <w:rFonts w:ascii="Calibri" w:hAnsi="Calibri" w:cs="Calibri"/>
+                <w:sz w:val="20"/>
+                <w:szCs w:val="20"/>
+              </w:rPr>
             </w:r>
             <w:r>
               <w:rPr>
@@ -2516,7 +2447,6 @@
                 <w:sz w:val="20"/>
                 <w:szCs w:val="20"/>
               </w:rPr>
-              <w:fldChar w:fldCharType="end"/>
             </w:r>
             <w:bookmarkEnd w:id="6"/>
           </w:p>
@@ -2578,37 +2508,33 @@
                 <w:sz w:val="20"/>
                 <w:szCs w:val="20"/>
               </w:rPr>
-              <w:fldChar w:fldCharType="begin">
-                <w:ffData>
-                  <w:name w:val="Texto15"/>
-                  <w:enabled/>
-                  <w:calcOnExit w:val="0"/>
-                  <w:textInput/>
-                </w:ffData>
-              </w:fldChar>
-            </w:r>
-            <w:r>
-              <w:rPr>
-                <w:rFonts w:ascii="Calibri" w:hAnsi="Calibri" w:cs="Calibri"/>
-                <w:sz w:val="20"/>
-                <w:szCs w:val="20"/>
-              </w:rPr>
-              <w:instrText xml:space="preserve"> FORMTEXT </w:instrText>
-            </w:r>
-            <w:r>
-              <w:rPr>
-                <w:rFonts w:ascii="Calibri" w:hAnsi="Calibri" w:cs="Calibri"/>
-                <w:sz w:val="20"/>
-                <w:szCs w:val="20"/>
-              </w:rPr>
-            </w:r>
-            <w:r>
-              <w:rPr>
-                <w:rFonts w:ascii="Calibri" w:hAnsi="Calibri" w:cs="Calibri"/>
-                <w:sz w:val="20"/>
-                <w:szCs w:val="20"/>
-              </w:rPr>
-              <w:fldChar w:fldCharType="separate"/>
+              <w:ffData>
+                <w:name w:val="Texto15"/>
+                <w:enabled/>
+                <w:calcOnExit w:val="0"/>
+                <w:textInput/>
+              </w:ffData>
+            </w:r>
+            <w:r>
+              <w:rPr>
+                <w:rFonts w:ascii="Calibri" w:hAnsi="Calibri" w:cs="Calibri"/>
+                <w:sz w:val="20"/>
+                <w:szCs w:val="20"/>
+              </w:rPr>
+            </w:r>
+            <w:r>
+              <w:rPr>
+                <w:rFonts w:ascii="Calibri" w:hAnsi="Calibri" w:cs="Calibri"/>
+                <w:sz w:val="20"/>
+                <w:szCs w:val="20"/>
+              </w:rPr>
+            </w:r>
+            <w:r>
+              <w:rPr>
+                <w:rFonts w:ascii="Calibri" w:hAnsi="Calibri" w:cs="Calibri"/>
+                <w:sz w:val="20"/>
+                <w:szCs w:val="20"/>
+              </w:rPr>
             </w:r>
             <w:r>
               <w:rPr>
@@ -2661,7 +2587,6 @@
                 <w:sz w:val="20"/>
                 <w:szCs w:val="20"/>
               </w:rPr>
-              <w:fldChar w:fldCharType="end"/>
             </w:r>
             <w:bookmarkEnd w:id="7"/>
           </w:p>
@@ -2744,37 +2669,33 @@
                 <w:sz w:val="20"/>
                 <w:szCs w:val="20"/>
               </w:rPr>
-              <w:fldChar w:fldCharType="begin">
-                <w:ffData>
-                  <w:name w:val="Texto15"/>
-                  <w:enabled/>
-                  <w:calcOnExit w:val="0"/>
-                  <w:textInput/>
-                </w:ffData>
-              </w:fldChar>
-            </w:r>
-            <w:r>
-              <w:rPr>
-                <w:rFonts w:ascii="Calibri" w:hAnsi="Calibri" w:cs="Calibri"/>
-                <w:sz w:val="20"/>
-                <w:szCs w:val="20"/>
-              </w:rPr>
-              <w:instrText xml:space="preserve"> FORMTEXT </w:instrText>
-            </w:r>
-            <w:r>
-              <w:rPr>
-                <w:rFonts w:ascii="Calibri" w:hAnsi="Calibri" w:cs="Calibri"/>
-                <w:sz w:val="20"/>
-                <w:szCs w:val="20"/>
-              </w:rPr>
-            </w:r>
-            <w:r>
-              <w:rPr>
-                <w:rFonts w:ascii="Calibri" w:hAnsi="Calibri" w:cs="Calibri"/>
-                <w:sz w:val="20"/>
-                <w:szCs w:val="20"/>
-              </w:rPr>
-              <w:fldChar w:fldCharType="separate"/>
+              <w:ffData>
+                <w:name w:val="Texto15"/>
+                <w:enabled/>
+                <w:calcOnExit w:val="0"/>
+                <w:textInput/>
+              </w:ffData>
+            </w:r>
+            <w:r>
+              <w:rPr>
+                <w:rFonts w:ascii="Calibri" w:hAnsi="Calibri" w:cs="Calibri"/>
+                <w:sz w:val="20"/>
+                <w:szCs w:val="20"/>
+              </w:rPr>
+            </w:r>
+            <w:r>
+              <w:rPr>
+                <w:rFonts w:ascii="Calibri" w:hAnsi="Calibri" w:cs="Calibri"/>
+                <w:sz w:val="20"/>
+                <w:szCs w:val="20"/>
+              </w:rPr>
+            </w:r>
+            <w:r>
+              <w:rPr>
+                <w:rFonts w:ascii="Calibri" w:hAnsi="Calibri" w:cs="Calibri"/>
+                <w:sz w:val="20"/>
+                <w:szCs w:val="20"/>
+              </w:rPr>
             </w:r>
             <w:r>
               <w:rPr>
@@ -2822,7 +2743,6 @@
                 <w:sz w:val="20"/>
                 <w:szCs w:val="20"/>
               </w:rPr>
-              <w:fldChar w:fldCharType="end"/>
             </w:r>
           </w:p>
         </w:tc>
@@ -2888,37 +2808,33 @@
                 <w:sz w:val="20"/>
                 <w:szCs w:val="20"/>
               </w:rPr>
-              <w:fldChar w:fldCharType="begin">
-                <w:ffData>
-                  <w:name w:val="Texto15"/>
-                  <w:enabled/>
-                  <w:calcOnExit w:val="0"/>
-                  <w:textInput/>
-                </w:ffData>
-              </w:fldChar>
-            </w:r>
-            <w:r>
-              <w:rPr>
-                <w:rFonts w:ascii="Calibri" w:hAnsi="Calibri" w:cs="Calibri"/>
-                <w:sz w:val="20"/>
-                <w:szCs w:val="20"/>
-              </w:rPr>
-              <w:instrText xml:space="preserve"> FORMTEXT </w:instrText>
-            </w:r>
-            <w:r>
-              <w:rPr>
-                <w:rFonts w:ascii="Calibri" w:hAnsi="Calibri" w:cs="Calibri"/>
-                <w:sz w:val="20"/>
-                <w:szCs w:val="20"/>
-              </w:rPr>
-            </w:r>
-            <w:r>
-              <w:rPr>
-                <w:rFonts w:ascii="Calibri" w:hAnsi="Calibri" w:cs="Calibri"/>
-                <w:sz w:val="20"/>
-                <w:szCs w:val="20"/>
-              </w:rPr>
-              <w:fldChar w:fldCharType="separate"/>
+              <w:ffData>
+                <w:name w:val="Texto15"/>
+                <w:enabled/>
+                <w:calcOnExit w:val="0"/>
+                <w:textInput/>
+              </w:ffData>
+            </w:r>
+            <w:r>
+              <w:rPr>
+                <w:rFonts w:ascii="Calibri" w:hAnsi="Calibri" w:cs="Calibri"/>
+                <w:sz w:val="20"/>
+                <w:szCs w:val="20"/>
+              </w:rPr>
+            </w:r>
+            <w:r>
+              <w:rPr>
+                <w:rFonts w:ascii="Calibri" w:hAnsi="Calibri" w:cs="Calibri"/>
+                <w:sz w:val="20"/>
+                <w:szCs w:val="20"/>
+              </w:rPr>
+            </w:r>
+            <w:r>
+              <w:rPr>
+                <w:rFonts w:ascii="Calibri" w:hAnsi="Calibri" w:cs="Calibri"/>
+                <w:sz w:val="20"/>
+                <w:szCs w:val="20"/>
+              </w:rPr>
             </w:r>
             <w:r>
               <w:rPr>
@@ -2966,7 +2882,6 @@
                 <w:sz w:val="20"/>
                 <w:szCs w:val="20"/>
               </w:rPr>
-              <w:fldChar w:fldCharType="end"/>
             </w:r>
           </w:p>
         </w:tc>
@@ -3056,14 +2971,12 @@
                 <w:sz w:val="20"/>
                 <w:szCs w:val="20"/>
               </w:rPr>
-              <w:fldChar w:fldCharType="begin">
-                <w:ffData>
-                  <w:name w:val="Texto40"/>
-                  <w:enabled/>
-                  <w:calcOnExit w:val="0"/>
-                  <w:textInput/>
-                </w:ffData>
-              </w:fldChar>
+              <w:ffData>
+                <w:name w:val="Texto40"/>
+                <w:enabled/>
+                <w:calcOnExit w:val="0"/>
+                <w:textInput/>
+              </w:ffData>
             </w:r>
             <w:bookmarkStart w:id="8" w:name="Texto40"/>
             <w:r>
@@ -3072,22 +2985,20 @@
                 <w:sz w:val="20"/>
                 <w:szCs w:val="20"/>
               </w:rPr>
-              <w:instrText xml:space="preserve"> FORMTEXT </w:instrText>
-            </w:r>
-            <w:r>
-              <w:rPr>
-                <w:rFonts w:ascii="Calibri" w:hAnsi="Calibri" w:cs="Calibri"/>
-                <w:sz w:val="20"/>
-                <w:szCs w:val="20"/>
-              </w:rPr>
-            </w:r>
-            <w:r>
-              <w:rPr>
-                <w:rFonts w:ascii="Calibri" w:hAnsi="Calibri" w:cs="Calibri"/>
-                <w:sz w:val="20"/>
-                <w:szCs w:val="20"/>
-              </w:rPr>
-              <w:fldChar w:fldCharType="separate"/>
+            </w:r>
+            <w:r>
+              <w:rPr>
+                <w:rFonts w:ascii="Calibri" w:hAnsi="Calibri" w:cs="Calibri"/>
+                <w:sz w:val="20"/>
+                <w:szCs w:val="20"/>
+              </w:rPr>
+            </w:r>
+            <w:r>
+              <w:rPr>
+                <w:rFonts w:ascii="Calibri" w:hAnsi="Calibri" w:cs="Calibri"/>
+                <w:sz w:val="20"/>
+                <w:szCs w:val="20"/>
+              </w:rPr>
             </w:r>
             <w:r>
               <w:rPr>
@@ -3140,7 +3051,6 @@
                 <w:sz w:val="20"/>
                 <w:szCs w:val="20"/>
               </w:rPr>
-              <w:fldChar w:fldCharType="end"/>
             </w:r>
             <w:bookmarkEnd w:id="8"/>
           </w:p>
@@ -3195,40 +3105,36 @@
                 <w:sz w:val="20"/>
                 <w:szCs w:val="20"/>
               </w:rPr>
-              <w:fldChar w:fldCharType="begin">
-                <w:ffData>
-                  <w:name w:val=""/>
-                  <w:enabled/>
-                  <w:calcOnExit w:val="0"/>
-                  <w:textInput>
-                    <w:type w:val="number"/>
-                    <w:maxLength w:val="9"/>
-                  </w:textInput>
-                </w:ffData>
-              </w:fldChar>
-            </w:r>
-            <w:r>
-              <w:rPr>
-                <w:rFonts w:ascii="Calibri" w:hAnsi="Calibri" w:cs="Calibri"/>
-                <w:sz w:val="20"/>
-                <w:szCs w:val="20"/>
-              </w:rPr>
-              <w:instrText xml:space="preserve"> FORMTEXT </w:instrText>
-            </w:r>
-            <w:r>
-              <w:rPr>
-                <w:rFonts w:ascii="Calibri" w:hAnsi="Calibri" w:cs="Calibri"/>
-                <w:sz w:val="20"/>
-                <w:szCs w:val="20"/>
-              </w:rPr>
-            </w:r>
-            <w:r>
-              <w:rPr>
-                <w:rFonts w:ascii="Calibri" w:hAnsi="Calibri" w:cs="Calibri"/>
-                <w:sz w:val="20"/>
-                <w:szCs w:val="20"/>
-              </w:rPr>
-              <w:fldChar w:fldCharType="separate"/>
+              <w:ffData>
+                <w:name w:val=""/>
+                <w:enabled/>
+                <w:calcOnExit w:val="0"/>
+                <w:textInput>
+                  <w:type w:val="number"/>
+                  <w:maxLength w:val="9"/>
+                </w:textInput>
+              </w:ffData>
+            </w:r>
+            <w:r>
+              <w:rPr>
+                <w:rFonts w:ascii="Calibri" w:hAnsi="Calibri" w:cs="Calibri"/>
+                <w:sz w:val="20"/>
+                <w:szCs w:val="20"/>
+              </w:rPr>
+            </w:r>
+            <w:r>
+              <w:rPr>
+                <w:rFonts w:ascii="Calibri" w:hAnsi="Calibri" w:cs="Calibri"/>
+                <w:sz w:val="20"/>
+                <w:szCs w:val="20"/>
+              </w:rPr>
+            </w:r>
+            <w:r>
+              <w:rPr>
+                <w:rFonts w:ascii="Calibri" w:hAnsi="Calibri" w:cs="Calibri"/>
+                <w:sz w:val="20"/>
+                <w:szCs w:val="20"/>
+              </w:rPr>
             </w:r>
             <w:r>
               <w:rPr>
@@ -3281,7 +3187,6 @@
                 <w:sz w:val="20"/>
                 <w:szCs w:val="20"/>
               </w:rPr>
-              <w:fldChar w:fldCharType="end"/>
             </w:r>
           </w:p>
         </w:tc>
@@ -3334,37 +3239,33 @@
                 <w:sz w:val="20"/>
                 <w:szCs w:val="20"/>
               </w:rPr>
-              <w:fldChar w:fldCharType="begin">
-                <w:ffData>
-                  <w:name w:val="Texto10"/>
-                  <w:enabled/>
-                  <w:calcOnExit w:val="0"/>
-                  <w:textInput/>
-                </w:ffData>
-              </w:fldChar>
-            </w:r>
-            <w:r>
-              <w:rPr>
-                <w:rFonts w:ascii="Calibri" w:hAnsi="Calibri" w:cs="Calibri"/>
-                <w:sz w:val="20"/>
-                <w:szCs w:val="20"/>
-              </w:rPr>
-              <w:instrText xml:space="preserve"> FORMTEXT </w:instrText>
-            </w:r>
-            <w:r>
-              <w:rPr>
-                <w:rFonts w:ascii="Calibri" w:hAnsi="Calibri" w:cs="Calibri"/>
-                <w:sz w:val="20"/>
-                <w:szCs w:val="20"/>
-              </w:rPr>
-            </w:r>
-            <w:r>
-              <w:rPr>
-                <w:rFonts w:ascii="Calibri" w:hAnsi="Calibri" w:cs="Calibri"/>
-                <w:sz w:val="20"/>
-                <w:szCs w:val="20"/>
-              </w:rPr>
-              <w:fldChar w:fldCharType="separate"/>
+              <w:ffData>
+                <w:name w:val="Texto10"/>
+                <w:enabled/>
+                <w:calcOnExit w:val="0"/>
+                <w:textInput/>
+              </w:ffData>
+            </w:r>
+            <w:r>
+              <w:rPr>
+                <w:rFonts w:ascii="Calibri" w:hAnsi="Calibri" w:cs="Calibri"/>
+                <w:sz w:val="20"/>
+                <w:szCs w:val="20"/>
+              </w:rPr>
+            </w:r>
+            <w:r>
+              <w:rPr>
+                <w:rFonts w:ascii="Calibri" w:hAnsi="Calibri" w:cs="Calibri"/>
+                <w:sz w:val="20"/>
+                <w:szCs w:val="20"/>
+              </w:rPr>
+            </w:r>
+            <w:r>
+              <w:rPr>
+                <w:rFonts w:ascii="Calibri" w:hAnsi="Calibri" w:cs="Calibri"/>
+                <w:sz w:val="20"/>
+                <w:szCs w:val="20"/>
+              </w:rPr>
             </w:r>
             <w:r>
               <w:rPr>
@@ -3417,7 +3318,6 @@
                 <w:sz w:val="20"/>
                 <w:szCs w:val="20"/>
               </w:rPr>
-              <w:fldChar w:fldCharType="end"/>
             </w:r>
           </w:p>
         </w:tc>
@@ -3464,40 +3364,36 @@
                 <w:sz w:val="20"/>
                 <w:szCs w:val="20"/>
               </w:rPr>
-              <w:fldChar w:fldCharType="begin">
-                <w:ffData>
-                  <w:name w:val="Texto13"/>
-                  <w:enabled/>
-                  <w:calcOnExit w:val="0"/>
-                  <w:textInput>
-                    <w:type w:val="number"/>
-                    <w:maxLength w:val="9"/>
-                  </w:textInput>
-                </w:ffData>
-              </w:fldChar>
-            </w:r>
-            <w:r>
-              <w:rPr>
-                <w:rFonts w:ascii="Calibri" w:hAnsi="Calibri" w:cs="Calibri"/>
-                <w:sz w:val="20"/>
-                <w:szCs w:val="20"/>
-              </w:rPr>
-              <w:instrText xml:space="preserve"> FORMTEXT </w:instrText>
-            </w:r>
-            <w:r>
-              <w:rPr>
-                <w:rFonts w:ascii="Calibri" w:hAnsi="Calibri" w:cs="Calibri"/>
-                <w:sz w:val="20"/>
-                <w:szCs w:val="20"/>
-              </w:rPr>
-            </w:r>
-            <w:r>
-              <w:rPr>
-                <w:rFonts w:ascii="Calibri" w:hAnsi="Calibri" w:cs="Calibri"/>
-                <w:sz w:val="20"/>
-                <w:szCs w:val="20"/>
-              </w:rPr>
-              <w:fldChar w:fldCharType="separate"/>
+              <w:ffData>
+                <w:name w:val="Texto13"/>
+                <w:enabled/>
+                <w:calcOnExit w:val="0"/>
+                <w:textInput>
+                  <w:type w:val="number"/>
+                  <w:maxLength w:val="9"/>
+                </w:textInput>
+              </w:ffData>
+            </w:r>
+            <w:r>
+              <w:rPr>
+                <w:rFonts w:ascii="Calibri" w:hAnsi="Calibri" w:cs="Calibri"/>
+                <w:sz w:val="20"/>
+                <w:szCs w:val="20"/>
+              </w:rPr>
+            </w:r>
+            <w:r>
+              <w:rPr>
+                <w:rFonts w:ascii="Calibri" w:hAnsi="Calibri" w:cs="Calibri"/>
+                <w:sz w:val="20"/>
+                <w:szCs w:val="20"/>
+              </w:rPr>
+            </w:r>
+            <w:r>
+              <w:rPr>
+                <w:rFonts w:ascii="Calibri" w:hAnsi="Calibri" w:cs="Calibri"/>
+                <w:sz w:val="20"/>
+                <w:szCs w:val="20"/>
+              </w:rPr>
             </w:r>
             <w:r>
               <w:rPr>
@@ -3550,7 +3446,6 @@
                 <w:sz w:val="20"/>
                 <w:szCs w:val="20"/>
               </w:rPr>
-              <w:fldChar w:fldCharType="end"/>
             </w:r>
           </w:p>
         </w:tc>
@@ -3602,37 +3497,33 @@
                 <w:sz w:val="20"/>
                 <w:szCs w:val="20"/>
               </w:rPr>
-              <w:fldChar w:fldCharType="begin">
-                <w:ffData>
-                  <w:name w:val="Texto22"/>
-                  <w:enabled/>
-                  <w:calcOnExit w:val="0"/>
-                  <w:textInput/>
-                </w:ffData>
-              </w:fldChar>
-            </w:r>
-            <w:r>
-              <w:rPr>
-                <w:rFonts w:ascii="Calibri" w:hAnsi="Calibri" w:cs="Calibri"/>
-                <w:sz w:val="20"/>
-                <w:szCs w:val="20"/>
-              </w:rPr>
-              <w:instrText xml:space="preserve"> FORMTEXT </w:instrText>
-            </w:r>
-            <w:r>
-              <w:rPr>
-                <w:rFonts w:ascii="Calibri" w:hAnsi="Calibri" w:cs="Calibri"/>
-                <w:sz w:val="20"/>
-                <w:szCs w:val="20"/>
-              </w:rPr>
-            </w:r>
-            <w:r>
-              <w:rPr>
-                <w:rFonts w:ascii="Calibri" w:hAnsi="Calibri" w:cs="Calibri"/>
-                <w:sz w:val="20"/>
-                <w:szCs w:val="20"/>
-              </w:rPr>
-              <w:fldChar w:fldCharType="separate"/>
+              <w:ffData>
+                <w:name w:val="Texto22"/>
+                <w:enabled/>
+                <w:calcOnExit w:val="0"/>
+                <w:textInput/>
+              </w:ffData>
+            </w:r>
+            <w:r>
+              <w:rPr>
+                <w:rFonts w:ascii="Calibri" w:hAnsi="Calibri" w:cs="Calibri"/>
+                <w:sz w:val="20"/>
+                <w:szCs w:val="20"/>
+              </w:rPr>
+            </w:r>
+            <w:r>
+              <w:rPr>
+                <w:rFonts w:ascii="Calibri" w:hAnsi="Calibri" w:cs="Calibri"/>
+                <w:sz w:val="20"/>
+                <w:szCs w:val="20"/>
+              </w:rPr>
+            </w:r>
+            <w:r>
+              <w:rPr>
+                <w:rFonts w:ascii="Calibri" w:hAnsi="Calibri" w:cs="Calibri"/>
+                <w:sz w:val="20"/>
+                <w:szCs w:val="20"/>
+              </w:rPr>
             </w:r>
             <w:r>
               <w:rPr>
@@ -3685,7 +3576,6 @@
                 <w:sz w:val="20"/>
                 <w:szCs w:val="20"/>
               </w:rPr>
-              <w:fldChar w:fldCharType="end"/>
             </w:r>
           </w:p>
         </w:tc>
@@ -3733,37 +3623,33 @@
                 <w:sz w:val="20"/>
                 <w:szCs w:val="20"/>
               </w:rPr>
-              <w:fldChar w:fldCharType="begin">
-                <w:ffData>
-                  <w:name w:val="Texto22"/>
-                  <w:enabled/>
-                  <w:calcOnExit w:val="0"/>
-                  <w:textInput/>
-                </w:ffData>
-              </w:fldChar>
-            </w:r>
-            <w:r>
-              <w:rPr>
-                <w:rFonts w:ascii="Calibri" w:hAnsi="Calibri" w:cs="Calibri"/>
-                <w:sz w:val="20"/>
-                <w:szCs w:val="20"/>
-              </w:rPr>
-              <w:instrText xml:space="preserve"> FORMTEXT </w:instrText>
-            </w:r>
-            <w:r>
-              <w:rPr>
-                <w:rFonts w:ascii="Calibri" w:hAnsi="Calibri" w:cs="Calibri"/>
-                <w:sz w:val="20"/>
-                <w:szCs w:val="20"/>
-              </w:rPr>
-            </w:r>
-            <w:r>
-              <w:rPr>
-                <w:rFonts w:ascii="Calibri" w:hAnsi="Calibri" w:cs="Calibri"/>
-                <w:sz w:val="20"/>
-                <w:szCs w:val="20"/>
-              </w:rPr>
-              <w:fldChar w:fldCharType="separate"/>
+              <w:ffData>
+                <w:name w:val="Texto22"/>
+                <w:enabled/>
+                <w:calcOnExit w:val="0"/>
+                <w:textInput/>
+              </w:ffData>
+            </w:r>
+            <w:r>
+              <w:rPr>
+                <w:rFonts w:ascii="Calibri" w:hAnsi="Calibri" w:cs="Calibri"/>
+                <w:sz w:val="20"/>
+                <w:szCs w:val="20"/>
+              </w:rPr>
+            </w:r>
+            <w:r>
+              <w:rPr>
+                <w:rFonts w:ascii="Calibri" w:hAnsi="Calibri" w:cs="Calibri"/>
+                <w:sz w:val="20"/>
+                <w:szCs w:val="20"/>
+              </w:rPr>
+            </w:r>
+            <w:r>
+              <w:rPr>
+                <w:rFonts w:ascii="Calibri" w:hAnsi="Calibri" w:cs="Calibri"/>
+                <w:sz w:val="20"/>
+                <w:szCs w:val="20"/>
+              </w:rPr>
             </w:r>
             <w:r>
               <w:rPr>
@@ -3816,7 +3702,6 @@
                 <w:sz w:val="20"/>
                 <w:szCs w:val="20"/>
               </w:rPr>
-              <w:fldChar w:fldCharType="end"/>
             </w:r>
           </w:p>
         </w:tc>
@@ -3870,39 +3755,35 @@
                 <w:sz w:val="20"/>
                 <w:szCs w:val="20"/>
               </w:rPr>
-              <w:fldChar w:fldCharType="begin">
-                <w:ffData>
-                  <w:name w:val="Texto23"/>
-                  <w:enabled/>
-                  <w:calcOnExit w:val="0"/>
-                  <w:textInput>
-                    <w:maxLength w:val="9"/>
-                  </w:textInput>
-                </w:ffData>
-              </w:fldChar>
-            </w:r>
-            <w:r>
-              <w:rPr>
-                <w:rFonts w:ascii="Calibri" w:hAnsi="Calibri" w:cs="Calibri"/>
-                <w:sz w:val="20"/>
-                <w:szCs w:val="20"/>
-              </w:rPr>
-              <w:instrText xml:space="preserve"> FORMTEXT </w:instrText>
-            </w:r>
-            <w:r>
-              <w:rPr>
-                <w:rFonts w:ascii="Calibri" w:hAnsi="Calibri" w:cs="Calibri"/>
-                <w:sz w:val="20"/>
-                <w:szCs w:val="20"/>
-              </w:rPr>
-            </w:r>
-            <w:r>
-              <w:rPr>
-                <w:rFonts w:ascii="Calibri" w:hAnsi="Calibri" w:cs="Calibri"/>
-                <w:sz w:val="20"/>
-                <w:szCs w:val="20"/>
-              </w:rPr>
-              <w:fldChar w:fldCharType="separate"/>
+              <w:ffData>
+                <w:name w:val="Texto23"/>
+                <w:enabled/>
+                <w:calcOnExit w:val="0"/>
+                <w:textInput>
+                  <w:maxLength w:val="9"/>
+                </w:textInput>
+              </w:ffData>
+            </w:r>
+            <w:r>
+              <w:rPr>
+                <w:rFonts w:ascii="Calibri" w:hAnsi="Calibri" w:cs="Calibri"/>
+                <w:sz w:val="20"/>
+                <w:szCs w:val="20"/>
+              </w:rPr>
+            </w:r>
+            <w:r>
+              <w:rPr>
+                <w:rFonts w:ascii="Calibri" w:hAnsi="Calibri" w:cs="Calibri"/>
+                <w:sz w:val="20"/>
+                <w:szCs w:val="20"/>
+              </w:rPr>
+            </w:r>
+            <w:r>
+              <w:rPr>
+                <w:rFonts w:ascii="Calibri" w:hAnsi="Calibri" w:cs="Calibri"/>
+                <w:sz w:val="20"/>
+                <w:szCs w:val="20"/>
+              </w:rPr>
             </w:r>
             <w:r>
               <w:rPr>
@@ -3955,7 +3836,6 @@
                 <w:sz w:val="20"/>
                 <w:szCs w:val="20"/>
               </w:rPr>
-              <w:fldChar w:fldCharType="end"/>
             </w:r>
             <w:bookmarkEnd w:id="9"/>
           </w:p>
@@ -4023,101 +3903,96 @@
                 <w:sz w:val="20"/>
                 <w:szCs w:val="20"/>
               </w:rPr>
-              <w:fldChar w:fldCharType="begin">
-                <w:ffData>
-                  <w:name w:val="Texto33"/>
-                  <w:enabled/>
-                  <w:calcOnExit w:val="0"/>
-                  <w:textInput>
-                    <w:type w:val="date"/>
-                  </w:textInput>
-                </w:ffData>
-              </w:fldChar>
-            </w:r>
-            <w:r>
-              <w:rPr>
-                <w:rFonts w:ascii="Calibri" w:hAnsi="Calibri" w:cs="Calibri"/>
-                <w:b/>
-                <w:sz w:val="20"/>
-                <w:szCs w:val="20"/>
-              </w:rPr>
-              <w:instrText xml:space="preserve"> FORMTEXT </w:instrText>
-            </w:r>
-            <w:r>
-              <w:rPr>
-                <w:rFonts w:ascii="Calibri" w:hAnsi="Calibri" w:cs="Calibri"/>
-                <w:b/>
-                <w:sz w:val="20"/>
-                <w:szCs w:val="20"/>
-              </w:rPr>
-            </w:r>
-            <w:r>
-              <w:rPr>
-                <w:rFonts w:ascii="Calibri" w:hAnsi="Calibri" w:cs="Calibri"/>
-                <w:b/>
-                <w:sz w:val="20"/>
-                <w:szCs w:val="20"/>
-              </w:rPr>
-              <w:fldChar w:fldCharType="separate"/>
-            </w:r>
-            <w:r>
-              <w:rPr>
-                <w:rFonts w:ascii="Calibri" w:hAnsi="Calibri" w:cs="Calibri"/>
-                <w:b/>
-                <w:noProof/>
-                <w:sz w:val="20"/>
-                <w:szCs w:val="20"/>
-              </w:rPr>
-              <w:t> </w:t>
-            </w:r>
-            <w:r>
-              <w:rPr>
-                <w:rFonts w:ascii="Calibri" w:hAnsi="Calibri" w:cs="Calibri"/>
-                <w:b/>
-                <w:noProof/>
-                <w:sz w:val="20"/>
-                <w:szCs w:val="20"/>
-              </w:rPr>
-              <w:t> </w:t>
-            </w:r>
-            <w:r>
-              <w:rPr>
-                <w:rFonts w:ascii="Calibri" w:hAnsi="Calibri" w:cs="Calibri"/>
-                <w:b/>
-                <w:noProof/>
-                <w:sz w:val="20"/>
-                <w:szCs w:val="20"/>
-              </w:rPr>
-              <w:t> </w:t>
-            </w:r>
-            <w:r>
-              <w:rPr>
-                <w:rFonts w:ascii="Calibri" w:hAnsi="Calibri" w:cs="Calibri"/>
-                <w:b/>
-                <w:noProof/>
-                <w:sz w:val="20"/>
-                <w:szCs w:val="20"/>
-              </w:rPr>
-              <w:t> </w:t>
-            </w:r>
-            <w:r>
-              <w:rPr>
-                <w:rFonts w:ascii="Calibri" w:hAnsi="Calibri" w:cs="Calibri"/>
-                <w:b/>
-                <w:noProof/>
-                <w:sz w:val="20"/>
-                <w:szCs w:val="20"/>
-              </w:rPr>
-              <w:t> </w:t>
-            </w:r>
-            <w:r>
-              <w:rPr>
-                <w:rFonts w:ascii="Calibri" w:hAnsi="Calibri" w:cs="Calibri"/>
-                <w:b/>
-                <w:sz w:val="20"/>
-                <w:szCs w:val="20"/>
-              </w:rPr>
-              <w:fldChar w:fldCharType="end"/>
+              <w:ffData>
+                <w:name w:val="Texto33"/>
+                <w:enabled/>
+                <w:calcOnExit w:val="0"/>
+                <w:textInput>
+                  <w:type w:val="date"/>
+                </w:textInput>
+              </w:ffData>
+            </w:r>
+            <w:r>
+              <w:rPr>
+                <w:rFonts w:ascii="Calibri" w:hAnsi="Calibri" w:cs="Calibri"/>
+                <w:b/>
+                <w:sz w:val="20"/>
+                <w:szCs w:val="20"/>
+              </w:rPr>
+            </w:r>
+            <w:r>
+              <w:rPr>
+                <w:rFonts w:ascii="Calibri" w:hAnsi="Calibri" w:cs="Calibri"/>
+                <w:b/>
+                <w:sz w:val="20"/>
+                <w:szCs w:val="20"/>
+              </w:rPr>
+            </w:r>
+            <w:r>
+              <w:rPr>
+                <w:rFonts w:ascii="Calibri" w:hAnsi="Calibri" w:cs="Calibri"/>
+                <w:b/>
+                <w:sz w:val="20"/>
+                <w:szCs w:val="20"/>
+              </w:rPr>
+            </w:r>
+            <w:r>
+              <w:rPr>
+                <w:rFonts w:ascii="Calibri" w:hAnsi="Calibri" w:cs="Calibri"/>
+                <w:b/>
+                <w:noProof/>
+                <w:sz w:val="20"/>
+                <w:szCs w:val="20"/>
+              </w:rPr>
+              <w:t> </w:t>
+            </w:r>
+            <w:r>
+              <w:rPr>
+                <w:rFonts w:ascii="Calibri" w:hAnsi="Calibri" w:cs="Calibri"/>
+                <w:b/>
+                <w:noProof/>
+                <w:sz w:val="20"/>
+                <w:szCs w:val="20"/>
+              </w:rPr>
+              <w:t> </w:t>
+            </w:r>
+            <w:r>
+              <w:rPr>
+                <w:rFonts w:ascii="Calibri" w:hAnsi="Calibri" w:cs="Calibri"/>
+                <w:b/>
+                <w:noProof/>
+                <w:sz w:val="20"/>
+                <w:szCs w:val="20"/>
+              </w:rPr>
+              <w:t> </w:t>
+            </w:r>
+            <w:r>
+              <w:rPr>
+                <w:rFonts w:ascii="Calibri" w:hAnsi="Calibri" w:cs="Calibri"/>
+                <w:b/>
+                <w:noProof/>
+                <w:sz w:val="20"/>
+                <w:szCs w:val="20"/>
+              </w:rPr>
+              <w:t> </w:t>
+            </w:r>
+            <w:r>
+              <w:rPr>
+                <w:rFonts w:ascii="Calibri" w:hAnsi="Calibri" w:cs="Calibri"/>
+                <w:b/>
+                <w:noProof/>
+                <w:sz w:val="20"/>
+                <w:szCs w:val="20"/>
+              </w:rPr>
+              <w:t> </w:t>
+            </w:r>
+            <w:r>
+              <w:rPr>
+                <w:rFonts w:ascii="Calibri" w:hAnsi="Calibri" w:cs="Calibri"/>
+                <w:b/>
+                <w:sz w:val="20"/>
+                <w:szCs w:val="20"/>
+              </w:rPr>
             </w:r>
             <w:bookmarkEnd w:id="10"/>
             <w:r>
@@ -4137,101 +4012,96 @@
                 <w:sz w:val="20"/>
                 <w:szCs w:val="20"/>
               </w:rPr>
-              <w:fldChar w:fldCharType="begin">
-                <w:ffData>
-                  <w:name w:val="Texto34"/>
-                  <w:enabled/>
-                  <w:calcOnExit w:val="0"/>
-                  <w:textInput>
-                    <w:maxLength w:val="8"/>
-                  </w:textInput>
-                </w:ffData>
-              </w:fldChar>
-            </w:r>
-            <w:r>
-              <w:rPr>
-                <w:rFonts w:ascii="Calibri" w:hAnsi="Calibri" w:cs="Calibri"/>
-                <w:b/>
-                <w:sz w:val="20"/>
-                <w:szCs w:val="20"/>
-              </w:rPr>
-              <w:instrText xml:space="preserve"> FORMTEXT </w:instrText>
-            </w:r>
-            <w:r>
-              <w:rPr>
-                <w:rFonts w:ascii="Calibri" w:hAnsi="Calibri" w:cs="Calibri"/>
-                <w:b/>
-                <w:sz w:val="20"/>
-                <w:szCs w:val="20"/>
-              </w:rPr>
-            </w:r>
-            <w:r>
-              <w:rPr>
-                <w:rFonts w:ascii="Calibri" w:hAnsi="Calibri" w:cs="Calibri"/>
-                <w:b/>
-                <w:sz w:val="20"/>
-                <w:szCs w:val="20"/>
-              </w:rPr>
-              <w:fldChar w:fldCharType="separate"/>
-            </w:r>
-            <w:r>
-              <w:rPr>
-                <w:rFonts w:ascii="Calibri" w:hAnsi="Calibri" w:cs="Calibri"/>
-                <w:b/>
-                <w:noProof/>
-                <w:sz w:val="20"/>
-                <w:szCs w:val="20"/>
-              </w:rPr>
-              <w:t> </w:t>
-            </w:r>
-            <w:r>
-              <w:rPr>
-                <w:rFonts w:ascii="Calibri" w:hAnsi="Calibri" w:cs="Calibri"/>
-                <w:b/>
-                <w:noProof/>
-                <w:sz w:val="20"/>
-                <w:szCs w:val="20"/>
-              </w:rPr>
-              <w:t> </w:t>
-            </w:r>
-            <w:r>
-              <w:rPr>
-                <w:rFonts w:ascii="Calibri" w:hAnsi="Calibri" w:cs="Calibri"/>
-                <w:b/>
-                <w:noProof/>
-                <w:sz w:val="20"/>
-                <w:szCs w:val="20"/>
-              </w:rPr>
-              <w:t> </w:t>
-            </w:r>
-            <w:r>
-              <w:rPr>
-                <w:rFonts w:ascii="Calibri" w:hAnsi="Calibri" w:cs="Calibri"/>
-                <w:b/>
-                <w:noProof/>
-                <w:sz w:val="20"/>
-                <w:szCs w:val="20"/>
-              </w:rPr>
-              <w:t> </w:t>
-            </w:r>
-            <w:r>
-              <w:rPr>
-                <w:rFonts w:ascii="Calibri" w:hAnsi="Calibri" w:cs="Calibri"/>
-                <w:b/>
-                <w:noProof/>
-                <w:sz w:val="20"/>
-                <w:szCs w:val="20"/>
-              </w:rPr>
-              <w:t> </w:t>
-            </w:r>
-            <w:r>
-              <w:rPr>
-                <w:rFonts w:ascii="Calibri" w:hAnsi="Calibri" w:cs="Calibri"/>
-                <w:b/>
-                <w:sz w:val="20"/>
-                <w:szCs w:val="20"/>
-              </w:rPr>
-              <w:fldChar w:fldCharType="end"/>
+              <w:ffData>
+                <w:name w:val="Texto34"/>
+                <w:enabled/>
+                <w:calcOnExit w:val="0"/>
+                <w:textInput>
+                  <w:maxLength w:val="8"/>
+                </w:textInput>
+              </w:ffData>
+            </w:r>
+            <w:r>
+              <w:rPr>
+                <w:rFonts w:ascii="Calibri" w:hAnsi="Calibri" w:cs="Calibri"/>
+                <w:b/>
+                <w:sz w:val="20"/>
+                <w:szCs w:val="20"/>
+              </w:rPr>
+            </w:r>
+            <w:r>
+              <w:rPr>
+                <w:rFonts w:ascii="Calibri" w:hAnsi="Calibri" w:cs="Calibri"/>
+                <w:b/>
+                <w:sz w:val="20"/>
+                <w:szCs w:val="20"/>
+              </w:rPr>
+            </w:r>
+            <w:r>
+              <w:rPr>
+                <w:rFonts w:ascii="Calibri" w:hAnsi="Calibri" w:cs="Calibri"/>
+                <w:b/>
+                <w:sz w:val="20"/>
+                <w:szCs w:val="20"/>
+              </w:rPr>
+            </w:r>
+            <w:r>
+              <w:rPr>
+                <w:rFonts w:ascii="Calibri" w:hAnsi="Calibri" w:cs="Calibri"/>
+                <w:b/>
+                <w:noProof/>
+                <w:sz w:val="20"/>
+                <w:szCs w:val="20"/>
+              </w:rPr>
+              <w:t> </w:t>
+            </w:r>
+            <w:r>
+              <w:rPr>
+                <w:rFonts w:ascii="Calibri" w:hAnsi="Calibri" w:cs="Calibri"/>
+                <w:b/>
+                <w:noProof/>
+                <w:sz w:val="20"/>
+                <w:szCs w:val="20"/>
+              </w:rPr>
+              <w:t> </w:t>
+            </w:r>
+            <w:r>
+              <w:rPr>
+                <w:rFonts w:ascii="Calibri" w:hAnsi="Calibri" w:cs="Calibri"/>
+                <w:b/>
+                <w:noProof/>
+                <w:sz w:val="20"/>
+                <w:szCs w:val="20"/>
+              </w:rPr>
+              <w:t> </w:t>
+            </w:r>
+            <w:r>
+              <w:rPr>
+                <w:rFonts w:ascii="Calibri" w:hAnsi="Calibri" w:cs="Calibri"/>
+                <w:b/>
+                <w:noProof/>
+                <w:sz w:val="20"/>
+                <w:szCs w:val="20"/>
+              </w:rPr>
+              <w:t> </w:t>
+            </w:r>
+            <w:r>
+              <w:rPr>
+                <w:rFonts w:ascii="Calibri" w:hAnsi="Calibri" w:cs="Calibri"/>
+                <w:b/>
+                <w:noProof/>
+                <w:sz w:val="20"/>
+                <w:szCs w:val="20"/>
+              </w:rPr>
+              <w:t> </w:t>
+            </w:r>
+            <w:r>
+              <w:rPr>
+                <w:rFonts w:ascii="Calibri" w:hAnsi="Calibri" w:cs="Calibri"/>
+                <w:b/>
+                <w:sz w:val="20"/>
+                <w:szCs w:val="20"/>
+              </w:rPr>
             </w:r>
             <w:bookmarkEnd w:id="11"/>
           </w:p>
@@ -4266,92 +4136,87 @@
                 <w:sz w:val="20"/>
                 <w:szCs w:val="20"/>
               </w:rPr>
-              <w:fldChar w:fldCharType="begin">
-                <w:ffData>
-                  <w:name w:val="Texto34"/>
-                  <w:enabled/>
-                  <w:calcOnExit w:val="0"/>
-                  <w:textInput>
-                    <w:maxLength w:val="8"/>
-                  </w:textInput>
-                </w:ffData>
-              </w:fldChar>
-            </w:r>
-            <w:r>
-              <w:rPr>
-                <w:rFonts w:ascii="Calibri" w:hAnsi="Calibri" w:cs="Calibri"/>
-                <w:sz w:val="20"/>
-                <w:szCs w:val="20"/>
-              </w:rPr>
-              <w:instrText xml:space="preserve"> FORMTEXT </w:instrText>
-            </w:r>
-            <w:r>
-              <w:rPr>
-                <w:rFonts w:ascii="Calibri" w:hAnsi="Calibri" w:cs="Calibri"/>
-                <w:sz w:val="20"/>
-                <w:szCs w:val="20"/>
-              </w:rPr>
-            </w:r>
-            <w:r>
-              <w:rPr>
-                <w:rFonts w:ascii="Calibri" w:hAnsi="Calibri" w:cs="Calibri"/>
-                <w:sz w:val="20"/>
-                <w:szCs w:val="20"/>
-              </w:rPr>
-              <w:fldChar w:fldCharType="separate"/>
-            </w:r>
-            <w:r>
-              <w:rPr>
-                <w:rFonts w:ascii="Calibri" w:hAnsi="Calibri" w:cs="Calibri"/>
-                <w:noProof/>
-                <w:sz w:val="20"/>
-                <w:szCs w:val="20"/>
-              </w:rPr>
-              <w:t> </w:t>
-            </w:r>
-            <w:r>
-              <w:rPr>
-                <w:rFonts w:ascii="Calibri" w:hAnsi="Calibri" w:cs="Calibri"/>
-                <w:noProof/>
-                <w:sz w:val="20"/>
-                <w:szCs w:val="20"/>
-              </w:rPr>
-              <w:t> </w:t>
-            </w:r>
-            <w:r>
-              <w:rPr>
-                <w:rFonts w:ascii="Calibri" w:hAnsi="Calibri" w:cs="Calibri"/>
-                <w:noProof/>
-                <w:sz w:val="20"/>
-                <w:szCs w:val="20"/>
-              </w:rPr>
-              <w:t> </w:t>
-            </w:r>
-            <w:r>
-              <w:rPr>
-                <w:rFonts w:ascii="Calibri" w:hAnsi="Calibri" w:cs="Calibri"/>
-                <w:noProof/>
-                <w:sz w:val="20"/>
-                <w:szCs w:val="20"/>
-              </w:rPr>
-              <w:t> </w:t>
-            </w:r>
-            <w:r>
-              <w:rPr>
-                <w:rFonts w:ascii="Calibri" w:hAnsi="Calibri" w:cs="Calibri"/>
-                <w:noProof/>
-                <w:sz w:val="20"/>
-                <w:szCs w:val="20"/>
-              </w:rPr>
-              <w:t> </w:t>
-            </w:r>
-            <w:r>
-              <w:rPr>
-                <w:rFonts w:ascii="Calibri" w:hAnsi="Calibri" w:cs="Calibri"/>
-                <w:sz w:val="20"/>
-                <w:szCs w:val="20"/>
-              </w:rPr>
-              <w:fldChar w:fldCharType="end"/>
+              <w:ffData>
+                <w:name w:val="Texto34"/>
+                <w:enabled/>
+                <w:calcOnExit w:val="0"/>
+                <w:textInput>
+                  <w:maxLength w:val="8"/>
+                </w:textInput>
+              </w:ffData>
+            </w:r>
+            <w:r>
+              <w:rPr>
+                <w:rFonts w:ascii="Calibri" w:hAnsi="Calibri" w:cs="Calibri"/>
+                <w:sz w:val="20"/>
+                <w:szCs w:val="20"/>
+              </w:rPr>
+            </w:r>
+            <w:r>
+              <w:rPr>
+                <w:rFonts w:ascii="Calibri" w:hAnsi="Calibri" w:cs="Calibri"/>
+                <w:sz w:val="20"/>
+                <w:szCs w:val="20"/>
+              </w:rPr>
+            </w:r>
+            <w:r>
+              <w:rPr>
+                <w:rFonts w:ascii="Calibri" w:hAnsi="Calibri" w:cs="Calibri"/>
+                <w:sz w:val="20"/>
+                <w:szCs w:val="20"/>
+              </w:rPr>
+            </w:r>
+            <w:r>
+              <w:rPr>
+                <w:rFonts w:ascii="Calibri" w:hAnsi="Calibri" w:cs="Calibri"/>
+                <w:noProof/>
+                <w:sz w:val="20"/>
+                <w:szCs w:val="20"/>
+              </w:rPr>
+              <w:t> </w:t>
+            </w:r>
+            <w:r>
+              <w:rPr>
+                <w:rFonts w:ascii="Calibri" w:hAnsi="Calibri" w:cs="Calibri"/>
+                <w:noProof/>
+                <w:sz w:val="20"/>
+                <w:szCs w:val="20"/>
+              </w:rPr>
+              <w:t> </w:t>
+            </w:r>
+            <w:r>
+              <w:rPr>
+                <w:rFonts w:ascii="Calibri" w:hAnsi="Calibri" w:cs="Calibri"/>
+                <w:noProof/>
+                <w:sz w:val="20"/>
+                <w:szCs w:val="20"/>
+              </w:rPr>
+              <w:t> </w:t>
+            </w:r>
+            <w:r>
+              <w:rPr>
+                <w:rFonts w:ascii="Calibri" w:hAnsi="Calibri" w:cs="Calibri"/>
+                <w:noProof/>
+                <w:sz w:val="20"/>
+                <w:szCs w:val="20"/>
+              </w:rPr>
+              <w:t> </w:t>
+            </w:r>
+            <w:r>
+              <w:rPr>
+                <w:rFonts w:ascii="Calibri" w:hAnsi="Calibri" w:cs="Calibri"/>
+                <w:noProof/>
+                <w:sz w:val="20"/>
+                <w:szCs w:val="20"/>
+              </w:rPr>
+              <w:t> </w:t>
+            </w:r>
+            <w:r>
+              <w:rPr>
+                <w:rFonts w:ascii="Calibri" w:hAnsi="Calibri" w:cs="Calibri"/>
+                <w:sz w:val="20"/>
+                <w:szCs w:val="20"/>
+              </w:rPr>
             </w:r>
           </w:p>
           <w:p>
@@ -4507,90 +4372,85 @@
                 <w:sz w:val="20"/>
                 <w:szCs w:val="20"/>
               </w:rPr>
-              <w:fldChar w:fldCharType="begin">
-                <w:ffData>
-                  <w:name w:val=""/>
-                  <w:enabled/>
-                  <w:calcOnExit w:val="0"/>
-                  <w:textInput/>
-                </w:ffData>
-              </w:fldChar>
-            </w:r>
-            <w:r>
-              <w:rPr>
-                <w:rFonts w:ascii="Calibri" w:hAnsi="Calibri" w:cs="Calibri"/>
-                <w:sz w:val="20"/>
-                <w:szCs w:val="20"/>
-              </w:rPr>
-              <w:instrText xml:space="preserve"> FORMTEXT </w:instrText>
-            </w:r>
-            <w:r>
-              <w:rPr>
-                <w:rFonts w:ascii="Calibri" w:hAnsi="Calibri" w:cs="Calibri"/>
-                <w:sz w:val="20"/>
-                <w:szCs w:val="20"/>
-              </w:rPr>
-            </w:r>
-            <w:r>
-              <w:rPr>
-                <w:rFonts w:ascii="Calibri" w:hAnsi="Calibri" w:cs="Calibri"/>
-                <w:sz w:val="20"/>
-                <w:szCs w:val="20"/>
-              </w:rPr>
-              <w:fldChar w:fldCharType="separate"/>
-            </w:r>
-            <w:r>
-              <w:rPr>
-                <w:rFonts w:ascii="Calibri" w:hAnsi="Calibri" w:cs="Calibri"/>
-                <w:noProof/>
-                <w:sz w:val="20"/>
-                <w:szCs w:val="20"/>
-              </w:rPr>
-              <w:t> </w:t>
-            </w:r>
-            <w:r>
-              <w:rPr>
-                <w:rFonts w:ascii="Calibri" w:hAnsi="Calibri" w:cs="Calibri"/>
-                <w:noProof/>
-                <w:sz w:val="20"/>
-                <w:szCs w:val="20"/>
-              </w:rPr>
-              <w:t> </w:t>
-            </w:r>
-            <w:r>
-              <w:rPr>
-                <w:rFonts w:ascii="Calibri" w:hAnsi="Calibri" w:cs="Calibri"/>
-                <w:noProof/>
-                <w:sz w:val="20"/>
-                <w:szCs w:val="20"/>
-              </w:rPr>
-              <w:t> </w:t>
-            </w:r>
-            <w:r>
-              <w:rPr>
-                <w:rFonts w:ascii="Calibri" w:hAnsi="Calibri" w:cs="Calibri"/>
-                <w:noProof/>
-                <w:sz w:val="20"/>
-                <w:szCs w:val="20"/>
-              </w:rPr>
-              <w:t> </w:t>
-            </w:r>
-            <w:r>
-              <w:rPr>
-                <w:rFonts w:ascii="Calibri" w:hAnsi="Calibri" w:cs="Calibri"/>
-                <w:noProof/>
-                <w:sz w:val="20"/>
-                <w:szCs w:val="20"/>
-              </w:rPr>
-              <w:t> </w:t>
-            </w:r>
-            <w:r>
-              <w:rPr>
-                <w:rFonts w:ascii="Calibri" w:hAnsi="Calibri" w:cs="Calibri"/>
-                <w:sz w:val="20"/>
-                <w:szCs w:val="20"/>
-              </w:rPr>
-              <w:fldChar w:fldCharType="end"/>
+              <w:ffData>
+                <w:name w:val=""/>
+                <w:enabled/>
+                <w:calcOnExit w:val="0"/>
+                <w:textInput/>
+              </w:ffData>
+            </w:r>
+            <w:r>
+              <w:rPr>
+                <w:rFonts w:ascii="Calibri" w:hAnsi="Calibri" w:cs="Calibri"/>
+                <w:sz w:val="20"/>
+                <w:szCs w:val="20"/>
+              </w:rPr>
+            </w:r>
+            <w:r>
+              <w:rPr>
+                <w:rFonts w:ascii="Calibri" w:hAnsi="Calibri" w:cs="Calibri"/>
+                <w:sz w:val="20"/>
+                <w:szCs w:val="20"/>
+              </w:rPr>
+            </w:r>
+            <w:r>
+              <w:rPr>
+                <w:rFonts w:ascii="Calibri" w:hAnsi="Calibri" w:cs="Calibri"/>
+                <w:sz w:val="20"/>
+                <w:szCs w:val="20"/>
+              </w:rPr>
+            </w:r>
+            <w:r>
+              <w:rPr>
+                <w:rFonts w:ascii="Calibri" w:hAnsi="Calibri" w:cs="Calibri"/>
+                <w:noProof/>
+                <w:sz w:val="20"/>
+                <w:szCs w:val="20"/>
+              </w:rPr>
+              <w:t> </w:t>
+            </w:r>
+            <w:r>
+              <w:rPr>
+                <w:rFonts w:ascii="Calibri" w:hAnsi="Calibri" w:cs="Calibri"/>
+                <w:noProof/>
+                <w:sz w:val="20"/>
+                <w:szCs w:val="20"/>
+              </w:rPr>
+              <w:t> </w:t>
+            </w:r>
+            <w:r>
+              <w:rPr>
+                <w:rFonts w:ascii="Calibri" w:hAnsi="Calibri" w:cs="Calibri"/>
+                <w:noProof/>
+                <w:sz w:val="20"/>
+                <w:szCs w:val="20"/>
+              </w:rPr>
+              <w:t> </w:t>
+            </w:r>
+            <w:r>
+              <w:rPr>
+                <w:rFonts w:ascii="Calibri" w:hAnsi="Calibri" w:cs="Calibri"/>
+                <w:noProof/>
+                <w:sz w:val="20"/>
+                <w:szCs w:val="20"/>
+              </w:rPr>
+              <w:t> </w:t>
+            </w:r>
+            <w:r>
+              <w:rPr>
+                <w:rFonts w:ascii="Calibri" w:hAnsi="Calibri" w:cs="Calibri"/>
+                <w:noProof/>
+                <w:sz w:val="20"/>
+                <w:szCs w:val="20"/>
+              </w:rPr>
+              <w:t> </w:t>
+            </w:r>
+            <w:r>
+              <w:rPr>
+                <w:rFonts w:ascii="Calibri" w:hAnsi="Calibri" w:cs="Calibri"/>
+                <w:sz w:val="20"/>
+                <w:szCs w:val="20"/>
+              </w:rPr>
             </w:r>
             <w:r>
               <w:rPr>
@@ -4607,90 +4467,85 @@
                 <w:sz w:val="20"/>
                 <w:szCs w:val="20"/>
               </w:rPr>
-              <w:fldChar w:fldCharType="begin">
-                <w:ffData>
-                  <w:name w:val=""/>
-                  <w:enabled/>
-                  <w:calcOnExit w:val="0"/>
-                  <w:textInput/>
-                </w:ffData>
-              </w:fldChar>
-            </w:r>
-            <w:r>
-              <w:rPr>
-                <w:rFonts w:ascii="Calibri" w:hAnsi="Calibri" w:cs="Calibri"/>
-                <w:sz w:val="20"/>
-                <w:szCs w:val="20"/>
-              </w:rPr>
-              <w:instrText xml:space="preserve"> FORMTEXT </w:instrText>
-            </w:r>
-            <w:r>
-              <w:rPr>
-                <w:rFonts w:ascii="Calibri" w:hAnsi="Calibri" w:cs="Calibri"/>
-                <w:sz w:val="20"/>
-                <w:szCs w:val="20"/>
-              </w:rPr>
-            </w:r>
-            <w:r>
-              <w:rPr>
-                <w:rFonts w:ascii="Calibri" w:hAnsi="Calibri" w:cs="Calibri"/>
-                <w:sz w:val="20"/>
-                <w:szCs w:val="20"/>
-              </w:rPr>
-              <w:fldChar w:fldCharType="separate"/>
-            </w:r>
-            <w:r>
-              <w:rPr>
-                <w:rFonts w:ascii="Calibri" w:hAnsi="Calibri" w:cs="Calibri"/>
-                <w:noProof/>
-                <w:sz w:val="20"/>
-                <w:szCs w:val="20"/>
-              </w:rPr>
-              <w:t> </w:t>
-            </w:r>
-            <w:r>
-              <w:rPr>
-                <w:rFonts w:ascii="Calibri" w:hAnsi="Calibri" w:cs="Calibri"/>
-                <w:noProof/>
-                <w:sz w:val="20"/>
-                <w:szCs w:val="20"/>
-              </w:rPr>
-              <w:t> </w:t>
-            </w:r>
-            <w:r>
-              <w:rPr>
-                <w:rFonts w:ascii="Calibri" w:hAnsi="Calibri" w:cs="Calibri"/>
-                <w:noProof/>
-                <w:sz w:val="20"/>
-                <w:szCs w:val="20"/>
-              </w:rPr>
-              <w:t> </w:t>
-            </w:r>
-            <w:r>
-              <w:rPr>
-                <w:rFonts w:ascii="Calibri" w:hAnsi="Calibri" w:cs="Calibri"/>
-                <w:noProof/>
-                <w:sz w:val="20"/>
-                <w:szCs w:val="20"/>
-              </w:rPr>
-              <w:t> </w:t>
-            </w:r>
-            <w:r>
-              <w:rPr>
-                <w:rFonts w:ascii="Calibri" w:hAnsi="Calibri" w:cs="Calibri"/>
-                <w:noProof/>
-                <w:sz w:val="20"/>
-                <w:szCs w:val="20"/>
-              </w:rPr>
-              <w:t> </w:t>
-            </w:r>
-            <w:r>
-              <w:rPr>
-                <w:rFonts w:ascii="Calibri" w:hAnsi="Calibri" w:cs="Calibri"/>
-                <w:sz w:val="20"/>
-                <w:szCs w:val="20"/>
-              </w:rPr>
-              <w:fldChar w:fldCharType="end"/>
+              <w:ffData>
+                <w:name w:val=""/>
+                <w:enabled/>
+                <w:calcOnExit w:val="0"/>
+                <w:textInput/>
+              </w:ffData>
+            </w:r>
+            <w:r>
+              <w:rPr>
+                <w:rFonts w:ascii="Calibri" w:hAnsi="Calibri" w:cs="Calibri"/>
+                <w:sz w:val="20"/>
+                <w:szCs w:val="20"/>
+              </w:rPr>
+            </w:r>
+            <w:r>
+              <w:rPr>
+                <w:rFonts w:ascii="Calibri" w:hAnsi="Calibri" w:cs="Calibri"/>
+                <w:sz w:val="20"/>
+                <w:szCs w:val="20"/>
+              </w:rPr>
+            </w:r>
+            <w:r>
+              <w:rPr>
+                <w:rFonts w:ascii="Calibri" w:hAnsi="Calibri" w:cs="Calibri"/>
+                <w:sz w:val="20"/>
+                <w:szCs w:val="20"/>
+              </w:rPr>
+            </w:r>
+            <w:r>
+              <w:rPr>
+                <w:rFonts w:ascii="Calibri" w:hAnsi="Calibri" w:cs="Calibri"/>
+                <w:noProof/>
+                <w:sz w:val="20"/>
+                <w:szCs w:val="20"/>
+              </w:rPr>
+              <w:t> </w:t>
+            </w:r>
+            <w:r>
+              <w:rPr>
+                <w:rFonts w:ascii="Calibri" w:hAnsi="Calibri" w:cs="Calibri"/>
+                <w:noProof/>
+                <w:sz w:val="20"/>
+                <w:szCs w:val="20"/>
+              </w:rPr>
+              <w:t> </w:t>
+            </w:r>
+            <w:r>
+              <w:rPr>
+                <w:rFonts w:ascii="Calibri" w:hAnsi="Calibri" w:cs="Calibri"/>
+                <w:noProof/>
+                <w:sz w:val="20"/>
+                <w:szCs w:val="20"/>
+              </w:rPr>
+              <w:t> </w:t>
+            </w:r>
+            <w:r>
+              <w:rPr>
+                <w:rFonts w:ascii="Calibri" w:hAnsi="Calibri" w:cs="Calibri"/>
+                <w:noProof/>
+                <w:sz w:val="20"/>
+                <w:szCs w:val="20"/>
+              </w:rPr>
+              <w:t> </w:t>
+            </w:r>
+            <w:r>
+              <w:rPr>
+                <w:rFonts w:ascii="Calibri" w:hAnsi="Calibri" w:cs="Calibri"/>
+                <w:noProof/>
+                <w:sz w:val="20"/>
+                <w:szCs w:val="20"/>
+              </w:rPr>
+              <w:t> </w:t>
+            </w:r>
+            <w:r>
+              <w:rPr>
+                <w:rFonts w:ascii="Calibri" w:hAnsi="Calibri" w:cs="Calibri"/>
+                <w:sz w:val="20"/>
+                <w:szCs w:val="20"/>
+              </w:rPr>
             </w:r>
           </w:p>
           <w:p>
@@ -4756,90 +4611,85 @@
                 <w:sz w:val="20"/>
                 <w:szCs w:val="20"/>
               </w:rPr>
-              <w:fldChar w:fldCharType="begin">
-                <w:ffData>
-                  <w:name w:val=""/>
-                  <w:enabled/>
-                  <w:calcOnExit w:val="0"/>
-                  <w:textInput/>
-                </w:ffData>
-              </w:fldChar>
-            </w:r>
-            <w:r>
-              <w:rPr>
-                <w:rFonts w:ascii="Calibri" w:hAnsi="Calibri" w:cs="Calibri"/>
-                <w:sz w:val="20"/>
-                <w:szCs w:val="20"/>
-              </w:rPr>
-              <w:instrText xml:space="preserve"> FORMTEXT </w:instrText>
-            </w:r>
-            <w:r>
-              <w:rPr>
-                <w:rFonts w:ascii="Calibri" w:hAnsi="Calibri" w:cs="Calibri"/>
-                <w:sz w:val="20"/>
-                <w:szCs w:val="20"/>
-              </w:rPr>
-            </w:r>
-            <w:r>
-              <w:rPr>
-                <w:rFonts w:ascii="Calibri" w:hAnsi="Calibri" w:cs="Calibri"/>
-                <w:sz w:val="20"/>
-                <w:szCs w:val="20"/>
-              </w:rPr>
-              <w:fldChar w:fldCharType="separate"/>
-            </w:r>
-            <w:r>
-              <w:rPr>
-                <w:rFonts w:ascii="Calibri" w:hAnsi="Calibri" w:cs="Calibri"/>
-                <w:noProof/>
-                <w:sz w:val="20"/>
-                <w:szCs w:val="20"/>
-              </w:rPr>
-              <w:t> </w:t>
-            </w:r>
-            <w:r>
-              <w:rPr>
-                <w:rFonts w:ascii="Calibri" w:hAnsi="Calibri" w:cs="Calibri"/>
-                <w:noProof/>
-                <w:sz w:val="20"/>
-                <w:szCs w:val="20"/>
-              </w:rPr>
-              <w:t> </w:t>
-            </w:r>
-            <w:r>
-              <w:rPr>
-                <w:rFonts w:ascii="Calibri" w:hAnsi="Calibri" w:cs="Calibri"/>
-                <w:noProof/>
-                <w:sz w:val="20"/>
-                <w:szCs w:val="20"/>
-              </w:rPr>
-              <w:t> </w:t>
-            </w:r>
-            <w:r>
-              <w:rPr>
-                <w:rFonts w:ascii="Calibri" w:hAnsi="Calibri" w:cs="Calibri"/>
-                <w:noProof/>
-                <w:sz w:val="20"/>
-                <w:szCs w:val="20"/>
-              </w:rPr>
-              <w:t> </w:t>
-            </w:r>
-            <w:r>
-              <w:rPr>
-                <w:rFonts w:ascii="Calibri" w:hAnsi="Calibri" w:cs="Calibri"/>
-                <w:noProof/>
-                <w:sz w:val="20"/>
-                <w:szCs w:val="20"/>
-              </w:rPr>
-              <w:t> </w:t>
-            </w:r>
-            <w:r>
-              <w:rPr>
-                <w:rFonts w:ascii="Calibri" w:hAnsi="Calibri" w:cs="Calibri"/>
-                <w:sz w:val="20"/>
-                <w:szCs w:val="20"/>
-              </w:rPr>
-              <w:fldChar w:fldCharType="end"/>
+              <w:ffData>
+                <w:name w:val=""/>
+                <w:enabled/>
+                <w:calcOnExit w:val="0"/>
+                <w:textInput/>
+              </w:ffData>
+            </w:r>
+            <w:r>
+              <w:rPr>
+                <w:rFonts w:ascii="Calibri" w:hAnsi="Calibri" w:cs="Calibri"/>
+                <w:sz w:val="20"/>
+                <w:szCs w:val="20"/>
+              </w:rPr>
+            </w:r>
+            <w:r>
+              <w:rPr>
+                <w:rFonts w:ascii="Calibri" w:hAnsi="Calibri" w:cs="Calibri"/>
+                <w:sz w:val="20"/>
+                <w:szCs w:val="20"/>
+              </w:rPr>
+            </w:r>
+            <w:r>
+              <w:rPr>
+                <w:rFonts w:ascii="Calibri" w:hAnsi="Calibri" w:cs="Calibri"/>
+                <w:sz w:val="20"/>
+                <w:szCs w:val="20"/>
+              </w:rPr>
+            </w:r>
+            <w:r>
+              <w:rPr>
+                <w:rFonts w:ascii="Calibri" w:hAnsi="Calibri" w:cs="Calibri"/>
+                <w:noProof/>
+                <w:sz w:val="20"/>
+                <w:szCs w:val="20"/>
+              </w:rPr>
+              <w:t> </w:t>
+            </w:r>
+            <w:r>
+              <w:rPr>
+                <w:rFonts w:ascii="Calibri" w:hAnsi="Calibri" w:cs="Calibri"/>
+                <w:noProof/>
+                <w:sz w:val="20"/>
+                <w:szCs w:val="20"/>
+              </w:rPr>
+              <w:t> </w:t>
+            </w:r>
+            <w:r>
+              <w:rPr>
+                <w:rFonts w:ascii="Calibri" w:hAnsi="Calibri" w:cs="Calibri"/>
+                <w:noProof/>
+                <w:sz w:val="20"/>
+                <w:szCs w:val="20"/>
+              </w:rPr>
+              <w:t> </w:t>
+            </w:r>
+            <w:r>
+              <w:rPr>
+                <w:rFonts w:ascii="Calibri" w:hAnsi="Calibri" w:cs="Calibri"/>
+                <w:noProof/>
+                <w:sz w:val="20"/>
+                <w:szCs w:val="20"/>
+              </w:rPr>
+              <w:t> </w:t>
+            </w:r>
+            <w:r>
+              <w:rPr>
+                <w:rFonts w:ascii="Calibri" w:hAnsi="Calibri" w:cs="Calibri"/>
+                <w:noProof/>
+                <w:sz w:val="20"/>
+                <w:szCs w:val="20"/>
+              </w:rPr>
+              <w:t> </w:t>
+            </w:r>
+            <w:r>
+              <w:rPr>
+                <w:rFonts w:ascii="Calibri" w:hAnsi="Calibri" w:cs="Calibri"/>
+                <w:sz w:val="20"/>
+                <w:szCs w:val="20"/>
+              </w:rPr>
             </w:r>
           </w:p>
           <w:p>
@@ -4885,90 +4735,85 @@
                 <w:sz w:val="20"/>
                 <w:szCs w:val="20"/>
               </w:rPr>
-              <w:fldChar w:fldCharType="begin">
-                <w:ffData>
-                  <w:name w:val=""/>
-                  <w:enabled/>
-                  <w:calcOnExit w:val="0"/>
-                  <w:textInput/>
-                </w:ffData>
-              </w:fldChar>
-            </w:r>
-            <w:r>
-              <w:rPr>
-                <w:rFonts w:ascii="Calibri" w:hAnsi="Calibri" w:cs="Calibri"/>
-                <w:sz w:val="20"/>
-                <w:szCs w:val="20"/>
-              </w:rPr>
-              <w:instrText xml:space="preserve"> FORMTEXT </w:instrText>
-            </w:r>
-            <w:r>
-              <w:rPr>
-                <w:rFonts w:ascii="Calibri" w:hAnsi="Calibri" w:cs="Calibri"/>
-                <w:sz w:val="20"/>
-                <w:szCs w:val="20"/>
-              </w:rPr>
-            </w:r>
-            <w:r>
-              <w:rPr>
-                <w:rFonts w:ascii="Calibri" w:hAnsi="Calibri" w:cs="Calibri"/>
-                <w:sz w:val="20"/>
-                <w:szCs w:val="20"/>
-              </w:rPr>
-              <w:fldChar w:fldCharType="separate"/>
-            </w:r>
-            <w:r>
-              <w:rPr>
-                <w:rFonts w:ascii="Calibri" w:hAnsi="Calibri" w:cs="Calibri"/>
-                <w:noProof/>
-                <w:sz w:val="20"/>
-                <w:szCs w:val="20"/>
-              </w:rPr>
-              <w:t> </w:t>
-            </w:r>
-            <w:r>
-              <w:rPr>
-                <w:rFonts w:ascii="Calibri" w:hAnsi="Calibri" w:cs="Calibri"/>
-                <w:noProof/>
-                <w:sz w:val="20"/>
-                <w:szCs w:val="20"/>
-              </w:rPr>
-              <w:t> </w:t>
-            </w:r>
-            <w:r>
-              <w:rPr>
-                <w:rFonts w:ascii="Calibri" w:hAnsi="Calibri" w:cs="Calibri"/>
-                <w:noProof/>
-                <w:sz w:val="20"/>
-                <w:szCs w:val="20"/>
-              </w:rPr>
-              <w:t> </w:t>
-            </w:r>
-            <w:r>
-              <w:rPr>
-                <w:rFonts w:ascii="Calibri" w:hAnsi="Calibri" w:cs="Calibri"/>
-                <w:noProof/>
-                <w:sz w:val="20"/>
-                <w:szCs w:val="20"/>
-              </w:rPr>
-              <w:t> </w:t>
-            </w:r>
-            <w:r>
-              <w:rPr>
-                <w:rFonts w:ascii="Calibri" w:hAnsi="Calibri" w:cs="Calibri"/>
-                <w:noProof/>
-                <w:sz w:val="20"/>
-                <w:szCs w:val="20"/>
-              </w:rPr>
-              <w:t> </w:t>
-            </w:r>
-            <w:r>
-              <w:rPr>
-                <w:rFonts w:ascii="Calibri" w:hAnsi="Calibri" w:cs="Calibri"/>
-                <w:sz w:val="20"/>
-                <w:szCs w:val="20"/>
-              </w:rPr>
-              <w:fldChar w:fldCharType="end"/>
+              <w:ffData>
+                <w:name w:val=""/>
+                <w:enabled/>
+                <w:calcOnExit w:val="0"/>
+                <w:textInput/>
+              </w:ffData>
+            </w:r>
+            <w:r>
+              <w:rPr>
+                <w:rFonts w:ascii="Calibri" w:hAnsi="Calibri" w:cs="Calibri"/>
+                <w:sz w:val="20"/>
+                <w:szCs w:val="20"/>
+              </w:rPr>
+            </w:r>
+            <w:r>
+              <w:rPr>
+                <w:rFonts w:ascii="Calibri" w:hAnsi="Calibri" w:cs="Calibri"/>
+                <w:sz w:val="20"/>
+                <w:szCs w:val="20"/>
+              </w:rPr>
+            </w:r>
+            <w:r>
+              <w:rPr>
+                <w:rFonts w:ascii="Calibri" w:hAnsi="Calibri" w:cs="Calibri"/>
+                <w:sz w:val="20"/>
+                <w:szCs w:val="20"/>
+              </w:rPr>
+            </w:r>
+            <w:r>
+              <w:rPr>
+                <w:rFonts w:ascii="Calibri" w:hAnsi="Calibri" w:cs="Calibri"/>
+                <w:noProof/>
+                <w:sz w:val="20"/>
+                <w:szCs w:val="20"/>
+              </w:rPr>
+              <w:t> </w:t>
+            </w:r>
+            <w:r>
+              <w:rPr>
+                <w:rFonts w:ascii="Calibri" w:hAnsi="Calibri" w:cs="Calibri"/>
+                <w:noProof/>
+                <w:sz w:val="20"/>
+                <w:szCs w:val="20"/>
+              </w:rPr>
+              <w:t> </w:t>
+            </w:r>
+            <w:r>
+              <w:rPr>
+                <w:rFonts w:ascii="Calibri" w:hAnsi="Calibri" w:cs="Calibri"/>
+                <w:noProof/>
+                <w:sz w:val="20"/>
+                <w:szCs w:val="20"/>
+              </w:rPr>
+              <w:t> </w:t>
+            </w:r>
+            <w:r>
+              <w:rPr>
+                <w:rFonts w:ascii="Calibri" w:hAnsi="Calibri" w:cs="Calibri"/>
+                <w:noProof/>
+                <w:sz w:val="20"/>
+                <w:szCs w:val="20"/>
+              </w:rPr>
+              <w:t> </w:t>
+            </w:r>
+            <w:r>
+              <w:rPr>
+                <w:rFonts w:ascii="Calibri" w:hAnsi="Calibri" w:cs="Calibri"/>
+                <w:noProof/>
+                <w:sz w:val="20"/>
+                <w:szCs w:val="20"/>
+              </w:rPr>
+              <w:t> </w:t>
+            </w:r>
+            <w:r>
+              <w:rPr>
+                <w:rFonts w:ascii="Calibri" w:hAnsi="Calibri" w:cs="Calibri"/>
+                <w:sz w:val="20"/>
+                <w:szCs w:val="20"/>
+              </w:rPr>
             </w:r>
           </w:p>
           <w:p>
@@ -5003,90 +4848,85 @@
                 <w:sz w:val="20"/>
                 <w:szCs w:val="20"/>
               </w:rPr>
-              <w:fldChar w:fldCharType="begin">
-                <w:ffData>
-                  <w:name w:val="Texto38"/>
-                  <w:enabled/>
-                  <w:calcOnExit w:val="0"/>
-                  <w:textInput/>
-                </w:ffData>
-              </w:fldChar>
-            </w:r>
-            <w:r>
-              <w:rPr>
-                <w:rFonts w:ascii="Calibri" w:hAnsi="Calibri" w:cs="Calibri"/>
-                <w:sz w:val="20"/>
-                <w:szCs w:val="20"/>
-              </w:rPr>
-              <w:instrText xml:space="preserve"> FORMTEXT </w:instrText>
-            </w:r>
-            <w:r>
-              <w:rPr>
-                <w:rFonts w:ascii="Calibri" w:hAnsi="Calibri" w:cs="Calibri"/>
-                <w:sz w:val="20"/>
-                <w:szCs w:val="20"/>
-              </w:rPr>
-            </w:r>
-            <w:r>
-              <w:rPr>
-                <w:rFonts w:ascii="Calibri" w:hAnsi="Calibri" w:cs="Calibri"/>
-                <w:sz w:val="20"/>
-                <w:szCs w:val="20"/>
-              </w:rPr>
-              <w:fldChar w:fldCharType="separate"/>
-            </w:r>
-            <w:r>
-              <w:rPr>
-                <w:rFonts w:ascii="Calibri" w:hAnsi="Calibri" w:cs="Calibri"/>
-                <w:noProof/>
-                <w:sz w:val="20"/>
-                <w:szCs w:val="20"/>
-              </w:rPr>
-              <w:t> </w:t>
-            </w:r>
-            <w:r>
-              <w:rPr>
-                <w:rFonts w:ascii="Calibri" w:hAnsi="Calibri" w:cs="Calibri"/>
-                <w:noProof/>
-                <w:sz w:val="20"/>
-                <w:szCs w:val="20"/>
-              </w:rPr>
-              <w:t> </w:t>
-            </w:r>
-            <w:r>
-              <w:rPr>
-                <w:rFonts w:ascii="Calibri" w:hAnsi="Calibri" w:cs="Calibri"/>
-                <w:noProof/>
-                <w:sz w:val="20"/>
-                <w:szCs w:val="20"/>
-              </w:rPr>
-              <w:t> </w:t>
-            </w:r>
-            <w:r>
-              <w:rPr>
-                <w:rFonts w:ascii="Calibri" w:hAnsi="Calibri" w:cs="Calibri"/>
-                <w:noProof/>
-                <w:sz w:val="20"/>
-                <w:szCs w:val="20"/>
-              </w:rPr>
-              <w:t> </w:t>
-            </w:r>
-            <w:r>
-              <w:rPr>
-                <w:rFonts w:ascii="Calibri" w:hAnsi="Calibri" w:cs="Calibri"/>
-                <w:noProof/>
-                <w:sz w:val="20"/>
-                <w:szCs w:val="20"/>
-              </w:rPr>
-              <w:t> </w:t>
-            </w:r>
-            <w:r>
-              <w:rPr>
-                <w:rFonts w:ascii="Calibri" w:hAnsi="Calibri" w:cs="Calibri"/>
-                <w:sz w:val="20"/>
-                <w:szCs w:val="20"/>
-              </w:rPr>
-              <w:fldChar w:fldCharType="end"/>
+              <w:ffData>
+                <w:name w:val="Texto38"/>
+                <w:enabled/>
+                <w:calcOnExit w:val="0"/>
+                <w:textInput/>
+              </w:ffData>
+            </w:r>
+            <w:r>
+              <w:rPr>
+                <w:rFonts w:ascii="Calibri" w:hAnsi="Calibri" w:cs="Calibri"/>
+                <w:sz w:val="20"/>
+                <w:szCs w:val="20"/>
+              </w:rPr>
+            </w:r>
+            <w:r>
+              <w:rPr>
+                <w:rFonts w:ascii="Calibri" w:hAnsi="Calibri" w:cs="Calibri"/>
+                <w:sz w:val="20"/>
+                <w:szCs w:val="20"/>
+              </w:rPr>
+            </w:r>
+            <w:r>
+              <w:rPr>
+                <w:rFonts w:ascii="Calibri" w:hAnsi="Calibri" w:cs="Calibri"/>
+                <w:sz w:val="20"/>
+                <w:szCs w:val="20"/>
+              </w:rPr>
+            </w:r>
+            <w:r>
+              <w:rPr>
+                <w:rFonts w:ascii="Calibri" w:hAnsi="Calibri" w:cs="Calibri"/>
+                <w:noProof/>
+                <w:sz w:val="20"/>
+                <w:szCs w:val="20"/>
+              </w:rPr>
+              <w:t> </w:t>
+            </w:r>
+            <w:r>
+              <w:rPr>
+                <w:rFonts w:ascii="Calibri" w:hAnsi="Calibri" w:cs="Calibri"/>
+                <w:noProof/>
+                <w:sz w:val="20"/>
+                <w:szCs w:val="20"/>
+              </w:rPr>
+              <w:t> </w:t>
+            </w:r>
+            <w:r>
+              <w:rPr>
+                <w:rFonts w:ascii="Calibri" w:hAnsi="Calibri" w:cs="Calibri"/>
+                <w:noProof/>
+                <w:sz w:val="20"/>
+                <w:szCs w:val="20"/>
+              </w:rPr>
+              <w:t> </w:t>
+            </w:r>
+            <w:r>
+              <w:rPr>
+                <w:rFonts w:ascii="Calibri" w:hAnsi="Calibri" w:cs="Calibri"/>
+                <w:noProof/>
+                <w:sz w:val="20"/>
+                <w:szCs w:val="20"/>
+              </w:rPr>
+              <w:t> </w:t>
+            </w:r>
+            <w:r>
+              <w:rPr>
+                <w:rFonts w:ascii="Calibri" w:hAnsi="Calibri" w:cs="Calibri"/>
+                <w:noProof/>
+                <w:sz w:val="20"/>
+                <w:szCs w:val="20"/>
+              </w:rPr>
+              <w:t> </w:t>
+            </w:r>
+            <w:r>
+              <w:rPr>
+                <w:rFonts w:ascii="Calibri" w:hAnsi="Calibri" w:cs="Calibri"/>
+                <w:sz w:val="20"/>
+                <w:szCs w:val="20"/>
+              </w:rPr>
             </w:r>
             <w:bookmarkEnd w:id="12"/>
           </w:p>
@@ -5212,90 +5052,85 @@
                 <w:sz w:val="20"/>
                 <w:szCs w:val="20"/>
               </w:rPr>
-              <w:fldChar w:fldCharType="begin">
-                <w:ffData>
-                  <w:name w:val="Texto41"/>
-                  <w:enabled/>
-                  <w:calcOnExit w:val="0"/>
-                  <w:textInput/>
-                </w:ffData>
-              </w:fldChar>
-            </w:r>
-            <w:r>
-              <w:rPr>
-                <w:rFonts w:ascii="Calibri" w:hAnsi="Calibri" w:cs="Calibri"/>
-                <w:sz w:val="20"/>
-                <w:szCs w:val="20"/>
-              </w:rPr>
-              <w:instrText xml:space="preserve"> FORMTEXT </w:instrText>
-            </w:r>
-            <w:r>
-              <w:rPr>
-                <w:rFonts w:ascii="Calibri" w:hAnsi="Calibri" w:cs="Calibri"/>
-                <w:sz w:val="20"/>
-                <w:szCs w:val="20"/>
-              </w:rPr>
-            </w:r>
-            <w:r>
-              <w:rPr>
-                <w:rFonts w:ascii="Calibri" w:hAnsi="Calibri" w:cs="Calibri"/>
-                <w:sz w:val="20"/>
-                <w:szCs w:val="20"/>
-              </w:rPr>
-              <w:fldChar w:fldCharType="separate"/>
-            </w:r>
-            <w:r>
-              <w:rPr>
-                <w:rFonts w:ascii="Calibri" w:hAnsi="Calibri" w:cs="Calibri"/>
-                <w:noProof/>
-                <w:sz w:val="20"/>
-                <w:szCs w:val="20"/>
-              </w:rPr>
-              <w:t> </w:t>
-            </w:r>
-            <w:r>
-              <w:rPr>
-                <w:rFonts w:ascii="Calibri" w:hAnsi="Calibri" w:cs="Calibri"/>
-                <w:noProof/>
-                <w:sz w:val="20"/>
-                <w:szCs w:val="20"/>
-              </w:rPr>
-              <w:t> </w:t>
-            </w:r>
-            <w:r>
-              <w:rPr>
-                <w:rFonts w:ascii="Calibri" w:hAnsi="Calibri" w:cs="Calibri"/>
-                <w:noProof/>
-                <w:sz w:val="20"/>
-                <w:szCs w:val="20"/>
-              </w:rPr>
-              <w:t> </w:t>
-            </w:r>
-            <w:r>
-              <w:rPr>
-                <w:rFonts w:ascii="Calibri" w:hAnsi="Calibri" w:cs="Calibri"/>
-                <w:noProof/>
-                <w:sz w:val="20"/>
-                <w:szCs w:val="20"/>
-              </w:rPr>
-              <w:t> </w:t>
-            </w:r>
-            <w:r>
-              <w:rPr>
-                <w:rFonts w:ascii="Calibri" w:hAnsi="Calibri" w:cs="Calibri"/>
-                <w:noProof/>
-                <w:sz w:val="20"/>
-                <w:szCs w:val="20"/>
-              </w:rPr>
-              <w:t> </w:t>
-            </w:r>
-            <w:r>
-              <w:rPr>
-                <w:rFonts w:ascii="Calibri" w:hAnsi="Calibri" w:cs="Calibri"/>
-                <w:sz w:val="20"/>
-                <w:szCs w:val="20"/>
-              </w:rPr>
-              <w:fldChar w:fldCharType="end"/>
+              <w:ffData>
+                <w:name w:val="Texto41"/>
+                <w:enabled/>
+                <w:calcOnExit w:val="0"/>
+                <w:textInput/>
+              </w:ffData>
+            </w:r>
+            <w:r>
+              <w:rPr>
+                <w:rFonts w:ascii="Calibri" w:hAnsi="Calibri" w:cs="Calibri"/>
+                <w:sz w:val="20"/>
+                <w:szCs w:val="20"/>
+              </w:rPr>
+            </w:r>
+            <w:r>
+              <w:rPr>
+                <w:rFonts w:ascii="Calibri" w:hAnsi="Calibri" w:cs="Calibri"/>
+                <w:sz w:val="20"/>
+                <w:szCs w:val="20"/>
+              </w:rPr>
+            </w:r>
+            <w:r>
+              <w:rPr>
+                <w:rFonts w:ascii="Calibri" w:hAnsi="Calibri" w:cs="Calibri"/>
+                <w:sz w:val="20"/>
+                <w:szCs w:val="20"/>
+              </w:rPr>
+            </w:r>
+            <w:r>
+              <w:rPr>
+                <w:rFonts w:ascii="Calibri" w:hAnsi="Calibri" w:cs="Calibri"/>
+                <w:noProof/>
+                <w:sz w:val="20"/>
+                <w:szCs w:val="20"/>
+              </w:rPr>
+              <w:t> </w:t>
+            </w:r>
+            <w:r>
+              <w:rPr>
+                <w:rFonts w:ascii="Calibri" w:hAnsi="Calibri" w:cs="Calibri"/>
+                <w:noProof/>
+                <w:sz w:val="20"/>
+                <w:szCs w:val="20"/>
+              </w:rPr>
+              <w:t> </w:t>
+            </w:r>
+            <w:r>
+              <w:rPr>
+                <w:rFonts w:ascii="Calibri" w:hAnsi="Calibri" w:cs="Calibri"/>
+                <w:noProof/>
+                <w:sz w:val="20"/>
+                <w:szCs w:val="20"/>
+              </w:rPr>
+              <w:t> </w:t>
+            </w:r>
+            <w:r>
+              <w:rPr>
+                <w:rFonts w:ascii="Calibri" w:hAnsi="Calibri" w:cs="Calibri"/>
+                <w:noProof/>
+                <w:sz w:val="20"/>
+                <w:szCs w:val="20"/>
+              </w:rPr>
+              <w:t> </w:t>
+            </w:r>
+            <w:r>
+              <w:rPr>
+                <w:rFonts w:ascii="Calibri" w:hAnsi="Calibri" w:cs="Calibri"/>
+                <w:noProof/>
+                <w:sz w:val="20"/>
+                <w:szCs w:val="20"/>
+              </w:rPr>
+              <w:t> </w:t>
+            </w:r>
+            <w:r>
+              <w:rPr>
+                <w:rFonts w:ascii="Calibri" w:hAnsi="Calibri" w:cs="Calibri"/>
+                <w:sz w:val="20"/>
+                <w:szCs w:val="20"/>
+              </w:rPr>
             </w:r>
             <w:bookmarkEnd w:id="13"/>
           </w:p>
@@ -5331,90 +5166,85 @@
                 <w:sz w:val="20"/>
                 <w:szCs w:val="20"/>
               </w:rPr>
-              <w:fldChar w:fldCharType="begin">
-                <w:ffData>
-                  <w:name w:val="Texto42"/>
-                  <w:enabled/>
-                  <w:calcOnExit w:val="0"/>
-                  <w:textInput/>
-                </w:ffData>
-              </w:fldChar>
-            </w:r>
-            <w:r>
-              <w:rPr>
-                <w:rFonts w:ascii="Calibri" w:hAnsi="Calibri" w:cs="Calibri"/>
-                <w:sz w:val="20"/>
-                <w:szCs w:val="20"/>
-              </w:rPr>
-              <w:instrText xml:space="preserve"> FORMTEXT </w:instrText>
-            </w:r>
-            <w:r>
-              <w:rPr>
-                <w:rFonts w:ascii="Calibri" w:hAnsi="Calibri" w:cs="Calibri"/>
-                <w:sz w:val="20"/>
-                <w:szCs w:val="20"/>
-              </w:rPr>
-            </w:r>
-            <w:r>
-              <w:rPr>
-                <w:rFonts w:ascii="Calibri" w:hAnsi="Calibri" w:cs="Calibri"/>
-                <w:sz w:val="20"/>
-                <w:szCs w:val="20"/>
-              </w:rPr>
-              <w:fldChar w:fldCharType="separate"/>
-            </w:r>
-            <w:r>
-              <w:rPr>
-                <w:rFonts w:ascii="Calibri" w:hAnsi="Calibri" w:cs="Calibri"/>
-                <w:noProof/>
-                <w:sz w:val="20"/>
-                <w:szCs w:val="20"/>
-              </w:rPr>
-              <w:t> </w:t>
-            </w:r>
-            <w:r>
-              <w:rPr>
-                <w:rFonts w:ascii="Calibri" w:hAnsi="Calibri" w:cs="Calibri"/>
-                <w:noProof/>
-                <w:sz w:val="20"/>
-                <w:szCs w:val="20"/>
-              </w:rPr>
-              <w:t> </w:t>
-            </w:r>
-            <w:r>
-              <w:rPr>
-                <w:rFonts w:ascii="Calibri" w:hAnsi="Calibri" w:cs="Calibri"/>
-                <w:noProof/>
-                <w:sz w:val="20"/>
-                <w:szCs w:val="20"/>
-              </w:rPr>
-              <w:t> </w:t>
-            </w:r>
-            <w:r>
-              <w:rPr>
-                <w:rFonts w:ascii="Calibri" w:hAnsi="Calibri" w:cs="Calibri"/>
-                <w:noProof/>
-                <w:sz w:val="20"/>
-                <w:szCs w:val="20"/>
-              </w:rPr>
-              <w:t> </w:t>
-            </w:r>
-            <w:r>
-              <w:rPr>
-                <w:rFonts w:ascii="Calibri" w:hAnsi="Calibri" w:cs="Calibri"/>
-                <w:noProof/>
-                <w:sz w:val="20"/>
-                <w:szCs w:val="20"/>
-              </w:rPr>
-              <w:t> </w:t>
-            </w:r>
-            <w:r>
-              <w:rPr>
-                <w:rFonts w:ascii="Calibri" w:hAnsi="Calibri" w:cs="Calibri"/>
-                <w:sz w:val="20"/>
-                <w:szCs w:val="20"/>
-              </w:rPr>
-              <w:fldChar w:fldCharType="end"/>
+              <w:ffData>
+                <w:name w:val="Texto42"/>
+                <w:enabled/>
+                <w:calcOnExit w:val="0"/>
+                <w:textInput/>
+              </w:ffData>
+            </w:r>
+            <w:r>
+              <w:rPr>
+                <w:rFonts w:ascii="Calibri" w:hAnsi="Calibri" w:cs="Calibri"/>
+                <w:sz w:val="20"/>
+                <w:szCs w:val="20"/>
+              </w:rPr>
+            </w:r>
+            <w:r>
+              <w:rPr>
+                <w:rFonts w:ascii="Calibri" w:hAnsi="Calibri" w:cs="Calibri"/>
+                <w:sz w:val="20"/>
+                <w:szCs w:val="20"/>
+              </w:rPr>
+            </w:r>
+            <w:r>
+              <w:rPr>
+                <w:rFonts w:ascii="Calibri" w:hAnsi="Calibri" w:cs="Calibri"/>
+                <w:sz w:val="20"/>
+                <w:szCs w:val="20"/>
+              </w:rPr>
+            </w:r>
+            <w:r>
+              <w:rPr>
+                <w:rFonts w:ascii="Calibri" w:hAnsi="Calibri" w:cs="Calibri"/>
+                <w:noProof/>
+                <w:sz w:val="20"/>
+                <w:szCs w:val="20"/>
+              </w:rPr>
+              <w:t> </w:t>
+            </w:r>
+            <w:r>
+              <w:rPr>
+                <w:rFonts w:ascii="Calibri" w:hAnsi="Calibri" w:cs="Calibri"/>
+                <w:noProof/>
+                <w:sz w:val="20"/>
+                <w:szCs w:val="20"/>
+              </w:rPr>
+              <w:t> </w:t>
+            </w:r>
+            <w:r>
+              <w:rPr>
+                <w:rFonts w:ascii="Calibri" w:hAnsi="Calibri" w:cs="Calibri"/>
+                <w:noProof/>
+                <w:sz w:val="20"/>
+                <w:szCs w:val="20"/>
+              </w:rPr>
+              <w:t> </w:t>
+            </w:r>
+            <w:r>
+              <w:rPr>
+                <w:rFonts w:ascii="Calibri" w:hAnsi="Calibri" w:cs="Calibri"/>
+                <w:noProof/>
+                <w:sz w:val="20"/>
+                <w:szCs w:val="20"/>
+              </w:rPr>
+              <w:t> </w:t>
+            </w:r>
+            <w:r>
+              <w:rPr>
+                <w:rFonts w:ascii="Calibri" w:hAnsi="Calibri" w:cs="Calibri"/>
+                <w:noProof/>
+                <w:sz w:val="20"/>
+                <w:szCs w:val="20"/>
+              </w:rPr>
+              <w:t> </w:t>
+            </w:r>
+            <w:r>
+              <w:rPr>
+                <w:rFonts w:ascii="Calibri" w:hAnsi="Calibri" w:cs="Calibri"/>
+                <w:sz w:val="20"/>
+                <w:szCs w:val="20"/>
+              </w:rPr>
             </w:r>
             <w:bookmarkEnd w:id="14"/>
           </w:p>
@@ -5450,90 +5280,85 @@
                 <w:sz w:val="20"/>
                 <w:szCs w:val="20"/>
               </w:rPr>
-              <w:fldChar w:fldCharType="begin">
-                <w:ffData>
-                  <w:name w:val="Texto44"/>
-                  <w:enabled/>
-                  <w:calcOnExit w:val="0"/>
-                  <w:textInput/>
-                </w:ffData>
-              </w:fldChar>
-            </w:r>
-            <w:r>
-              <w:rPr>
-                <w:rFonts w:ascii="Calibri" w:hAnsi="Calibri" w:cs="Calibri"/>
-                <w:sz w:val="20"/>
-                <w:szCs w:val="20"/>
-              </w:rPr>
-              <w:instrText xml:space="preserve"> FORMTEXT </w:instrText>
-            </w:r>
-            <w:r>
-              <w:rPr>
-                <w:rFonts w:ascii="Calibri" w:hAnsi="Calibri" w:cs="Calibri"/>
-                <w:sz w:val="20"/>
-                <w:szCs w:val="20"/>
-              </w:rPr>
-            </w:r>
-            <w:r>
-              <w:rPr>
-                <w:rFonts w:ascii="Calibri" w:hAnsi="Calibri" w:cs="Calibri"/>
-                <w:sz w:val="20"/>
-                <w:szCs w:val="20"/>
-              </w:rPr>
-              <w:fldChar w:fldCharType="separate"/>
-            </w:r>
-            <w:r>
-              <w:rPr>
-                <w:rFonts w:ascii="Calibri" w:hAnsi="Calibri" w:cs="Calibri"/>
-                <w:noProof/>
-                <w:sz w:val="20"/>
-                <w:szCs w:val="20"/>
-              </w:rPr>
-              <w:t> </w:t>
-            </w:r>
-            <w:r>
-              <w:rPr>
-                <w:rFonts w:ascii="Calibri" w:hAnsi="Calibri" w:cs="Calibri"/>
-                <w:noProof/>
-                <w:sz w:val="20"/>
-                <w:szCs w:val="20"/>
-              </w:rPr>
-              <w:t> </w:t>
-            </w:r>
-            <w:r>
-              <w:rPr>
-                <w:rFonts w:ascii="Calibri" w:hAnsi="Calibri" w:cs="Calibri"/>
-                <w:noProof/>
-                <w:sz w:val="20"/>
-                <w:szCs w:val="20"/>
-              </w:rPr>
-              <w:t> </w:t>
-            </w:r>
-            <w:r>
-              <w:rPr>
-                <w:rFonts w:ascii="Calibri" w:hAnsi="Calibri" w:cs="Calibri"/>
-                <w:noProof/>
-                <w:sz w:val="20"/>
-                <w:szCs w:val="20"/>
-              </w:rPr>
-              <w:t> </w:t>
-            </w:r>
-            <w:r>
-              <w:rPr>
-                <w:rFonts w:ascii="Calibri" w:hAnsi="Calibri" w:cs="Calibri"/>
-                <w:noProof/>
-                <w:sz w:val="20"/>
-                <w:szCs w:val="20"/>
-              </w:rPr>
-              <w:t> </w:t>
-            </w:r>
-            <w:r>
-              <w:rPr>
-                <w:rFonts w:ascii="Calibri" w:hAnsi="Calibri" w:cs="Calibri"/>
-                <w:sz w:val="20"/>
-                <w:szCs w:val="20"/>
-              </w:rPr>
-              <w:fldChar w:fldCharType="end"/>
+              <w:ffData>
+                <w:name w:val="Texto44"/>
+                <w:enabled/>
+                <w:calcOnExit w:val="0"/>
+                <w:textInput/>
+              </w:ffData>
+            </w:r>
+            <w:r>
+              <w:rPr>
+                <w:rFonts w:ascii="Calibri" w:hAnsi="Calibri" w:cs="Calibri"/>
+                <w:sz w:val="20"/>
+                <w:szCs w:val="20"/>
+              </w:rPr>
+            </w:r>
+            <w:r>
+              <w:rPr>
+                <w:rFonts w:ascii="Calibri" w:hAnsi="Calibri" w:cs="Calibri"/>
+                <w:sz w:val="20"/>
+                <w:szCs w:val="20"/>
+              </w:rPr>
+            </w:r>
+            <w:r>
+              <w:rPr>
+                <w:rFonts w:ascii="Calibri" w:hAnsi="Calibri" w:cs="Calibri"/>
+                <w:sz w:val="20"/>
+                <w:szCs w:val="20"/>
+              </w:rPr>
+            </w:r>
+            <w:r>
+              <w:rPr>
+                <w:rFonts w:ascii="Calibri" w:hAnsi="Calibri" w:cs="Calibri"/>
+                <w:noProof/>
+                <w:sz w:val="20"/>
+                <w:szCs w:val="20"/>
+              </w:rPr>
+              <w:t> </w:t>
+            </w:r>
+            <w:r>
+              <w:rPr>
+                <w:rFonts w:ascii="Calibri" w:hAnsi="Calibri" w:cs="Calibri"/>
+                <w:noProof/>
+                <w:sz w:val="20"/>
+                <w:szCs w:val="20"/>
+              </w:rPr>
+              <w:t> </w:t>
+            </w:r>
+            <w:r>
+              <w:rPr>
+                <w:rFonts w:ascii="Calibri" w:hAnsi="Calibri" w:cs="Calibri"/>
+                <w:noProof/>
+                <w:sz w:val="20"/>
+                <w:szCs w:val="20"/>
+              </w:rPr>
+              <w:t> </w:t>
+            </w:r>
+            <w:r>
+              <w:rPr>
+                <w:rFonts w:ascii="Calibri" w:hAnsi="Calibri" w:cs="Calibri"/>
+                <w:noProof/>
+                <w:sz w:val="20"/>
+                <w:szCs w:val="20"/>
+              </w:rPr>
+              <w:t> </w:t>
+            </w:r>
+            <w:r>
+              <w:rPr>
+                <w:rFonts w:ascii="Calibri" w:hAnsi="Calibri" w:cs="Calibri"/>
+                <w:noProof/>
+                <w:sz w:val="20"/>
+                <w:szCs w:val="20"/>
+              </w:rPr>
+              <w:t> </w:t>
+            </w:r>
+            <w:r>
+              <w:rPr>
+                <w:rFonts w:ascii="Calibri" w:hAnsi="Calibri" w:cs="Calibri"/>
+                <w:sz w:val="20"/>
+                <w:szCs w:val="20"/>
+              </w:rPr>
             </w:r>
             <w:bookmarkEnd w:id="15"/>
           </w:p>
@@ -5569,90 +5394,85 @@
                 <w:sz w:val="20"/>
                 <w:szCs w:val="20"/>
               </w:rPr>
-              <w:fldChar w:fldCharType="begin">
-                <w:ffData>
-                  <w:name w:val="Texto45"/>
-                  <w:enabled/>
-                  <w:calcOnExit w:val="0"/>
-                  <w:textInput/>
-                </w:ffData>
-              </w:fldChar>
-            </w:r>
-            <w:r>
-              <w:rPr>
-                <w:rFonts w:ascii="Calibri" w:hAnsi="Calibri" w:cs="Calibri"/>
-                <w:sz w:val="20"/>
-                <w:szCs w:val="20"/>
-              </w:rPr>
-              <w:instrText xml:space="preserve"> FORMTEXT </w:instrText>
-            </w:r>
-            <w:r>
-              <w:rPr>
-                <w:rFonts w:ascii="Calibri" w:hAnsi="Calibri" w:cs="Calibri"/>
-                <w:sz w:val="20"/>
-                <w:szCs w:val="20"/>
-              </w:rPr>
-            </w:r>
-            <w:r>
-              <w:rPr>
-                <w:rFonts w:ascii="Calibri" w:hAnsi="Calibri" w:cs="Calibri"/>
-                <w:sz w:val="20"/>
-                <w:szCs w:val="20"/>
-              </w:rPr>
-              <w:fldChar w:fldCharType="separate"/>
-            </w:r>
-            <w:r>
-              <w:rPr>
-                <w:rFonts w:ascii="Calibri" w:hAnsi="Calibri" w:cs="Calibri"/>
-                <w:noProof/>
-                <w:sz w:val="20"/>
-                <w:szCs w:val="20"/>
-              </w:rPr>
-              <w:t> </w:t>
-            </w:r>
-            <w:r>
-              <w:rPr>
-                <w:rFonts w:ascii="Calibri" w:hAnsi="Calibri" w:cs="Calibri"/>
-                <w:noProof/>
-                <w:sz w:val="20"/>
-                <w:szCs w:val="20"/>
-              </w:rPr>
-              <w:t> </w:t>
-            </w:r>
-            <w:r>
-              <w:rPr>
-                <w:rFonts w:ascii="Calibri" w:hAnsi="Calibri" w:cs="Calibri"/>
-                <w:noProof/>
-                <w:sz w:val="20"/>
-                <w:szCs w:val="20"/>
-              </w:rPr>
-              <w:t> </w:t>
-            </w:r>
-            <w:r>
-              <w:rPr>
-                <w:rFonts w:ascii="Calibri" w:hAnsi="Calibri" w:cs="Calibri"/>
-                <w:noProof/>
-                <w:sz w:val="20"/>
-                <w:szCs w:val="20"/>
-              </w:rPr>
-              <w:t> </w:t>
-            </w:r>
-            <w:r>
-              <w:rPr>
-                <w:rFonts w:ascii="Calibri" w:hAnsi="Calibri" w:cs="Calibri"/>
-                <w:noProof/>
-                <w:sz w:val="20"/>
-                <w:szCs w:val="20"/>
-              </w:rPr>
-              <w:t> </w:t>
-            </w:r>
-            <w:r>
-              <w:rPr>
-                <w:rFonts w:ascii="Calibri" w:hAnsi="Calibri" w:cs="Calibri"/>
-                <w:sz w:val="20"/>
-                <w:szCs w:val="20"/>
-              </w:rPr>
-              <w:fldChar w:fldCharType="end"/>
+              <w:ffData>
+                <w:name w:val="Texto45"/>
+                <w:enabled/>
+                <w:calcOnExit w:val="0"/>
+                <w:textInput/>
+              </w:ffData>
+            </w:r>
+            <w:r>
+              <w:rPr>
+                <w:rFonts w:ascii="Calibri" w:hAnsi="Calibri" w:cs="Calibri"/>
+                <w:sz w:val="20"/>
+                <w:szCs w:val="20"/>
+              </w:rPr>
+            </w:r>
+            <w:r>
+              <w:rPr>
+                <w:rFonts w:ascii="Calibri" w:hAnsi="Calibri" w:cs="Calibri"/>
+                <w:sz w:val="20"/>
+                <w:szCs w:val="20"/>
+              </w:rPr>
+            </w:r>
+            <w:r>
+              <w:rPr>
+                <w:rFonts w:ascii="Calibri" w:hAnsi="Calibri" w:cs="Calibri"/>
+                <w:sz w:val="20"/>
+                <w:szCs w:val="20"/>
+              </w:rPr>
+            </w:r>
+            <w:r>
+              <w:rPr>
+                <w:rFonts w:ascii="Calibri" w:hAnsi="Calibri" w:cs="Calibri"/>
+                <w:noProof/>
+                <w:sz w:val="20"/>
+                <w:szCs w:val="20"/>
+              </w:rPr>
+              <w:t> </w:t>
+            </w:r>
+            <w:r>
+              <w:rPr>
+                <w:rFonts w:ascii="Calibri" w:hAnsi="Calibri" w:cs="Calibri"/>
+                <w:noProof/>
+                <w:sz w:val="20"/>
+                <w:szCs w:val="20"/>
+              </w:rPr>
+              <w:t> </w:t>
+            </w:r>
+            <w:r>
+              <w:rPr>
+                <w:rFonts w:ascii="Calibri" w:hAnsi="Calibri" w:cs="Calibri"/>
+                <w:noProof/>
+                <w:sz w:val="20"/>
+                <w:szCs w:val="20"/>
+              </w:rPr>
+              <w:t> </w:t>
+            </w:r>
+            <w:r>
+              <w:rPr>
+                <w:rFonts w:ascii="Calibri" w:hAnsi="Calibri" w:cs="Calibri"/>
+                <w:noProof/>
+                <w:sz w:val="20"/>
+                <w:szCs w:val="20"/>
+              </w:rPr>
+              <w:t> </w:t>
+            </w:r>
+            <w:r>
+              <w:rPr>
+                <w:rFonts w:ascii="Calibri" w:hAnsi="Calibri" w:cs="Calibri"/>
+                <w:noProof/>
+                <w:sz w:val="20"/>
+                <w:szCs w:val="20"/>
+              </w:rPr>
+              <w:t> </w:t>
+            </w:r>
+            <w:r>
+              <w:rPr>
+                <w:rFonts w:ascii="Calibri" w:hAnsi="Calibri" w:cs="Calibri"/>
+                <w:sz w:val="20"/>
+                <w:szCs w:val="20"/>
+              </w:rPr>
             </w:r>
             <w:bookmarkEnd w:id="16"/>
           </w:p>
@@ -5687,90 +5507,85 @@
                 <w:sz w:val="20"/>
                 <w:szCs w:val="20"/>
               </w:rPr>
-              <w:fldChar w:fldCharType="begin">
-                <w:ffData>
-                  <w:name w:val="Texto46"/>
-                  <w:enabled/>
-                  <w:calcOnExit w:val="0"/>
-                  <w:textInput/>
-                </w:ffData>
-              </w:fldChar>
-            </w:r>
-            <w:r>
-              <w:rPr>
-                <w:rFonts w:ascii="Calibri" w:hAnsi="Calibri" w:cs="Calibri"/>
-                <w:sz w:val="20"/>
-                <w:szCs w:val="20"/>
-              </w:rPr>
-              <w:instrText xml:space="preserve"> FORMTEXT </w:instrText>
-            </w:r>
-            <w:r>
-              <w:rPr>
-                <w:rFonts w:ascii="Calibri" w:hAnsi="Calibri" w:cs="Calibri"/>
-                <w:sz w:val="20"/>
-                <w:szCs w:val="20"/>
-              </w:rPr>
-            </w:r>
-            <w:r>
-              <w:rPr>
-                <w:rFonts w:ascii="Calibri" w:hAnsi="Calibri" w:cs="Calibri"/>
-                <w:sz w:val="20"/>
-                <w:szCs w:val="20"/>
-              </w:rPr>
-              <w:fldChar w:fldCharType="separate"/>
-            </w:r>
-            <w:r>
-              <w:rPr>
-                <w:rFonts w:ascii="Calibri" w:hAnsi="Calibri" w:cs="Calibri"/>
-                <w:noProof/>
-                <w:sz w:val="20"/>
-                <w:szCs w:val="20"/>
-              </w:rPr>
-              <w:t> </w:t>
-            </w:r>
-            <w:r>
-              <w:rPr>
-                <w:rFonts w:ascii="Calibri" w:hAnsi="Calibri" w:cs="Calibri"/>
-                <w:noProof/>
-                <w:sz w:val="20"/>
-                <w:szCs w:val="20"/>
-              </w:rPr>
-              <w:t> </w:t>
-            </w:r>
-            <w:r>
-              <w:rPr>
-                <w:rFonts w:ascii="Calibri" w:hAnsi="Calibri" w:cs="Calibri"/>
-                <w:noProof/>
-                <w:sz w:val="20"/>
-                <w:szCs w:val="20"/>
-              </w:rPr>
-              <w:t> </w:t>
-            </w:r>
-            <w:r>
-              <w:rPr>
-                <w:rFonts w:ascii="Calibri" w:hAnsi="Calibri" w:cs="Calibri"/>
-                <w:noProof/>
-                <w:sz w:val="20"/>
-                <w:szCs w:val="20"/>
-              </w:rPr>
-              <w:t> </w:t>
-            </w:r>
-            <w:r>
-              <w:rPr>
-                <w:rFonts w:ascii="Calibri" w:hAnsi="Calibri" w:cs="Calibri"/>
-                <w:noProof/>
-                <w:sz w:val="20"/>
-                <w:szCs w:val="20"/>
-              </w:rPr>
-              <w:t> </w:t>
-            </w:r>
-            <w:r>
-              <w:rPr>
-                <w:rFonts w:ascii="Calibri" w:hAnsi="Calibri" w:cs="Calibri"/>
-                <w:sz w:val="20"/>
-                <w:szCs w:val="20"/>
-              </w:rPr>
-              <w:fldChar w:fldCharType="end"/>
+              <w:ffData>
+                <w:name w:val="Texto46"/>
+                <w:enabled/>
+                <w:calcOnExit w:val="0"/>
+                <w:textInput/>
+              </w:ffData>
+            </w:r>
+            <w:r>
+              <w:rPr>
+                <w:rFonts w:ascii="Calibri" w:hAnsi="Calibri" w:cs="Calibri"/>
+                <w:sz w:val="20"/>
+                <w:szCs w:val="20"/>
+              </w:rPr>
+            </w:r>
+            <w:r>
+              <w:rPr>
+                <w:rFonts w:ascii="Calibri" w:hAnsi="Calibri" w:cs="Calibri"/>
+                <w:sz w:val="20"/>
+                <w:szCs w:val="20"/>
+              </w:rPr>
+            </w:r>
+            <w:r>
+              <w:rPr>
+                <w:rFonts w:ascii="Calibri" w:hAnsi="Calibri" w:cs="Calibri"/>
+                <w:sz w:val="20"/>
+                <w:szCs w:val="20"/>
+              </w:rPr>
+            </w:r>
+            <w:r>
+              <w:rPr>
+                <w:rFonts w:ascii="Calibri" w:hAnsi="Calibri" w:cs="Calibri"/>
+                <w:noProof/>
+                <w:sz w:val="20"/>
+                <w:szCs w:val="20"/>
+              </w:rPr>
+              <w:t> </w:t>
+            </w:r>
+            <w:r>
+              <w:rPr>
+                <w:rFonts w:ascii="Calibri" w:hAnsi="Calibri" w:cs="Calibri"/>
+                <w:noProof/>
+                <w:sz w:val="20"/>
+                <w:szCs w:val="20"/>
+              </w:rPr>
+              <w:t> </w:t>
+            </w:r>
+            <w:r>
+              <w:rPr>
+                <w:rFonts w:ascii="Calibri" w:hAnsi="Calibri" w:cs="Calibri"/>
+                <w:noProof/>
+                <w:sz w:val="20"/>
+                <w:szCs w:val="20"/>
+              </w:rPr>
+              <w:t> </w:t>
+            </w:r>
+            <w:r>
+              <w:rPr>
+                <w:rFonts w:ascii="Calibri" w:hAnsi="Calibri" w:cs="Calibri"/>
+                <w:noProof/>
+                <w:sz w:val="20"/>
+                <w:szCs w:val="20"/>
+              </w:rPr>
+              <w:t> </w:t>
+            </w:r>
+            <w:r>
+              <w:rPr>
+                <w:rFonts w:ascii="Calibri" w:hAnsi="Calibri" w:cs="Calibri"/>
+                <w:noProof/>
+                <w:sz w:val="20"/>
+                <w:szCs w:val="20"/>
+              </w:rPr>
+              <w:t> </w:t>
+            </w:r>
+            <w:r>
+              <w:rPr>
+                <w:rFonts w:ascii="Calibri" w:hAnsi="Calibri" w:cs="Calibri"/>
+                <w:sz w:val="20"/>
+                <w:szCs w:val="20"/>
+              </w:rPr>
             </w:r>
             <w:bookmarkEnd w:id="17"/>
           </w:p>
@@ -5914,90 +5729,85 @@
                 <w:sz w:val="20"/>
                 <w:szCs w:val="20"/>
               </w:rPr>
-              <w:fldChar w:fldCharType="begin">
-                <w:ffData>
-                  <w:name w:val="Texto47"/>
-                  <w:enabled/>
-                  <w:calcOnExit w:val="0"/>
-                  <w:textInput/>
-                </w:ffData>
-              </w:fldChar>
-            </w:r>
-            <w:r>
-              <w:rPr>
-                <w:rFonts w:ascii="Calibri" w:hAnsi="Calibri" w:cs="Calibri"/>
-                <w:sz w:val="20"/>
-                <w:szCs w:val="20"/>
-              </w:rPr>
-              <w:instrText xml:space="preserve"> FORMTEXT </w:instrText>
-            </w:r>
-            <w:r>
-              <w:rPr>
-                <w:rFonts w:ascii="Calibri" w:hAnsi="Calibri" w:cs="Calibri"/>
-                <w:sz w:val="20"/>
-                <w:szCs w:val="20"/>
-              </w:rPr>
-            </w:r>
-            <w:r>
-              <w:rPr>
-                <w:rFonts w:ascii="Calibri" w:hAnsi="Calibri" w:cs="Calibri"/>
-                <w:sz w:val="20"/>
-                <w:szCs w:val="20"/>
-              </w:rPr>
-              <w:fldChar w:fldCharType="separate"/>
-            </w:r>
-            <w:r>
-              <w:rPr>
-                <w:rFonts w:ascii="Calibri" w:hAnsi="Calibri" w:cs="Calibri"/>
-                <w:noProof/>
-                <w:sz w:val="20"/>
-                <w:szCs w:val="20"/>
-              </w:rPr>
-              <w:t> </w:t>
-            </w:r>
-            <w:r>
-              <w:rPr>
-                <w:rFonts w:ascii="Calibri" w:hAnsi="Calibri" w:cs="Calibri"/>
-                <w:noProof/>
-                <w:sz w:val="20"/>
-                <w:szCs w:val="20"/>
-              </w:rPr>
-              <w:t> </w:t>
-            </w:r>
-            <w:r>
-              <w:rPr>
-                <w:rFonts w:ascii="Calibri" w:hAnsi="Calibri" w:cs="Calibri"/>
-                <w:noProof/>
-                <w:sz w:val="20"/>
-                <w:szCs w:val="20"/>
-              </w:rPr>
-              <w:t> </w:t>
-            </w:r>
-            <w:r>
-              <w:rPr>
-                <w:rFonts w:ascii="Calibri" w:hAnsi="Calibri" w:cs="Calibri"/>
-                <w:noProof/>
-                <w:sz w:val="20"/>
-                <w:szCs w:val="20"/>
-              </w:rPr>
-              <w:t> </w:t>
-            </w:r>
-            <w:r>
-              <w:rPr>
-                <w:rFonts w:ascii="Calibri" w:hAnsi="Calibri" w:cs="Calibri"/>
-                <w:noProof/>
-                <w:sz w:val="20"/>
-                <w:szCs w:val="20"/>
-              </w:rPr>
-              <w:t> </w:t>
-            </w:r>
-            <w:r>
-              <w:rPr>
-                <w:rFonts w:ascii="Calibri" w:hAnsi="Calibri" w:cs="Calibri"/>
-                <w:sz w:val="20"/>
-                <w:szCs w:val="20"/>
-              </w:rPr>
-              <w:fldChar w:fldCharType="end"/>
+              <w:ffData>
+                <w:name w:val="Texto47"/>
+                <w:enabled/>
+                <w:calcOnExit w:val="0"/>
+                <w:textInput/>
+              </w:ffData>
+            </w:r>
+            <w:r>
+              <w:rPr>
+                <w:rFonts w:ascii="Calibri" w:hAnsi="Calibri" w:cs="Calibri"/>
+                <w:sz w:val="20"/>
+                <w:szCs w:val="20"/>
+              </w:rPr>
+            </w:r>
+            <w:r>
+              <w:rPr>
+                <w:rFonts w:ascii="Calibri" w:hAnsi="Calibri" w:cs="Calibri"/>
+                <w:sz w:val="20"/>
+                <w:szCs w:val="20"/>
+              </w:rPr>
+            </w:r>
+            <w:r>
+              <w:rPr>
+                <w:rFonts w:ascii="Calibri" w:hAnsi="Calibri" w:cs="Calibri"/>
+                <w:sz w:val="20"/>
+                <w:szCs w:val="20"/>
+              </w:rPr>
+            </w:r>
+            <w:r>
+              <w:rPr>
+                <w:rFonts w:ascii="Calibri" w:hAnsi="Calibri" w:cs="Calibri"/>
+                <w:noProof/>
+                <w:sz w:val="20"/>
+                <w:szCs w:val="20"/>
+              </w:rPr>
+              <w:t> </w:t>
+            </w:r>
+            <w:r>
+              <w:rPr>
+                <w:rFonts w:ascii="Calibri" w:hAnsi="Calibri" w:cs="Calibri"/>
+                <w:noProof/>
+                <w:sz w:val="20"/>
+                <w:szCs w:val="20"/>
+              </w:rPr>
+              <w:t> </w:t>
+            </w:r>
+            <w:r>
+              <w:rPr>
+                <w:rFonts w:ascii="Calibri" w:hAnsi="Calibri" w:cs="Calibri"/>
+                <w:noProof/>
+                <w:sz w:val="20"/>
+                <w:szCs w:val="20"/>
+              </w:rPr>
+              <w:t> </w:t>
+            </w:r>
+            <w:r>
+              <w:rPr>
+                <w:rFonts w:ascii="Calibri" w:hAnsi="Calibri" w:cs="Calibri"/>
+                <w:noProof/>
+                <w:sz w:val="20"/>
+                <w:szCs w:val="20"/>
+              </w:rPr>
+              <w:t> </w:t>
+            </w:r>
+            <w:r>
+              <w:rPr>
+                <w:rFonts w:ascii="Calibri" w:hAnsi="Calibri" w:cs="Calibri"/>
+                <w:noProof/>
+                <w:sz w:val="20"/>
+                <w:szCs w:val="20"/>
+              </w:rPr>
+              <w:t> </w:t>
+            </w:r>
+            <w:r>
+              <w:rPr>
+                <w:rFonts w:ascii="Calibri" w:hAnsi="Calibri" w:cs="Calibri"/>
+                <w:sz w:val="20"/>
+                <w:szCs w:val="20"/>
+              </w:rPr>
             </w:r>
           </w:p>
           <w:p>
@@ -6043,90 +5853,85 @@
                 <w:sz w:val="20"/>
                 <w:szCs w:val="20"/>
               </w:rPr>
-              <w:fldChar w:fldCharType="begin">
-                <w:ffData>
-                  <w:name w:val="Texto47"/>
-                  <w:enabled/>
-                  <w:calcOnExit w:val="0"/>
-                  <w:textInput/>
-                </w:ffData>
-              </w:fldChar>
-            </w:r>
-            <w:r>
-              <w:rPr>
-                <w:rFonts w:ascii="Calibri" w:hAnsi="Calibri" w:cs="Calibri"/>
-                <w:sz w:val="20"/>
-                <w:szCs w:val="20"/>
-              </w:rPr>
-              <w:instrText xml:space="preserve"> FORMTEXT </w:instrText>
-            </w:r>
-            <w:r>
-              <w:rPr>
-                <w:rFonts w:ascii="Calibri" w:hAnsi="Calibri" w:cs="Calibri"/>
-                <w:sz w:val="20"/>
-                <w:szCs w:val="20"/>
-              </w:rPr>
-            </w:r>
-            <w:r>
-              <w:rPr>
-                <w:rFonts w:ascii="Calibri" w:hAnsi="Calibri" w:cs="Calibri"/>
-                <w:sz w:val="20"/>
-                <w:szCs w:val="20"/>
-              </w:rPr>
-              <w:fldChar w:fldCharType="separate"/>
-            </w:r>
-            <w:r>
-              <w:rPr>
-                <w:rFonts w:ascii="Calibri" w:hAnsi="Calibri" w:cs="Calibri"/>
-                <w:noProof/>
-                <w:sz w:val="20"/>
-                <w:szCs w:val="20"/>
-              </w:rPr>
-              <w:t> </w:t>
-            </w:r>
-            <w:r>
-              <w:rPr>
-                <w:rFonts w:ascii="Calibri" w:hAnsi="Calibri" w:cs="Calibri"/>
-                <w:noProof/>
-                <w:sz w:val="20"/>
-                <w:szCs w:val="20"/>
-              </w:rPr>
-              <w:t> </w:t>
-            </w:r>
-            <w:r>
-              <w:rPr>
-                <w:rFonts w:ascii="Calibri" w:hAnsi="Calibri" w:cs="Calibri"/>
-                <w:noProof/>
-                <w:sz w:val="20"/>
-                <w:szCs w:val="20"/>
-              </w:rPr>
-              <w:t> </w:t>
-            </w:r>
-            <w:r>
-              <w:rPr>
-                <w:rFonts w:ascii="Calibri" w:hAnsi="Calibri" w:cs="Calibri"/>
-                <w:noProof/>
-                <w:sz w:val="20"/>
-                <w:szCs w:val="20"/>
-              </w:rPr>
-              <w:t> </w:t>
-            </w:r>
-            <w:r>
-              <w:rPr>
-                <w:rFonts w:ascii="Calibri" w:hAnsi="Calibri" w:cs="Calibri"/>
-                <w:noProof/>
-                <w:sz w:val="20"/>
-                <w:szCs w:val="20"/>
-              </w:rPr>
-              <w:t> </w:t>
-            </w:r>
-            <w:r>
-              <w:rPr>
-                <w:rFonts w:ascii="Calibri" w:hAnsi="Calibri" w:cs="Calibri"/>
-                <w:sz w:val="20"/>
-                <w:szCs w:val="20"/>
-              </w:rPr>
-              <w:fldChar w:fldCharType="end"/>
+              <w:ffData>
+                <w:name w:val="Texto47"/>
+                <w:enabled/>
+                <w:calcOnExit w:val="0"/>
+                <w:textInput/>
+              </w:ffData>
+            </w:r>
+            <w:r>
+              <w:rPr>
+                <w:rFonts w:ascii="Calibri" w:hAnsi="Calibri" w:cs="Calibri"/>
+                <w:sz w:val="20"/>
+                <w:szCs w:val="20"/>
+              </w:rPr>
+            </w:r>
+            <w:r>
+              <w:rPr>
+                <w:rFonts w:ascii="Calibri" w:hAnsi="Calibri" w:cs="Calibri"/>
+                <w:sz w:val="20"/>
+                <w:szCs w:val="20"/>
+              </w:rPr>
+            </w:r>
+            <w:r>
+              <w:rPr>
+                <w:rFonts w:ascii="Calibri" w:hAnsi="Calibri" w:cs="Calibri"/>
+                <w:sz w:val="20"/>
+                <w:szCs w:val="20"/>
+              </w:rPr>
+            </w:r>
+            <w:r>
+              <w:rPr>
+                <w:rFonts w:ascii="Calibri" w:hAnsi="Calibri" w:cs="Calibri"/>
+                <w:noProof/>
+                <w:sz w:val="20"/>
+                <w:szCs w:val="20"/>
+              </w:rPr>
+              <w:t> </w:t>
+            </w:r>
+            <w:r>
+              <w:rPr>
+                <w:rFonts w:ascii="Calibri" w:hAnsi="Calibri" w:cs="Calibri"/>
+                <w:noProof/>
+                <w:sz w:val="20"/>
+                <w:szCs w:val="20"/>
+              </w:rPr>
+              <w:t> </w:t>
+            </w:r>
+            <w:r>
+              <w:rPr>
+                <w:rFonts w:ascii="Calibri" w:hAnsi="Calibri" w:cs="Calibri"/>
+                <w:noProof/>
+                <w:sz w:val="20"/>
+                <w:szCs w:val="20"/>
+              </w:rPr>
+              <w:t> </w:t>
+            </w:r>
+            <w:r>
+              <w:rPr>
+                <w:rFonts w:ascii="Calibri" w:hAnsi="Calibri" w:cs="Calibri"/>
+                <w:noProof/>
+                <w:sz w:val="20"/>
+                <w:szCs w:val="20"/>
+              </w:rPr>
+              <w:t> </w:t>
+            </w:r>
+            <w:r>
+              <w:rPr>
+                <w:rFonts w:ascii="Calibri" w:hAnsi="Calibri" w:cs="Calibri"/>
+                <w:noProof/>
+                <w:sz w:val="20"/>
+                <w:szCs w:val="20"/>
+              </w:rPr>
+              <w:t> </w:t>
+            </w:r>
+            <w:r>
+              <w:rPr>
+                <w:rFonts w:ascii="Calibri" w:hAnsi="Calibri" w:cs="Calibri"/>
+                <w:sz w:val="20"/>
+                <w:szCs w:val="20"/>
+              </w:rPr>
             </w:r>
             <w:bookmarkEnd w:id="18"/>
           </w:p>
@@ -6182,90 +5987,85 @@
                 <w:sz w:val="20"/>
                 <w:szCs w:val="20"/>
               </w:rPr>
-              <w:fldChar w:fldCharType="begin">
-                <w:ffData>
-                  <w:name w:val="Texto49"/>
-                  <w:enabled/>
-                  <w:calcOnExit w:val="0"/>
-                  <w:textInput/>
-                </w:ffData>
-              </w:fldChar>
-            </w:r>
-            <w:r>
-              <w:rPr>
-                <w:rFonts w:ascii="Calibri" w:hAnsi="Calibri" w:cs="Calibri"/>
-                <w:sz w:val="20"/>
-                <w:szCs w:val="20"/>
-              </w:rPr>
-              <w:instrText xml:space="preserve"> FORMTEXT </w:instrText>
-            </w:r>
-            <w:r>
-              <w:rPr>
-                <w:rFonts w:ascii="Calibri" w:hAnsi="Calibri" w:cs="Calibri"/>
-                <w:sz w:val="20"/>
-                <w:szCs w:val="20"/>
-              </w:rPr>
-            </w:r>
-            <w:r>
-              <w:rPr>
-                <w:rFonts w:ascii="Calibri" w:hAnsi="Calibri" w:cs="Calibri"/>
-                <w:sz w:val="20"/>
-                <w:szCs w:val="20"/>
-              </w:rPr>
-              <w:fldChar w:fldCharType="separate"/>
-            </w:r>
-            <w:r>
-              <w:rPr>
-                <w:rFonts w:ascii="Calibri" w:hAnsi="Calibri" w:cs="Calibri"/>
-                <w:noProof/>
-                <w:sz w:val="20"/>
-                <w:szCs w:val="20"/>
-              </w:rPr>
-              <w:t> </w:t>
-            </w:r>
-            <w:r>
-              <w:rPr>
-                <w:rFonts w:ascii="Calibri" w:hAnsi="Calibri" w:cs="Calibri"/>
-                <w:noProof/>
-                <w:sz w:val="20"/>
-                <w:szCs w:val="20"/>
-              </w:rPr>
-              <w:t> </w:t>
-            </w:r>
-            <w:r>
-              <w:rPr>
-                <w:rFonts w:ascii="Calibri" w:hAnsi="Calibri" w:cs="Calibri"/>
-                <w:noProof/>
-                <w:sz w:val="20"/>
-                <w:szCs w:val="20"/>
-              </w:rPr>
-              <w:t> </w:t>
-            </w:r>
-            <w:r>
-              <w:rPr>
-                <w:rFonts w:ascii="Calibri" w:hAnsi="Calibri" w:cs="Calibri"/>
-                <w:noProof/>
-                <w:sz w:val="20"/>
-                <w:szCs w:val="20"/>
-              </w:rPr>
-              <w:t> </w:t>
-            </w:r>
-            <w:r>
-              <w:rPr>
-                <w:rFonts w:ascii="Calibri" w:hAnsi="Calibri" w:cs="Calibri"/>
-                <w:noProof/>
-                <w:sz w:val="20"/>
-                <w:szCs w:val="20"/>
-              </w:rPr>
-              <w:t> </w:t>
-            </w:r>
-            <w:r>
-              <w:rPr>
-                <w:rFonts w:ascii="Calibri" w:hAnsi="Calibri" w:cs="Calibri"/>
-                <w:sz w:val="20"/>
-                <w:szCs w:val="20"/>
-              </w:rPr>
-              <w:fldChar w:fldCharType="end"/>
+              <w:ffData>
+                <w:name w:val="Texto49"/>
+                <w:enabled/>
+                <w:calcOnExit w:val="0"/>
+                <w:textInput/>
+              </w:ffData>
+            </w:r>
+            <w:r>
+              <w:rPr>
+                <w:rFonts w:ascii="Calibri" w:hAnsi="Calibri" w:cs="Calibri"/>
+                <w:sz w:val="20"/>
+                <w:szCs w:val="20"/>
+              </w:rPr>
+            </w:r>
+            <w:r>
+              <w:rPr>
+                <w:rFonts w:ascii="Calibri" w:hAnsi="Calibri" w:cs="Calibri"/>
+                <w:sz w:val="20"/>
+                <w:szCs w:val="20"/>
+              </w:rPr>
+            </w:r>
+            <w:r>
+              <w:rPr>
+                <w:rFonts w:ascii="Calibri" w:hAnsi="Calibri" w:cs="Calibri"/>
+                <w:sz w:val="20"/>
+                <w:szCs w:val="20"/>
+              </w:rPr>
+            </w:r>
+            <w:r>
+              <w:rPr>
+                <w:rFonts w:ascii="Calibri" w:hAnsi="Calibri" w:cs="Calibri"/>
+                <w:noProof/>
+                <w:sz w:val="20"/>
+                <w:szCs w:val="20"/>
+              </w:rPr>
+              <w:t> </w:t>
+            </w:r>
+            <w:r>
+              <w:rPr>
+                <w:rFonts w:ascii="Calibri" w:hAnsi="Calibri" w:cs="Calibri"/>
+                <w:noProof/>
+                <w:sz w:val="20"/>
+                <w:szCs w:val="20"/>
+              </w:rPr>
+              <w:t> </w:t>
+            </w:r>
+            <w:r>
+              <w:rPr>
+                <w:rFonts w:ascii="Calibri" w:hAnsi="Calibri" w:cs="Calibri"/>
+                <w:noProof/>
+                <w:sz w:val="20"/>
+                <w:szCs w:val="20"/>
+              </w:rPr>
+              <w:t> </w:t>
+            </w:r>
+            <w:r>
+              <w:rPr>
+                <w:rFonts w:ascii="Calibri" w:hAnsi="Calibri" w:cs="Calibri"/>
+                <w:noProof/>
+                <w:sz w:val="20"/>
+                <w:szCs w:val="20"/>
+              </w:rPr>
+              <w:t> </w:t>
+            </w:r>
+            <w:r>
+              <w:rPr>
+                <w:rFonts w:ascii="Calibri" w:hAnsi="Calibri" w:cs="Calibri"/>
+                <w:noProof/>
+                <w:sz w:val="20"/>
+                <w:szCs w:val="20"/>
+              </w:rPr>
+              <w:t> </w:t>
+            </w:r>
+            <w:r>
+              <w:rPr>
+                <w:rFonts w:ascii="Calibri" w:hAnsi="Calibri" w:cs="Calibri"/>
+                <w:sz w:val="20"/>
+                <w:szCs w:val="20"/>
+              </w:rPr>
             </w:r>
             <w:bookmarkEnd w:id="19"/>
           </w:p>
@@ -6405,90 +6205,85 @@
                 <w:sz w:val="20"/>
                 <w:szCs w:val="20"/>
               </w:rPr>
-              <w:fldChar w:fldCharType="begin">
-                <w:ffData>
-                  <w:name w:val="Texto56"/>
-                  <w:enabled/>
-                  <w:calcOnExit w:val="0"/>
-                  <w:textInput/>
-                </w:ffData>
-              </w:fldChar>
-            </w:r>
-            <w:r>
-              <w:rPr>
-                <w:rFonts w:ascii="Calibri" w:hAnsi="Calibri" w:cs="Calibri"/>
-                <w:sz w:val="20"/>
-                <w:szCs w:val="20"/>
-              </w:rPr>
-              <w:instrText xml:space="preserve"> FORMTEXT </w:instrText>
-            </w:r>
-            <w:r>
-              <w:rPr>
-                <w:rFonts w:ascii="Calibri" w:hAnsi="Calibri" w:cs="Calibri"/>
-                <w:sz w:val="20"/>
-                <w:szCs w:val="20"/>
-              </w:rPr>
-            </w:r>
-            <w:r>
-              <w:rPr>
-                <w:rFonts w:ascii="Calibri" w:hAnsi="Calibri" w:cs="Calibri"/>
-                <w:sz w:val="20"/>
-                <w:szCs w:val="20"/>
-              </w:rPr>
-              <w:fldChar w:fldCharType="separate"/>
-            </w:r>
-            <w:r>
-              <w:rPr>
-                <w:rFonts w:ascii="Calibri" w:hAnsi="Calibri" w:cs="Calibri"/>
-                <w:noProof/>
-                <w:sz w:val="20"/>
-                <w:szCs w:val="20"/>
-              </w:rPr>
-              <w:t> </w:t>
-            </w:r>
-            <w:r>
-              <w:rPr>
-                <w:rFonts w:ascii="Calibri" w:hAnsi="Calibri" w:cs="Calibri"/>
-                <w:noProof/>
-                <w:sz w:val="20"/>
-                <w:szCs w:val="20"/>
-              </w:rPr>
-              <w:t> </w:t>
-            </w:r>
-            <w:r>
-              <w:rPr>
-                <w:rFonts w:ascii="Calibri" w:hAnsi="Calibri" w:cs="Calibri"/>
-                <w:noProof/>
-                <w:sz w:val="20"/>
-                <w:szCs w:val="20"/>
-              </w:rPr>
-              <w:t> </w:t>
-            </w:r>
-            <w:r>
-              <w:rPr>
-                <w:rFonts w:ascii="Calibri" w:hAnsi="Calibri" w:cs="Calibri"/>
-                <w:noProof/>
-                <w:sz w:val="20"/>
-                <w:szCs w:val="20"/>
-              </w:rPr>
-              <w:t> </w:t>
-            </w:r>
-            <w:r>
-              <w:rPr>
-                <w:rFonts w:ascii="Calibri" w:hAnsi="Calibri" w:cs="Calibri"/>
-                <w:noProof/>
-                <w:sz w:val="20"/>
-                <w:szCs w:val="20"/>
-              </w:rPr>
-              <w:t> </w:t>
-            </w:r>
-            <w:r>
-              <w:rPr>
-                <w:rFonts w:ascii="Calibri" w:hAnsi="Calibri" w:cs="Calibri"/>
-                <w:sz w:val="20"/>
-                <w:szCs w:val="20"/>
-              </w:rPr>
-              <w:fldChar w:fldCharType="end"/>
+              <w:ffData>
+                <w:name w:val="Texto56"/>
+                <w:enabled/>
+                <w:calcOnExit w:val="0"/>
+                <w:textInput/>
+              </w:ffData>
+            </w:r>
+            <w:r>
+              <w:rPr>
+                <w:rFonts w:ascii="Calibri" w:hAnsi="Calibri" w:cs="Calibri"/>
+                <w:sz w:val="20"/>
+                <w:szCs w:val="20"/>
+              </w:rPr>
+            </w:r>
+            <w:r>
+              <w:rPr>
+                <w:rFonts w:ascii="Calibri" w:hAnsi="Calibri" w:cs="Calibri"/>
+                <w:sz w:val="20"/>
+                <w:szCs w:val="20"/>
+              </w:rPr>
+            </w:r>
+            <w:r>
+              <w:rPr>
+                <w:rFonts w:ascii="Calibri" w:hAnsi="Calibri" w:cs="Calibri"/>
+                <w:sz w:val="20"/>
+                <w:szCs w:val="20"/>
+              </w:rPr>
+            </w:r>
+            <w:r>
+              <w:rPr>
+                <w:rFonts w:ascii="Calibri" w:hAnsi="Calibri" w:cs="Calibri"/>
+                <w:noProof/>
+                <w:sz w:val="20"/>
+                <w:szCs w:val="20"/>
+              </w:rPr>
+              <w:t> </w:t>
+            </w:r>
+            <w:r>
+              <w:rPr>
+                <w:rFonts w:ascii="Calibri" w:hAnsi="Calibri" w:cs="Calibri"/>
+                <w:noProof/>
+                <w:sz w:val="20"/>
+                <w:szCs w:val="20"/>
+              </w:rPr>
+              <w:t> </w:t>
+            </w:r>
+            <w:r>
+              <w:rPr>
+                <w:rFonts w:ascii="Calibri" w:hAnsi="Calibri" w:cs="Calibri"/>
+                <w:noProof/>
+                <w:sz w:val="20"/>
+                <w:szCs w:val="20"/>
+              </w:rPr>
+              <w:t> </w:t>
+            </w:r>
+            <w:r>
+              <w:rPr>
+                <w:rFonts w:ascii="Calibri" w:hAnsi="Calibri" w:cs="Calibri"/>
+                <w:noProof/>
+                <w:sz w:val="20"/>
+                <w:szCs w:val="20"/>
+              </w:rPr>
+              <w:t> </w:t>
+            </w:r>
+            <w:r>
+              <w:rPr>
+                <w:rFonts w:ascii="Calibri" w:hAnsi="Calibri" w:cs="Calibri"/>
+                <w:noProof/>
+                <w:sz w:val="20"/>
+                <w:szCs w:val="20"/>
+              </w:rPr>
+              <w:t> </w:t>
+            </w:r>
+            <w:r>
+              <w:rPr>
+                <w:rFonts w:ascii="Calibri" w:hAnsi="Calibri" w:cs="Calibri"/>
+                <w:sz w:val="20"/>
+                <w:szCs w:val="20"/>
+              </w:rPr>
             </w:r>
             <w:bookmarkEnd w:id="20"/>
           </w:p>
@@ -6572,90 +6367,85 @@
                 <w:sz w:val="20"/>
                 <w:szCs w:val="20"/>
               </w:rPr>
-              <w:fldChar w:fldCharType="begin">
-                <w:ffData>
-                  <w:name w:val="Texto56"/>
-                  <w:enabled/>
-                  <w:calcOnExit w:val="0"/>
-                  <w:textInput/>
-                </w:ffData>
-              </w:fldChar>
-            </w:r>
-            <w:r>
-              <w:rPr>
-                <w:rFonts w:ascii="Calibri" w:hAnsi="Calibri" w:cs="Calibri"/>
-                <w:sz w:val="20"/>
-                <w:szCs w:val="20"/>
-              </w:rPr>
-              <w:instrText xml:space="preserve"> FORMTEXT </w:instrText>
-            </w:r>
-            <w:r>
-              <w:rPr>
-                <w:rFonts w:ascii="Calibri" w:hAnsi="Calibri" w:cs="Calibri"/>
-                <w:sz w:val="20"/>
-                <w:szCs w:val="20"/>
-              </w:rPr>
-            </w:r>
-            <w:r>
-              <w:rPr>
-                <w:rFonts w:ascii="Calibri" w:hAnsi="Calibri" w:cs="Calibri"/>
-                <w:sz w:val="20"/>
-                <w:szCs w:val="20"/>
-              </w:rPr>
-              <w:fldChar w:fldCharType="separate"/>
-            </w:r>
-            <w:r>
-              <w:rPr>
-                <w:rFonts w:ascii="Calibri" w:hAnsi="Calibri" w:cs="Calibri"/>
-                <w:noProof/>
-                <w:sz w:val="20"/>
-                <w:szCs w:val="20"/>
-              </w:rPr>
-              <w:t> </w:t>
-            </w:r>
-            <w:r>
-              <w:rPr>
-                <w:rFonts w:ascii="Calibri" w:hAnsi="Calibri" w:cs="Calibri"/>
-                <w:noProof/>
-                <w:sz w:val="20"/>
-                <w:szCs w:val="20"/>
-              </w:rPr>
-              <w:t> </w:t>
-            </w:r>
-            <w:r>
-              <w:rPr>
-                <w:rFonts w:ascii="Calibri" w:hAnsi="Calibri" w:cs="Calibri"/>
-                <w:noProof/>
-                <w:sz w:val="20"/>
-                <w:szCs w:val="20"/>
-              </w:rPr>
-              <w:t> </w:t>
-            </w:r>
-            <w:r>
-              <w:rPr>
-                <w:rFonts w:ascii="Calibri" w:hAnsi="Calibri" w:cs="Calibri"/>
-                <w:noProof/>
-                <w:sz w:val="20"/>
-                <w:szCs w:val="20"/>
-              </w:rPr>
-              <w:t> </w:t>
-            </w:r>
-            <w:r>
-              <w:rPr>
-                <w:rFonts w:ascii="Calibri" w:hAnsi="Calibri" w:cs="Calibri"/>
-                <w:noProof/>
-                <w:sz w:val="20"/>
-                <w:szCs w:val="20"/>
-              </w:rPr>
-              <w:t> </w:t>
-            </w:r>
-            <w:r>
-              <w:rPr>
-                <w:rFonts w:ascii="Calibri" w:hAnsi="Calibri" w:cs="Calibri"/>
-                <w:sz w:val="20"/>
-                <w:szCs w:val="20"/>
-              </w:rPr>
-              <w:fldChar w:fldCharType="end"/>
+              <w:ffData>
+                <w:name w:val="Texto56"/>
+                <w:enabled/>
+                <w:calcOnExit w:val="0"/>
+                <w:textInput/>
+              </w:ffData>
+            </w:r>
+            <w:r>
+              <w:rPr>
+                <w:rFonts w:ascii="Calibri" w:hAnsi="Calibri" w:cs="Calibri"/>
+                <w:sz w:val="20"/>
+                <w:szCs w:val="20"/>
+              </w:rPr>
+            </w:r>
+            <w:r>
+              <w:rPr>
+                <w:rFonts w:ascii="Calibri" w:hAnsi="Calibri" w:cs="Calibri"/>
+                <w:sz w:val="20"/>
+                <w:szCs w:val="20"/>
+              </w:rPr>
+            </w:r>
+            <w:r>
+              <w:rPr>
+                <w:rFonts w:ascii="Calibri" w:hAnsi="Calibri" w:cs="Calibri"/>
+                <w:sz w:val="20"/>
+                <w:szCs w:val="20"/>
+              </w:rPr>
+            </w:r>
+            <w:r>
+              <w:rPr>
+                <w:rFonts w:ascii="Calibri" w:hAnsi="Calibri" w:cs="Calibri"/>
+                <w:noProof/>
+                <w:sz w:val="20"/>
+                <w:szCs w:val="20"/>
+              </w:rPr>
+              <w:t> </w:t>
+            </w:r>
+            <w:r>
+              <w:rPr>
+                <w:rFonts w:ascii="Calibri" w:hAnsi="Calibri" w:cs="Calibri"/>
+                <w:noProof/>
+                <w:sz w:val="20"/>
+                <w:szCs w:val="20"/>
+              </w:rPr>
+              <w:t> </w:t>
+            </w:r>
+            <w:r>
+              <w:rPr>
+                <w:rFonts w:ascii="Calibri" w:hAnsi="Calibri" w:cs="Calibri"/>
+                <w:noProof/>
+                <w:sz w:val="20"/>
+                <w:szCs w:val="20"/>
+              </w:rPr>
+              <w:t> </w:t>
+            </w:r>
+            <w:r>
+              <w:rPr>
+                <w:rFonts w:ascii="Calibri" w:hAnsi="Calibri" w:cs="Calibri"/>
+                <w:noProof/>
+                <w:sz w:val="20"/>
+                <w:szCs w:val="20"/>
+              </w:rPr>
+              <w:t> </w:t>
+            </w:r>
+            <w:r>
+              <w:rPr>
+                <w:rFonts w:ascii="Calibri" w:hAnsi="Calibri" w:cs="Calibri"/>
+                <w:noProof/>
+                <w:sz w:val="20"/>
+                <w:szCs w:val="20"/>
+              </w:rPr>
+              <w:t> </w:t>
+            </w:r>
+            <w:r>
+              <w:rPr>
+                <w:rFonts w:ascii="Calibri" w:hAnsi="Calibri" w:cs="Calibri"/>
+                <w:sz w:val="20"/>
+                <w:szCs w:val="20"/>
+              </w:rPr>
             </w:r>
           </w:p>
           <w:p>
@@ -6709,90 +6499,85 @@
                 <w:sz w:val="20"/>
                 <w:szCs w:val="20"/>
               </w:rPr>
-              <w:fldChar w:fldCharType="begin">
-                <w:ffData>
-                  <w:name w:val="Texto56"/>
-                  <w:enabled/>
-                  <w:calcOnExit w:val="0"/>
-                  <w:textInput/>
-                </w:ffData>
-              </w:fldChar>
-            </w:r>
-            <w:r>
-              <w:rPr>
-                <w:rFonts w:ascii="Calibri" w:hAnsi="Calibri" w:cs="Calibri"/>
-                <w:sz w:val="20"/>
-                <w:szCs w:val="20"/>
-              </w:rPr>
-              <w:instrText xml:space="preserve"> FORMTEXT </w:instrText>
-            </w:r>
-            <w:r>
-              <w:rPr>
-                <w:rFonts w:ascii="Calibri" w:hAnsi="Calibri" w:cs="Calibri"/>
-                <w:sz w:val="20"/>
-                <w:szCs w:val="20"/>
-              </w:rPr>
-            </w:r>
-            <w:r>
-              <w:rPr>
-                <w:rFonts w:ascii="Calibri" w:hAnsi="Calibri" w:cs="Calibri"/>
-                <w:sz w:val="20"/>
-                <w:szCs w:val="20"/>
-              </w:rPr>
-              <w:fldChar w:fldCharType="separate"/>
-            </w:r>
-            <w:r>
-              <w:rPr>
-                <w:rFonts w:ascii="Calibri" w:hAnsi="Calibri" w:cs="Calibri"/>
-                <w:noProof/>
-                <w:sz w:val="20"/>
-                <w:szCs w:val="20"/>
-              </w:rPr>
-              <w:t> </w:t>
-            </w:r>
-            <w:r>
-              <w:rPr>
-                <w:rFonts w:ascii="Calibri" w:hAnsi="Calibri" w:cs="Calibri"/>
-                <w:noProof/>
-                <w:sz w:val="20"/>
-                <w:szCs w:val="20"/>
-              </w:rPr>
-              <w:t> </w:t>
-            </w:r>
-            <w:r>
-              <w:rPr>
-                <w:rFonts w:ascii="Calibri" w:hAnsi="Calibri" w:cs="Calibri"/>
-                <w:noProof/>
-                <w:sz w:val="20"/>
-                <w:szCs w:val="20"/>
-              </w:rPr>
-              <w:t> </w:t>
-            </w:r>
-            <w:r>
-              <w:rPr>
-                <w:rFonts w:ascii="Calibri" w:hAnsi="Calibri" w:cs="Calibri"/>
-                <w:noProof/>
-                <w:sz w:val="20"/>
-                <w:szCs w:val="20"/>
-              </w:rPr>
-              <w:t> </w:t>
-            </w:r>
-            <w:r>
-              <w:rPr>
-                <w:rFonts w:ascii="Calibri" w:hAnsi="Calibri" w:cs="Calibri"/>
-                <w:noProof/>
-                <w:sz w:val="20"/>
-                <w:szCs w:val="20"/>
-              </w:rPr>
-              <w:t> </w:t>
-            </w:r>
-            <w:r>
-              <w:rPr>
-                <w:rFonts w:ascii="Calibri" w:hAnsi="Calibri" w:cs="Calibri"/>
-                <w:sz w:val="20"/>
-                <w:szCs w:val="20"/>
-              </w:rPr>
-              <w:fldChar w:fldCharType="end"/>
+              <w:ffData>
+                <w:name w:val="Texto56"/>
+                <w:enabled/>
+                <w:calcOnExit w:val="0"/>
+                <w:textInput/>
+              </w:ffData>
+            </w:r>
+            <w:r>
+              <w:rPr>
+                <w:rFonts w:ascii="Calibri" w:hAnsi="Calibri" w:cs="Calibri"/>
+                <w:sz w:val="20"/>
+                <w:szCs w:val="20"/>
+              </w:rPr>
+            </w:r>
+            <w:r>
+              <w:rPr>
+                <w:rFonts w:ascii="Calibri" w:hAnsi="Calibri" w:cs="Calibri"/>
+                <w:sz w:val="20"/>
+                <w:szCs w:val="20"/>
+              </w:rPr>
+            </w:r>
+            <w:r>
+              <w:rPr>
+                <w:rFonts w:ascii="Calibri" w:hAnsi="Calibri" w:cs="Calibri"/>
+                <w:sz w:val="20"/>
+                <w:szCs w:val="20"/>
+              </w:rPr>
+            </w:r>
+            <w:r>
+              <w:rPr>
+                <w:rFonts w:ascii="Calibri" w:hAnsi="Calibri" w:cs="Calibri"/>
+                <w:noProof/>
+                <w:sz w:val="20"/>
+                <w:szCs w:val="20"/>
+              </w:rPr>
+              <w:t> </w:t>
+            </w:r>
+            <w:r>
+              <w:rPr>
+                <w:rFonts w:ascii="Calibri" w:hAnsi="Calibri" w:cs="Calibri"/>
+                <w:noProof/>
+                <w:sz w:val="20"/>
+                <w:szCs w:val="20"/>
+              </w:rPr>
+              <w:t> </w:t>
+            </w:r>
+            <w:r>
+              <w:rPr>
+                <w:rFonts w:ascii="Calibri" w:hAnsi="Calibri" w:cs="Calibri"/>
+                <w:noProof/>
+                <w:sz w:val="20"/>
+                <w:szCs w:val="20"/>
+              </w:rPr>
+              <w:t> </w:t>
+            </w:r>
+            <w:r>
+              <w:rPr>
+                <w:rFonts w:ascii="Calibri" w:hAnsi="Calibri" w:cs="Calibri"/>
+                <w:noProof/>
+                <w:sz w:val="20"/>
+                <w:szCs w:val="20"/>
+              </w:rPr>
+              <w:t> </w:t>
+            </w:r>
+            <w:r>
+              <w:rPr>
+                <w:rFonts w:ascii="Calibri" w:hAnsi="Calibri" w:cs="Calibri"/>
+                <w:noProof/>
+                <w:sz w:val="20"/>
+                <w:szCs w:val="20"/>
+              </w:rPr>
+              <w:t> </w:t>
+            </w:r>
+            <w:r>
+              <w:rPr>
+                <w:rFonts w:ascii="Calibri" w:hAnsi="Calibri" w:cs="Calibri"/>
+                <w:sz w:val="20"/>
+                <w:szCs w:val="20"/>
+              </w:rPr>
             </w:r>
           </w:p>
           <w:p>
@@ -6846,90 +6631,85 @@
                 <w:sz w:val="20"/>
                 <w:szCs w:val="20"/>
               </w:rPr>
-              <w:fldChar w:fldCharType="begin">
-                <w:ffData>
-                  <w:name w:val="Texto56"/>
-                  <w:enabled/>
-                  <w:calcOnExit w:val="0"/>
-                  <w:textInput/>
-                </w:ffData>
-              </w:fldChar>
-            </w:r>
-            <w:r>
-              <w:rPr>
-                <w:rFonts w:ascii="Calibri" w:hAnsi="Calibri" w:cs="Calibri"/>
-                <w:sz w:val="20"/>
-                <w:szCs w:val="20"/>
-              </w:rPr>
-              <w:instrText xml:space="preserve"> FORMTEXT </w:instrText>
-            </w:r>
-            <w:r>
-              <w:rPr>
-                <w:rFonts w:ascii="Calibri" w:hAnsi="Calibri" w:cs="Calibri"/>
-                <w:sz w:val="20"/>
-                <w:szCs w:val="20"/>
-              </w:rPr>
-            </w:r>
-            <w:r>
-              <w:rPr>
-                <w:rFonts w:ascii="Calibri" w:hAnsi="Calibri" w:cs="Calibri"/>
-                <w:sz w:val="20"/>
-                <w:szCs w:val="20"/>
-              </w:rPr>
-              <w:fldChar w:fldCharType="separate"/>
-            </w:r>
-            <w:r>
-              <w:rPr>
-                <w:rFonts w:ascii="Calibri" w:hAnsi="Calibri" w:cs="Calibri"/>
-                <w:noProof/>
-                <w:sz w:val="20"/>
-                <w:szCs w:val="20"/>
-              </w:rPr>
-              <w:t> </w:t>
-            </w:r>
-            <w:r>
-              <w:rPr>
-                <w:rFonts w:ascii="Calibri" w:hAnsi="Calibri" w:cs="Calibri"/>
-                <w:noProof/>
-                <w:sz w:val="20"/>
-                <w:szCs w:val="20"/>
-              </w:rPr>
-              <w:t> </w:t>
-            </w:r>
-            <w:r>
-              <w:rPr>
-                <w:rFonts w:ascii="Calibri" w:hAnsi="Calibri" w:cs="Calibri"/>
-                <w:noProof/>
-                <w:sz w:val="20"/>
-                <w:szCs w:val="20"/>
-              </w:rPr>
-              <w:t> </w:t>
-            </w:r>
-            <w:r>
-              <w:rPr>
-                <w:rFonts w:ascii="Calibri" w:hAnsi="Calibri" w:cs="Calibri"/>
-                <w:noProof/>
-                <w:sz w:val="20"/>
-                <w:szCs w:val="20"/>
-              </w:rPr>
-              <w:t> </w:t>
-            </w:r>
-            <w:r>
-              <w:rPr>
-                <w:rFonts w:ascii="Calibri" w:hAnsi="Calibri" w:cs="Calibri"/>
-                <w:noProof/>
-                <w:sz w:val="20"/>
-                <w:szCs w:val="20"/>
-              </w:rPr>
-              <w:t> </w:t>
-            </w:r>
-            <w:r>
-              <w:rPr>
-                <w:rFonts w:ascii="Calibri" w:hAnsi="Calibri" w:cs="Calibri"/>
-                <w:sz w:val="20"/>
-                <w:szCs w:val="20"/>
-              </w:rPr>
-              <w:fldChar w:fldCharType="end"/>
+              <w:ffData>
+                <w:name w:val="Texto56"/>
+                <w:enabled/>
+                <w:calcOnExit w:val="0"/>
+                <w:textInput/>
+              </w:ffData>
+            </w:r>
+            <w:r>
+              <w:rPr>
+                <w:rFonts w:ascii="Calibri" w:hAnsi="Calibri" w:cs="Calibri"/>
+                <w:sz w:val="20"/>
+                <w:szCs w:val="20"/>
+              </w:rPr>
+            </w:r>
+            <w:r>
+              <w:rPr>
+                <w:rFonts w:ascii="Calibri" w:hAnsi="Calibri" w:cs="Calibri"/>
+                <w:sz w:val="20"/>
+                <w:szCs w:val="20"/>
+              </w:rPr>
+            </w:r>
+            <w:r>
+              <w:rPr>
+                <w:rFonts w:ascii="Calibri" w:hAnsi="Calibri" w:cs="Calibri"/>
+                <w:sz w:val="20"/>
+                <w:szCs w:val="20"/>
+              </w:rPr>
+            </w:r>
+            <w:r>
+              <w:rPr>
+                <w:rFonts w:ascii="Calibri" w:hAnsi="Calibri" w:cs="Calibri"/>
+                <w:noProof/>
+                <w:sz w:val="20"/>
+                <w:szCs w:val="20"/>
+              </w:rPr>
+              <w:t> </w:t>
+            </w:r>
+            <w:r>
+              <w:rPr>
+                <w:rFonts w:ascii="Calibri" w:hAnsi="Calibri" w:cs="Calibri"/>
+                <w:noProof/>
+                <w:sz w:val="20"/>
+                <w:szCs w:val="20"/>
+              </w:rPr>
+              <w:t> </w:t>
+            </w:r>
+            <w:r>
+              <w:rPr>
+                <w:rFonts w:ascii="Calibri" w:hAnsi="Calibri" w:cs="Calibri"/>
+                <w:noProof/>
+                <w:sz w:val="20"/>
+                <w:szCs w:val="20"/>
+              </w:rPr>
+              <w:t> </w:t>
+            </w:r>
+            <w:r>
+              <w:rPr>
+                <w:rFonts w:ascii="Calibri" w:hAnsi="Calibri" w:cs="Calibri"/>
+                <w:noProof/>
+                <w:sz w:val="20"/>
+                <w:szCs w:val="20"/>
+              </w:rPr>
+              <w:t> </w:t>
+            </w:r>
+            <w:r>
+              <w:rPr>
+                <w:rFonts w:ascii="Calibri" w:hAnsi="Calibri" w:cs="Calibri"/>
+                <w:noProof/>
+                <w:sz w:val="20"/>
+                <w:szCs w:val="20"/>
+              </w:rPr>
+              <w:t> </w:t>
+            </w:r>
+            <w:r>
+              <w:rPr>
+                <w:rFonts w:ascii="Calibri" w:hAnsi="Calibri" w:cs="Calibri"/>
+                <w:sz w:val="20"/>
+                <w:szCs w:val="20"/>
+              </w:rPr>
             </w:r>
           </w:p>
           <w:p>
@@ -6974,92 +6754,87 @@
                 <w:sz w:val="20"/>
                 <w:szCs w:val="20"/>
               </w:rPr>
-              <w:fldChar w:fldCharType="begin">
-                <w:ffData>
-                  <w:name w:val="Texto2"/>
-                  <w:enabled/>
-                  <w:calcOnExit w:val="0"/>
-                  <w:textInput>
-                    <w:type w:val="number"/>
-                  </w:textInput>
-                </w:ffData>
-              </w:fldChar>
-            </w:r>
-            <w:r>
-              <w:rPr>
-                <w:rFonts w:ascii="Calibri" w:hAnsi="Calibri" w:cs="Calibri"/>
-                <w:sz w:val="20"/>
-                <w:szCs w:val="20"/>
-              </w:rPr>
-              <w:instrText xml:space="preserve"> FORMTEXT </w:instrText>
-            </w:r>
-            <w:r>
-              <w:rPr>
-                <w:rFonts w:ascii="Calibri" w:hAnsi="Calibri" w:cs="Calibri"/>
-                <w:sz w:val="20"/>
-                <w:szCs w:val="20"/>
-              </w:rPr>
-            </w:r>
-            <w:r>
-              <w:rPr>
-                <w:rFonts w:ascii="Calibri" w:hAnsi="Calibri" w:cs="Calibri"/>
-                <w:sz w:val="20"/>
-                <w:szCs w:val="20"/>
-              </w:rPr>
-              <w:fldChar w:fldCharType="separate"/>
-            </w:r>
-            <w:r>
-              <w:rPr>
-                <w:rFonts w:ascii="Calibri" w:hAnsi="Calibri" w:cs="Calibri"/>
-                <w:noProof/>
-                <w:sz w:val="20"/>
-                <w:szCs w:val="20"/>
-              </w:rPr>
-              <w:t> </w:t>
-            </w:r>
-            <w:r>
-              <w:rPr>
-                <w:rFonts w:ascii="Calibri" w:hAnsi="Calibri" w:cs="Calibri"/>
-                <w:noProof/>
-                <w:sz w:val="20"/>
-                <w:szCs w:val="20"/>
-              </w:rPr>
-              <w:t> </w:t>
-            </w:r>
-            <w:r>
-              <w:rPr>
-                <w:rFonts w:ascii="Calibri" w:hAnsi="Calibri" w:cs="Calibri"/>
-                <w:noProof/>
-                <w:sz w:val="20"/>
-                <w:szCs w:val="20"/>
-              </w:rPr>
-              <w:t> </w:t>
-            </w:r>
-            <w:r>
-              <w:rPr>
-                <w:rFonts w:ascii="Calibri" w:hAnsi="Calibri" w:cs="Calibri"/>
-                <w:noProof/>
-                <w:sz w:val="20"/>
-                <w:szCs w:val="20"/>
-              </w:rPr>
-              <w:t> </w:t>
-            </w:r>
-            <w:r>
-              <w:rPr>
-                <w:rFonts w:ascii="Calibri" w:hAnsi="Calibri" w:cs="Calibri"/>
-                <w:noProof/>
-                <w:sz w:val="20"/>
-                <w:szCs w:val="20"/>
-              </w:rPr>
-              <w:t> </w:t>
-            </w:r>
-            <w:r>
-              <w:rPr>
-                <w:rFonts w:ascii="Calibri" w:hAnsi="Calibri" w:cs="Calibri"/>
-                <w:sz w:val="20"/>
-                <w:szCs w:val="20"/>
-              </w:rPr>
-              <w:fldChar w:fldCharType="end"/>
+              <w:ffData>
+                <w:name w:val="Texto2"/>
+                <w:enabled/>
+                <w:calcOnExit w:val="0"/>
+                <w:textInput>
+                  <w:type w:val="number"/>
+                </w:textInput>
+              </w:ffData>
+            </w:r>
+            <w:r>
+              <w:rPr>
+                <w:rFonts w:ascii="Calibri" w:hAnsi="Calibri" w:cs="Calibri"/>
+                <w:sz w:val="20"/>
+                <w:szCs w:val="20"/>
+              </w:rPr>
+            </w:r>
+            <w:r>
+              <w:rPr>
+                <w:rFonts w:ascii="Calibri" w:hAnsi="Calibri" w:cs="Calibri"/>
+                <w:sz w:val="20"/>
+                <w:szCs w:val="20"/>
+              </w:rPr>
+            </w:r>
+            <w:r>
+              <w:rPr>
+                <w:rFonts w:ascii="Calibri" w:hAnsi="Calibri" w:cs="Calibri"/>
+                <w:sz w:val="20"/>
+                <w:szCs w:val="20"/>
+              </w:rPr>
+            </w:r>
+            <w:r>
+              <w:rPr>
+                <w:rFonts w:ascii="Calibri" w:hAnsi="Calibri" w:cs="Calibri"/>
+                <w:noProof/>
+                <w:sz w:val="20"/>
+                <w:szCs w:val="20"/>
+              </w:rPr>
+              <w:t> </w:t>
+            </w:r>
+            <w:r>
+              <w:rPr>
+                <w:rFonts w:ascii="Calibri" w:hAnsi="Calibri" w:cs="Calibri"/>
+                <w:noProof/>
+                <w:sz w:val="20"/>
+                <w:szCs w:val="20"/>
+              </w:rPr>
+              <w:t> </w:t>
+            </w:r>
+            <w:r>
+              <w:rPr>
+                <w:rFonts w:ascii="Calibri" w:hAnsi="Calibri" w:cs="Calibri"/>
+                <w:noProof/>
+                <w:sz w:val="20"/>
+                <w:szCs w:val="20"/>
+              </w:rPr>
+              <w:t> </w:t>
+            </w:r>
+            <w:r>
+              <w:rPr>
+                <w:rFonts w:ascii="Calibri" w:hAnsi="Calibri" w:cs="Calibri"/>
+                <w:noProof/>
+                <w:sz w:val="20"/>
+                <w:szCs w:val="20"/>
+              </w:rPr>
+              <w:t> </w:t>
+            </w:r>
+            <w:r>
+              <w:rPr>
+                <w:rFonts w:ascii="Calibri" w:hAnsi="Calibri" w:cs="Calibri"/>
+                <w:noProof/>
+                <w:sz w:val="20"/>
+                <w:szCs w:val="20"/>
+              </w:rPr>
+              <w:t> </w:t>
+            </w:r>
+            <w:r>
+              <w:rPr>
+                <w:rFonts w:ascii="Calibri" w:hAnsi="Calibri" w:cs="Calibri"/>
+                <w:sz w:val="20"/>
+                <w:szCs w:val="20"/>
+              </w:rPr>
             </w:r>
           </w:p>
           <w:p>
@@ -7104,92 +6879,87 @@
                 <w:sz w:val="20"/>
                 <w:szCs w:val="20"/>
               </w:rPr>
-              <w:fldChar w:fldCharType="begin">
-                <w:ffData>
-                  <w:name w:val="Texto2"/>
-                  <w:enabled/>
-                  <w:calcOnExit w:val="0"/>
-                  <w:textInput>
-                    <w:type w:val="number"/>
-                  </w:textInput>
-                </w:ffData>
-              </w:fldChar>
-            </w:r>
-            <w:r>
-              <w:rPr>
-                <w:rFonts w:ascii="Calibri" w:hAnsi="Calibri" w:cs="Calibri"/>
-                <w:sz w:val="20"/>
-                <w:szCs w:val="20"/>
-              </w:rPr>
-              <w:instrText xml:space="preserve"> FORMTEXT </w:instrText>
-            </w:r>
-            <w:r>
-              <w:rPr>
-                <w:rFonts w:ascii="Calibri" w:hAnsi="Calibri" w:cs="Calibri"/>
-                <w:sz w:val="20"/>
-                <w:szCs w:val="20"/>
-              </w:rPr>
-            </w:r>
-            <w:r>
-              <w:rPr>
-                <w:rFonts w:ascii="Calibri" w:hAnsi="Calibri" w:cs="Calibri"/>
-                <w:sz w:val="20"/>
-                <w:szCs w:val="20"/>
-              </w:rPr>
-              <w:fldChar w:fldCharType="separate"/>
-            </w:r>
-            <w:r>
-              <w:rPr>
-                <w:rFonts w:ascii="Calibri" w:hAnsi="Calibri" w:cs="Calibri"/>
-                <w:noProof/>
-                <w:sz w:val="20"/>
-                <w:szCs w:val="20"/>
-              </w:rPr>
-              <w:t> </w:t>
-            </w:r>
-            <w:r>
-              <w:rPr>
-                <w:rFonts w:ascii="Calibri" w:hAnsi="Calibri" w:cs="Calibri"/>
-                <w:noProof/>
-                <w:sz w:val="20"/>
-                <w:szCs w:val="20"/>
-              </w:rPr>
-              <w:t> </w:t>
-            </w:r>
-            <w:r>
-              <w:rPr>
-                <w:rFonts w:ascii="Calibri" w:hAnsi="Calibri" w:cs="Calibri"/>
-                <w:noProof/>
-                <w:sz w:val="20"/>
-                <w:szCs w:val="20"/>
-              </w:rPr>
-              <w:t> </w:t>
-            </w:r>
-            <w:r>
-              <w:rPr>
-                <w:rFonts w:ascii="Calibri" w:hAnsi="Calibri" w:cs="Calibri"/>
-                <w:noProof/>
-                <w:sz w:val="20"/>
-                <w:szCs w:val="20"/>
-              </w:rPr>
-              <w:t> </w:t>
-            </w:r>
-            <w:r>
-              <w:rPr>
-                <w:rFonts w:ascii="Calibri" w:hAnsi="Calibri" w:cs="Calibri"/>
-                <w:noProof/>
-                <w:sz w:val="20"/>
-                <w:szCs w:val="20"/>
-              </w:rPr>
-              <w:t> </w:t>
-            </w:r>
-            <w:r>
-              <w:rPr>
-                <w:rFonts w:ascii="Calibri" w:hAnsi="Calibri" w:cs="Calibri"/>
-                <w:sz w:val="20"/>
-                <w:szCs w:val="20"/>
-              </w:rPr>
-              <w:fldChar w:fldCharType="end"/>
+              <w:ffData>
+                <w:name w:val="Texto2"/>
+                <w:enabled/>
+                <w:calcOnExit w:val="0"/>
+                <w:textInput>
+                  <w:type w:val="number"/>
+                </w:textInput>
+              </w:ffData>
+            </w:r>
+            <w:r>
+              <w:rPr>
+                <w:rFonts w:ascii="Calibri" w:hAnsi="Calibri" w:cs="Calibri"/>
+                <w:sz w:val="20"/>
+                <w:szCs w:val="20"/>
+              </w:rPr>
+            </w:r>
+            <w:r>
+              <w:rPr>
+                <w:rFonts w:ascii="Calibri" w:hAnsi="Calibri" w:cs="Calibri"/>
+                <w:sz w:val="20"/>
+                <w:szCs w:val="20"/>
+              </w:rPr>
+            </w:r>
+            <w:r>
+              <w:rPr>
+                <w:rFonts w:ascii="Calibri" w:hAnsi="Calibri" w:cs="Calibri"/>
+                <w:sz w:val="20"/>
+                <w:szCs w:val="20"/>
+              </w:rPr>
+            </w:r>
+            <w:r>
+              <w:rPr>
+                <w:rFonts w:ascii="Calibri" w:hAnsi="Calibri" w:cs="Calibri"/>
+                <w:noProof/>
+                <w:sz w:val="20"/>
+                <w:szCs w:val="20"/>
+              </w:rPr>
+              <w:t> </w:t>
+            </w:r>
+            <w:r>
+              <w:rPr>
+                <w:rFonts w:ascii="Calibri" w:hAnsi="Calibri" w:cs="Calibri"/>
+                <w:noProof/>
+                <w:sz w:val="20"/>
+                <w:szCs w:val="20"/>
+              </w:rPr>
+              <w:t> </w:t>
+            </w:r>
+            <w:r>
+              <w:rPr>
+                <w:rFonts w:ascii="Calibri" w:hAnsi="Calibri" w:cs="Calibri"/>
+                <w:noProof/>
+                <w:sz w:val="20"/>
+                <w:szCs w:val="20"/>
+              </w:rPr>
+              <w:t> </w:t>
+            </w:r>
+            <w:r>
+              <w:rPr>
+                <w:rFonts w:ascii="Calibri" w:hAnsi="Calibri" w:cs="Calibri"/>
+                <w:noProof/>
+                <w:sz w:val="20"/>
+                <w:szCs w:val="20"/>
+              </w:rPr>
+              <w:t> </w:t>
+            </w:r>
+            <w:r>
+              <w:rPr>
+                <w:rFonts w:ascii="Calibri" w:hAnsi="Calibri" w:cs="Calibri"/>
+                <w:noProof/>
+                <w:sz w:val="20"/>
+                <w:szCs w:val="20"/>
+              </w:rPr>
+              <w:t> </w:t>
+            </w:r>
+            <w:r>
+              <w:rPr>
+                <w:rFonts w:ascii="Calibri" w:hAnsi="Calibri" w:cs="Calibri"/>
+                <w:sz w:val="20"/>
+                <w:szCs w:val="20"/>
+              </w:rPr>
             </w:r>
           </w:p>
           <w:p>
@@ -7257,90 +7027,85 @@
                 <w:sz w:val="20"/>
                 <w:szCs w:val="20"/>
               </w:rPr>
-              <w:fldChar w:fldCharType="begin">
-                <w:ffData>
-                  <w:name w:val="Texto57"/>
-                  <w:enabled/>
-                  <w:calcOnExit w:val="0"/>
-                  <w:textInput/>
-                </w:ffData>
-              </w:fldChar>
-            </w:r>
-            <w:r>
-              <w:rPr>
-                <w:rFonts w:ascii="Calibri" w:hAnsi="Calibri" w:cs="Calibri"/>
-                <w:sz w:val="20"/>
-                <w:szCs w:val="20"/>
-              </w:rPr>
-              <w:instrText xml:space="preserve"> FORMTEXT </w:instrText>
-            </w:r>
-            <w:r>
-              <w:rPr>
-                <w:rFonts w:ascii="Calibri" w:hAnsi="Calibri" w:cs="Calibri"/>
-                <w:sz w:val="20"/>
-                <w:szCs w:val="20"/>
-              </w:rPr>
-            </w:r>
-            <w:r>
-              <w:rPr>
-                <w:rFonts w:ascii="Calibri" w:hAnsi="Calibri" w:cs="Calibri"/>
-                <w:sz w:val="20"/>
-                <w:szCs w:val="20"/>
-              </w:rPr>
-              <w:fldChar w:fldCharType="separate"/>
-            </w:r>
-            <w:r>
-              <w:rPr>
-                <w:rFonts w:ascii="Calibri" w:hAnsi="Calibri" w:cs="Calibri"/>
-                <w:noProof/>
-                <w:sz w:val="20"/>
-                <w:szCs w:val="20"/>
-              </w:rPr>
-              <w:t> </w:t>
-            </w:r>
-            <w:r>
-              <w:rPr>
-                <w:rFonts w:ascii="Calibri" w:hAnsi="Calibri" w:cs="Calibri"/>
-                <w:noProof/>
-                <w:sz w:val="20"/>
-                <w:szCs w:val="20"/>
-              </w:rPr>
-              <w:t> </w:t>
-            </w:r>
-            <w:r>
-              <w:rPr>
-                <w:rFonts w:ascii="Calibri" w:hAnsi="Calibri" w:cs="Calibri"/>
-                <w:noProof/>
-                <w:sz w:val="20"/>
-                <w:szCs w:val="20"/>
-              </w:rPr>
-              <w:t> </w:t>
-            </w:r>
-            <w:r>
-              <w:rPr>
-                <w:rFonts w:ascii="Calibri" w:hAnsi="Calibri" w:cs="Calibri"/>
-                <w:noProof/>
-                <w:sz w:val="20"/>
-                <w:szCs w:val="20"/>
-              </w:rPr>
-              <w:t> </w:t>
-            </w:r>
-            <w:r>
-              <w:rPr>
-                <w:rFonts w:ascii="Calibri" w:hAnsi="Calibri" w:cs="Calibri"/>
-                <w:noProof/>
-                <w:sz w:val="20"/>
-                <w:szCs w:val="20"/>
-              </w:rPr>
-              <w:t> </w:t>
-            </w:r>
-            <w:r>
-              <w:rPr>
-                <w:rFonts w:ascii="Calibri" w:hAnsi="Calibri" w:cs="Calibri"/>
-                <w:sz w:val="20"/>
-                <w:szCs w:val="20"/>
-              </w:rPr>
-              <w:fldChar w:fldCharType="end"/>
+              <w:ffData>
+                <w:name w:val="Texto57"/>
+                <w:enabled/>
+                <w:calcOnExit w:val="0"/>
+                <w:textInput/>
+              </w:ffData>
+            </w:r>
+            <w:r>
+              <w:rPr>
+                <w:rFonts w:ascii="Calibri" w:hAnsi="Calibri" w:cs="Calibri"/>
+                <w:sz w:val="20"/>
+                <w:szCs w:val="20"/>
+              </w:rPr>
+            </w:r>
+            <w:r>
+              <w:rPr>
+                <w:rFonts w:ascii="Calibri" w:hAnsi="Calibri" w:cs="Calibri"/>
+                <w:sz w:val="20"/>
+                <w:szCs w:val="20"/>
+              </w:rPr>
+            </w:r>
+            <w:r>
+              <w:rPr>
+                <w:rFonts w:ascii="Calibri" w:hAnsi="Calibri" w:cs="Calibri"/>
+                <w:sz w:val="20"/>
+                <w:szCs w:val="20"/>
+              </w:rPr>
+            </w:r>
+            <w:r>
+              <w:rPr>
+                <w:rFonts w:ascii="Calibri" w:hAnsi="Calibri" w:cs="Calibri"/>
+                <w:noProof/>
+                <w:sz w:val="20"/>
+                <w:szCs w:val="20"/>
+              </w:rPr>
+              <w:t> </w:t>
+            </w:r>
+            <w:r>
+              <w:rPr>
+                <w:rFonts w:ascii="Calibri" w:hAnsi="Calibri" w:cs="Calibri"/>
+                <w:noProof/>
+                <w:sz w:val="20"/>
+                <w:szCs w:val="20"/>
+              </w:rPr>
+              <w:t> </w:t>
+            </w:r>
+            <w:r>
+              <w:rPr>
+                <w:rFonts w:ascii="Calibri" w:hAnsi="Calibri" w:cs="Calibri"/>
+                <w:noProof/>
+                <w:sz w:val="20"/>
+                <w:szCs w:val="20"/>
+              </w:rPr>
+              <w:t> </w:t>
+            </w:r>
+            <w:r>
+              <w:rPr>
+                <w:rFonts w:ascii="Calibri" w:hAnsi="Calibri" w:cs="Calibri"/>
+                <w:noProof/>
+                <w:sz w:val="20"/>
+                <w:szCs w:val="20"/>
+              </w:rPr>
+              <w:t> </w:t>
+            </w:r>
+            <w:r>
+              <w:rPr>
+                <w:rFonts w:ascii="Calibri" w:hAnsi="Calibri" w:cs="Calibri"/>
+                <w:noProof/>
+                <w:sz w:val="20"/>
+                <w:szCs w:val="20"/>
+              </w:rPr>
+              <w:t> </w:t>
+            </w:r>
+            <w:r>
+              <w:rPr>
+                <w:rFonts w:ascii="Calibri" w:hAnsi="Calibri" w:cs="Calibri"/>
+                <w:sz w:val="20"/>
+                <w:szCs w:val="20"/>
+              </w:rPr>
             </w:r>
             <w:bookmarkEnd w:id="21"/>
           </w:p>
@@ -8037,14 +7802,12 @@
           <w:sz w:val="20"/>
           <w:szCs w:val="20"/>
         </w:rPr>
-        <w:fldChar w:fldCharType="begin">
-          <w:ffData>
-            <w:name w:val="Texto56"/>
-            <w:enabled/>
-            <w:calcOnExit w:val="0"/>
-            <w:textInput/>
-          </w:ffData>
-        </w:fldChar>
+        <w:ffData>
+          <w:name w:val="Texto56"/>
+          <w:enabled/>
+          <w:calcOnExit w:val="0"/>
+          <w:textInput/>
+        </w:ffData>
       </w:r>
       <w:r>
         <w:rPr>
@@ -8054,7 +7817,6 @@
           <w:sz w:val="20"/>
           <w:szCs w:val="20"/>
         </w:rPr>
-        <w:instrText xml:space="preserve"> FORMTEXT </w:instrText>
       </w:r>
       <w:r>
         <w:rPr>
@@ -8073,7 +7835,6 @@
           <w:sz w:val="20"/>
           <w:szCs w:val="20"/>
         </w:rPr>
-        <w:fldChar w:fldCharType="separate"/>
       </w:r>
       <w:r>
         <w:rPr>
@@ -8138,7 +7899,6 @@
           <w:sz w:val="20"/>
           <w:szCs w:val="20"/>
         </w:rPr>
-        <w:fldChar w:fldCharType="end"/>
       </w:r>
       <w:r>
         <w:rPr>
@@ -8158,14 +7918,12 @@
           <w:sz w:val="20"/>
           <w:szCs w:val="20"/>
         </w:rPr>
-        <w:fldChar w:fldCharType="begin">
-          <w:ffData>
-            <w:name w:val="Texto56"/>
-            <w:enabled/>
-            <w:calcOnExit w:val="0"/>
-            <w:textInput/>
-          </w:ffData>
-        </w:fldChar>
+        <w:ffData>
+          <w:name w:val="Texto56"/>
+          <w:enabled/>
+          <w:calcOnExit w:val="0"/>
+          <w:textInput/>
+        </w:ffData>
       </w:r>
       <w:r>
         <w:rPr>
@@ -8175,7 +7933,6 @@
           <w:sz w:val="20"/>
           <w:szCs w:val="20"/>
         </w:rPr>
-        <w:instrText xml:space="preserve"> FORMTEXT </w:instrText>
       </w:r>
       <w:r>
         <w:rPr>
@@ -8194,7 +7951,6 @@
           <w:sz w:val="20"/>
           <w:szCs w:val="20"/>
         </w:rPr>
-        <w:fldChar w:fldCharType="separate"/>
       </w:r>
       <w:r>
         <w:rPr>
@@ -8259,7 +8015,6 @@
           <w:sz w:val="20"/>
           <w:szCs w:val="20"/>
         </w:rPr>
-        <w:fldChar w:fldCharType="end"/>
       </w:r>
       <w:r>
         <w:rPr>
@@ -8279,14 +8034,12 @@
           <w:sz w:val="20"/>
           <w:szCs w:val="20"/>
         </w:rPr>
-        <w:fldChar w:fldCharType="begin">
-          <w:ffData>
-            <w:name w:val="Texto56"/>
-            <w:enabled/>
-            <w:calcOnExit w:val="0"/>
-            <w:textInput/>
-          </w:ffData>
-        </w:fldChar>
+        <w:ffData>
+          <w:name w:val="Texto56"/>
+          <w:enabled/>
+          <w:calcOnExit w:val="0"/>
+          <w:textInput/>
+        </w:ffData>
       </w:r>
       <w:r>
         <w:rPr>
@@ -8296,7 +8049,6 @@
           <w:sz w:val="20"/>
           <w:szCs w:val="20"/>
         </w:rPr>
-        <w:instrText xml:space="preserve"> FORMTEXT </w:instrText>
       </w:r>
       <w:r>
         <w:rPr>
@@ -8315,7 +8067,6 @@
           <w:sz w:val="20"/>
           <w:szCs w:val="20"/>
         </w:rPr>
-        <w:fldChar w:fldCharType="separate"/>
       </w:r>
       <w:r>
         <w:rPr>
@@ -8380,7 +8131,6 @@
           <w:sz w:val="20"/>
           <w:szCs w:val="20"/>
         </w:rPr>
-        <w:fldChar w:fldCharType="end"/>
       </w:r>
       <w:r>
         <w:rPr>
